--- a/Y3/T2/Network Security/Lab/MOD10-11/GNS3/Answer/10.3.12 Lab - Configure ZPFs.docx
+++ b/Y3/T2/Network Security/Lab/MOD10-11/GNS3/Answer/10.3.12 Lab - Configure ZPFs.docx
@@ -1,6 +1,6 @@
 
 <file path=word/document.xml><?xml version="1.0" encoding="utf-8"?>
-<w:document xmlns:wpc="http://schemas.microsoft.com/office/word/2010/wordprocessingCanvas" xmlns:cx="http://schemas.microsoft.com/office/drawing/2014/chartex" xmlns:cx1="http://schemas.microsoft.com/office/drawing/2015/9/8/chartex" xmlns:cx2="http://schemas.microsoft.com/office/drawing/2015/10/21/chartex" xmlns:cx3="http://schemas.microsoft.com/office/drawing/2016/5/9/chartex" xmlns:cx4="http://schemas.microsoft.com/office/drawing/2016/5/10/chartex" xmlns:cx5="http://schemas.microsoft.com/office/drawing/2016/5/11/chartex" xmlns:cx6="http://schemas.microsoft.com/office/drawing/2016/5/12/chartex" xmlns:cx7="http://schemas.microsoft.com/office/drawing/2016/5/13/chartex" xmlns:cx8="http://schemas.microsoft.com/office/drawing/2016/5/14/chartex" xmlns:mc="http://schemas.openxmlformats.org/markup-compatibility/2006" xmlns:aink="http://schemas.microsoft.com/office/drawing/2016/ink" xmlns:am3d="http://schemas.microsoft.com/office/drawing/2017/model3d" xmlns:o="urn:schemas-microsoft-com:office:office" xmlns:r="http://schemas.openxmlformats.org/officeDocument/2006/relationships" xmlns:m="http://schemas.openxmlformats.org/officeDocument/2006/math" xmlns:v="urn:schemas-microsoft-com:vml" xmlns:wp14="http://schemas.microsoft.com/office/word/2010/wordprocessingDrawing" xmlns:wp="http://schemas.openxmlformats.org/drawingml/2006/wordprocessingDrawing" xmlns:w10="urn:schemas-microsoft-com:office:word" xmlns:w="http://schemas.openxmlformats.org/wordprocessingml/2006/main" xmlns:w14="http://schemas.microsoft.com/office/word/2010/wordml" xmlns:w15="http://schemas.microsoft.com/office/word/2012/wordml" xmlns:w16cex="http://schemas.microsoft.com/office/word/2018/wordml/cex" xmlns:w16cid="http://schemas.microsoft.com/office/word/2016/wordml/cid" xmlns:w16="http://schemas.microsoft.com/office/word/2018/wordml" xmlns:w16se="http://schemas.microsoft.com/office/word/2015/wordml/symex" xmlns:wpg="http://schemas.microsoft.com/office/word/2010/wordprocessingGroup" xmlns:wpi="http://schemas.microsoft.com/office/word/2010/wordprocessingInk" xmlns:wne="http://schemas.microsoft.com/office/word/2006/wordml" xmlns:wps="http://schemas.microsoft.com/office/word/2010/wordprocessingShape" mc:Ignorable="w14 w15 w16se w16cid w16 w16cex wp14">
+<w:document xmlns:wpc="http://schemas.microsoft.com/office/word/2010/wordprocessingCanvas" xmlns:cx="http://schemas.microsoft.com/office/drawing/2014/chartex" xmlns:cx1="http://schemas.microsoft.com/office/drawing/2015/9/8/chartex" xmlns:cx2="http://schemas.microsoft.com/office/drawing/2015/10/21/chartex" xmlns:cx3="http://schemas.microsoft.com/office/drawing/2016/5/9/chartex" xmlns:cx4="http://schemas.microsoft.com/office/drawing/2016/5/10/chartex" xmlns:cx5="http://schemas.microsoft.com/office/drawing/2016/5/11/chartex" xmlns:cx6="http://schemas.microsoft.com/office/drawing/2016/5/12/chartex" xmlns:cx7="http://schemas.microsoft.com/office/drawing/2016/5/13/chartex" xmlns:cx8="http://schemas.microsoft.com/office/drawing/2016/5/14/chartex" xmlns:mc="http://schemas.openxmlformats.org/markup-compatibility/2006" xmlns:aink="http://schemas.microsoft.com/office/drawing/2016/ink" xmlns:am3d="http://schemas.microsoft.com/office/drawing/2017/model3d" xmlns:o="urn:schemas-microsoft-com:office:office" xmlns:oel="http://schemas.microsoft.com/office/2019/extlst" xmlns:r="http://schemas.openxmlformats.org/officeDocument/2006/relationships" xmlns:m="http://schemas.openxmlformats.org/officeDocument/2006/math" xmlns:v="urn:schemas-microsoft-com:vml" xmlns:wp14="http://schemas.microsoft.com/office/word/2010/wordprocessingDrawing" xmlns:wp="http://schemas.openxmlformats.org/drawingml/2006/wordprocessingDrawing" xmlns:w10="urn:schemas-microsoft-com:office:word" xmlns:w="http://schemas.openxmlformats.org/wordprocessingml/2006/main" xmlns:w14="http://schemas.microsoft.com/office/word/2010/wordml" xmlns:w15="http://schemas.microsoft.com/office/word/2012/wordml" xmlns:w16cex="http://schemas.microsoft.com/office/word/2018/wordml/cex" xmlns:w16cid="http://schemas.microsoft.com/office/word/2016/wordml/cid" xmlns:w16="http://schemas.microsoft.com/office/word/2018/wordml" xmlns:w16du="http://schemas.microsoft.com/office/word/2023/wordml/word16du" xmlns:w16sdtdh="http://schemas.microsoft.com/office/word/2020/wordml/sdtdatahash" xmlns:w16sdtfl="http://schemas.microsoft.com/office/word/2024/wordml/sdtformatlock" xmlns:w16se="http://schemas.microsoft.com/office/word/2015/wordml/symex" xmlns:wpg="http://schemas.microsoft.com/office/word/2010/wordprocessingGroup" xmlns:wpi="http://schemas.microsoft.com/office/word/2010/wordprocessingInk" xmlns:wne="http://schemas.microsoft.com/office/word/2006/wordml" xmlns:wps="http://schemas.microsoft.com/office/word/2010/wordprocessingShape" mc:Ignorable="w14 w15 w16se w16cid w16 w16cex w16sdtdh w16sdtfl w16du wp14">
   <w:body>
     <w:p>
       <w:pPr>
@@ -42,6 +42,22 @@
           <w:r>
             <w:t xml:space="preserve"> ZPFs</w:t>
           </w:r>
+          <w:r>
+            <w:t xml:space="preserve"> </w:t>
+          </w:r>
+          <w:proofErr w:type="gramStart"/>
+          <w:r>
+            <w:t>( THY</w:t>
+          </w:r>
+          <w:proofErr w:type="gramEnd"/>
+          <w:r>
+            <w:t xml:space="preserve"> </w:t>
+          </w:r>
+          <w:proofErr w:type="gramStart"/>
+          <w:r>
+            <w:t>DAYUTH )</w:t>
+          </w:r>
+          <w:proofErr w:type="gramEnd"/>
         </w:sdtContent>
       </w:sdt>
     </w:p>
@@ -863,6 +879,7 @@
               <w:pStyle w:val="TableText"/>
             </w:pPr>
             <w:r>
+              <w:lastRenderedPageBreak/>
               <w:t>PC-A</w:t>
             </w:r>
           </w:p>
@@ -1773,7 +1790,15 @@
         <w:t>with a terminal emulation program, such as Tera Term</w:t>
       </w:r>
       <w:r>
-        <w:t xml:space="preserve"> or PuTTy installed</w:t>
+        <w:t xml:space="preserve"> or </w:t>
+      </w:r>
+      <w:proofErr w:type="spellStart"/>
+      <w:r>
+        <w:t>PuTTy</w:t>
+      </w:r>
+      <w:proofErr w:type="spellEnd"/>
+      <w:r>
+        <w:t xml:space="preserve"> installed</w:t>
       </w:r>
       <w:r>
         <w:t>)</w:t>
@@ -1897,7 +1922,15 @@
         <w:t>Attach the devices</w:t>
       </w:r>
       <w:r>
-        <w:t xml:space="preserve"> as shown in the topology diagram, and cable as necessary.</w:t>
+        <w:t xml:space="preserve"> as shown in the topology </w:t>
+      </w:r>
+      <w:proofErr w:type="gramStart"/>
+      <w:r>
+        <w:t>diagram, and</w:t>
+      </w:r>
+      <w:proofErr w:type="gramEnd"/>
+      <w:r>
+        <w:t xml:space="preserve"> cable as necessary.</w:t>
       </w:r>
     </w:p>
     <w:p>
@@ -1990,14 +2023,549 @@
         <w:pStyle w:val="CMD"/>
       </w:pPr>
       <w:r>
+        <w:t>R3(</w:t>
+      </w:r>
+      <w:proofErr w:type="gramStart"/>
+      <w:r>
+        <w:t>config)#</w:t>
+      </w:r>
+      <w:proofErr w:type="gramEnd"/>
+      <w:r>
+        <w:t xml:space="preserve"> </w:t>
+      </w:r>
+      <w:r>
+        <w:rPr>
+          <w:b/>
+          <w:bCs/>
+        </w:rPr>
+        <w:t>interface GigabitEthernet0/0/0</w:t>
+      </w:r>
+    </w:p>
+    <w:p>
+      <w:pPr>
+        <w:pStyle w:val="CMD"/>
+      </w:pPr>
+      <w:r>
+        <w:t>R3(config-</w:t>
+      </w:r>
+      <w:proofErr w:type="gramStart"/>
+      <w:r>
+        <w:t>if)#</w:t>
+      </w:r>
+      <w:proofErr w:type="gramEnd"/>
+      <w:r>
+        <w:t xml:space="preserve"> </w:t>
+      </w:r>
+      <w:proofErr w:type="spellStart"/>
+      <w:r>
+        <w:rPr>
+          <w:b/>
+          <w:bCs/>
+        </w:rPr>
+        <w:t>ip</w:t>
+      </w:r>
+      <w:proofErr w:type="spellEnd"/>
+      <w:r>
+        <w:rPr>
+          <w:b/>
+          <w:bCs/>
+        </w:rPr>
+        <w:t xml:space="preserve"> address 10.2.2.1 255.255.255.252</w:t>
+      </w:r>
+    </w:p>
+    <w:p>
+      <w:pPr>
+        <w:pStyle w:val="CMD"/>
+        <w:rPr>
+          <w:b/>
+          <w:bCs/>
+        </w:rPr>
+      </w:pPr>
+      <w:r>
+        <w:t>R3(config-</w:t>
+      </w:r>
+      <w:proofErr w:type="gramStart"/>
+      <w:r>
+        <w:t>if)#</w:t>
+      </w:r>
+      <w:proofErr w:type="gramEnd"/>
+      <w:r>
+        <w:t xml:space="preserve"> </w:t>
+      </w:r>
+      <w:r>
+        <w:rPr>
+          <w:b/>
+          <w:bCs/>
+        </w:rPr>
+        <w:t>no shutdown</w:t>
+      </w:r>
+    </w:p>
+    <w:p>
+      <w:pPr>
+        <w:pStyle w:val="CMD"/>
+        <w:rPr>
+          <w:b/>
+          <w:bCs/>
+        </w:rPr>
+      </w:pPr>
+      <w:r>
+        <w:t>R3(config-</w:t>
+      </w:r>
+      <w:proofErr w:type="gramStart"/>
+      <w:r>
+        <w:t>if)#</w:t>
+      </w:r>
+      <w:proofErr w:type="gramEnd"/>
+      <w:r>
+        <w:t xml:space="preserve"> </w:t>
+      </w:r>
+      <w:r>
+        <w:rPr>
+          <w:b/>
+          <w:bCs/>
+        </w:rPr>
+        <w:t>interface GigabitEthernet0/0/1</w:t>
+      </w:r>
+    </w:p>
+    <w:p>
+      <w:pPr>
+        <w:pStyle w:val="CMD"/>
+        <w:rPr>
+          <w:b/>
+          <w:bCs/>
+        </w:rPr>
+      </w:pPr>
+      <w:r>
+        <w:t>R3(config-</w:t>
+      </w:r>
+      <w:proofErr w:type="gramStart"/>
+      <w:r>
+        <w:t>if)#</w:t>
+      </w:r>
+      <w:proofErr w:type="gramEnd"/>
+      <w:r>
+        <w:rPr>
+          <w:b/>
+          <w:bCs/>
+        </w:rPr>
+        <w:t xml:space="preserve"> no </w:t>
+      </w:r>
+      <w:r>
+        <w:rPr>
+          <w:b/>
+          <w:bCs/>
+        </w:rPr>
+        <w:t>shutdown</w:t>
+      </w:r>
+    </w:p>
+    <w:p>
+      <w:pPr>
+        <w:pStyle w:val="CMD"/>
+        <w:rPr>
+          <w:b/>
+          <w:bCs/>
+        </w:rPr>
+      </w:pPr>
+      <w:r>
+        <w:t>R3(config-</w:t>
+      </w:r>
+      <w:proofErr w:type="gramStart"/>
+      <w:r>
+        <w:t>if)#</w:t>
+      </w:r>
+      <w:proofErr w:type="gramEnd"/>
+      <w:r>
+        <w:t xml:space="preserve"> </w:t>
+      </w:r>
+      <w:r>
+        <w:rPr>
+          <w:b/>
+          <w:bCs/>
+        </w:rPr>
+        <w:t>interface GigabitEthernet0/0/1.3</w:t>
+      </w:r>
+    </w:p>
+    <w:p>
+      <w:pPr>
+        <w:pStyle w:val="CMD"/>
+        <w:rPr>
+          <w:b/>
+          <w:bCs/>
+        </w:rPr>
+      </w:pPr>
+      <w:r>
+        <w:t>R3(config-</w:t>
+      </w:r>
+      <w:proofErr w:type="gramStart"/>
+      <w:r>
+        <w:t>if)#</w:t>
+      </w:r>
+      <w:proofErr w:type="gramEnd"/>
+      <w:r>
+        <w:rPr>
+          <w:b/>
+          <w:bCs/>
+        </w:rPr>
+        <w:t xml:space="preserve"> encapsulation dot1Q 3</w:t>
+      </w:r>
+    </w:p>
+    <w:p>
+      <w:pPr>
+        <w:pStyle w:val="CMD"/>
+        <w:rPr>
+          <w:b/>
+          <w:bCs/>
+        </w:rPr>
+      </w:pPr>
+      <w:r>
+        <w:t>R3(config-</w:t>
+      </w:r>
+      <w:proofErr w:type="gramStart"/>
+      <w:r>
+        <w:t>if)#</w:t>
+      </w:r>
+      <w:proofErr w:type="gramEnd"/>
+      <w:r>
+        <w:rPr>
+          <w:b/>
+          <w:bCs/>
+        </w:rPr>
+        <w:t xml:space="preserve"> </w:t>
+      </w:r>
+      <w:proofErr w:type="spellStart"/>
+      <w:r>
+        <w:rPr>
+          <w:b/>
+          <w:bCs/>
+        </w:rPr>
+        <w:t>ip</w:t>
+      </w:r>
+      <w:proofErr w:type="spellEnd"/>
+      <w:r>
+        <w:rPr>
+          <w:b/>
+          <w:bCs/>
+        </w:rPr>
+        <w:t xml:space="preserve"> address 192.168.3.1 255.255.255.0</w:t>
+      </w:r>
+    </w:p>
+    <w:p>
+      <w:pPr>
+        <w:pStyle w:val="CMD"/>
+        <w:rPr>
+          <w:b/>
+          <w:bCs/>
+        </w:rPr>
+      </w:pPr>
+      <w:r>
+        <w:t>R3(config-</w:t>
+      </w:r>
+      <w:proofErr w:type="gramStart"/>
+      <w:r>
+        <w:t>if)#</w:t>
+      </w:r>
+      <w:proofErr w:type="gramEnd"/>
+      <w:r>
+        <w:rPr>
+          <w:b/>
+          <w:bCs/>
+        </w:rPr>
+        <w:t>interface GigabitEthernet0/0/1.33</w:t>
+      </w:r>
+    </w:p>
+    <w:p>
+      <w:pPr>
+        <w:pStyle w:val="CMD"/>
+        <w:rPr>
+          <w:b/>
+          <w:bCs/>
+        </w:rPr>
+      </w:pPr>
+      <w:r>
+        <w:t>R3(config-</w:t>
+      </w:r>
+      <w:proofErr w:type="gramStart"/>
+      <w:r>
+        <w:t>if)#</w:t>
+      </w:r>
+      <w:proofErr w:type="gramEnd"/>
+      <w:r>
+        <w:rPr>
+          <w:b/>
+          <w:bCs/>
+        </w:rPr>
+        <w:t xml:space="preserve"> encapsulation dot1Q 33</w:t>
+      </w:r>
+    </w:p>
+    <w:p>
+      <w:pPr>
+        <w:pStyle w:val="CMD"/>
+        <w:rPr>
+          <w:b/>
+          <w:bCs/>
+        </w:rPr>
+      </w:pPr>
+      <w:r>
+        <w:t>R3(config-</w:t>
+      </w:r>
+      <w:proofErr w:type="gramStart"/>
+      <w:r>
+        <w:t>if)#</w:t>
+      </w:r>
+      <w:proofErr w:type="gramEnd"/>
+      <w:r>
+        <w:rPr>
+          <w:b/>
+          <w:bCs/>
+        </w:rPr>
+        <w:t xml:space="preserve"> </w:t>
+      </w:r>
+      <w:proofErr w:type="spellStart"/>
+      <w:r>
+        <w:rPr>
+          <w:b/>
+          <w:bCs/>
+        </w:rPr>
+        <w:t>ip</w:t>
+      </w:r>
+      <w:proofErr w:type="spellEnd"/>
+      <w:r>
+        <w:rPr>
+          <w:b/>
+          <w:bCs/>
+        </w:rPr>
+        <w:t xml:space="preserve"> address 192.168.33.1 255.255.255.0</w:t>
+      </w:r>
+    </w:p>
+    <w:p>
+      <w:pPr>
+        <w:pStyle w:val="Heading3"/>
+      </w:pPr>
+      <w:r>
+        <w:t>Configure</w:t>
+      </w:r>
+      <w:r>
+        <w:t xml:space="preserve"> static routes on R1, R2, and R3.</w:t>
+      </w:r>
+    </w:p>
+    <w:p>
+      <w:pPr>
+        <w:pStyle w:val="SubStepAlpha"/>
+      </w:pPr>
+      <w:r>
+        <w:t>T</w:t>
+      </w:r>
+      <w:r>
+        <w:t>o achieve end-to-end IP reachability, proper static r</w:t>
+      </w:r>
+      <w:r>
+        <w:rPr>
+          <w:noProof/>
+        </w:rPr>
+        <w:t>outes must be configured on R1, R2</w:t>
+      </w:r>
+      <w:r>
+        <w:t xml:space="preserve"> and R3. R1 and R3 are stub routers, and as such, only need a default route pointing to R2. R2, behaving as the ISP, must know how to reach R1’s and R3’s internal networks before end-to-end IP reachability </w:t>
+      </w:r>
+      <w:r>
+        <w:rPr>
+          <w:noProof/>
+        </w:rPr>
+        <w:t>is achieved</w:t>
+      </w:r>
+      <w:r>
+        <w:t xml:space="preserve">. Below is the static route configuration for R1, </w:t>
+      </w:r>
+      <w:r>
+        <w:rPr>
+          <w:noProof/>
+        </w:rPr>
+        <w:t>R2</w:t>
+      </w:r>
+      <w:r>
+        <w:t xml:space="preserve"> and R3. On R1, use the following command:</w:t>
+      </w:r>
+    </w:p>
+    <w:p>
+      <w:pPr>
+        <w:pStyle w:val="CMD"/>
+        <w:rPr>
+          <w:b/>
+        </w:rPr>
+      </w:pPr>
+      <w:r>
+        <w:rPr>
+          <w:noProof/>
+        </w:rPr>
+        <w:t xml:space="preserve">R1(config)# </w:t>
+      </w:r>
+      <w:r>
+        <w:rPr>
+          <w:b/>
+          <w:noProof/>
+        </w:rPr>
+        <w:t>ip route 0.0.0.0 0.0.0.0 10.1.1.2</w:t>
+      </w:r>
+    </w:p>
+    <w:p>
+      <w:pPr>
+        <w:pStyle w:val="SubStepAlpha"/>
+      </w:pPr>
+      <w:r>
+        <w:t>On R2, use the following commands.</w:t>
+      </w:r>
+    </w:p>
+    <w:p>
+      <w:pPr>
+        <w:pStyle w:val="CMD"/>
+        <w:rPr>
+          <w:b/>
+          <w:noProof/>
+          <w:lang w:val="pt-BR"/>
+        </w:rPr>
+      </w:pPr>
+      <w:r>
+        <w:rPr>
+          <w:noProof/>
+          <w:lang w:val="pt-BR"/>
+        </w:rPr>
+        <w:t xml:space="preserve">R2(config)# </w:t>
+      </w:r>
+      <w:r>
+        <w:rPr>
+          <w:b/>
+          <w:noProof/>
+          <w:lang w:val="pt-BR"/>
+        </w:rPr>
+        <w:t>ip route 192.168.1.0 255.255.255.0 10.1.1.1</w:t>
+      </w:r>
+    </w:p>
+    <w:p>
+      <w:pPr>
+        <w:pStyle w:val="CMD"/>
+        <w:rPr>
+          <w:b/>
+        </w:rPr>
+      </w:pPr>
+      <w:r>
+        <w:rPr>
+          <w:noProof/>
+        </w:rPr>
+        <w:t xml:space="preserve">R2(config)# </w:t>
+      </w:r>
+      <w:r>
+        <w:rPr>
+          <w:b/>
+          <w:noProof/>
+        </w:rPr>
+        <w:t>ip route 192.168.3.0 255.255.255.0 10.2.2.1</w:t>
+      </w:r>
+    </w:p>
+    <w:p>
+      <w:pPr>
+        <w:pStyle w:val="CMD"/>
+        <w:rPr>
+          <w:b/>
+        </w:rPr>
+      </w:pPr>
+      <w:r>
+        <w:t>R2(</w:t>
+      </w:r>
+      <w:proofErr w:type="gramStart"/>
+      <w:r>
+        <w:t>config)#</w:t>
+      </w:r>
+      <w:proofErr w:type="gramEnd"/>
+      <w:r>
+        <w:t xml:space="preserve"> </w:t>
+      </w:r>
+      <w:proofErr w:type="spellStart"/>
+      <w:r>
+        <w:rPr>
+          <w:b/>
+        </w:rPr>
+        <w:t>ip</w:t>
+      </w:r>
+      <w:proofErr w:type="spellEnd"/>
+      <w:r>
+        <w:rPr>
+          <w:b/>
+        </w:rPr>
+        <w:t xml:space="preserve"> route 192.168.33.0 255.255.255.0 10.2.2.1</w:t>
+      </w:r>
+    </w:p>
+    <w:p>
+      <w:pPr>
+        <w:pStyle w:val="SubStepAlpha"/>
+      </w:pPr>
+      <w:r>
+        <w:t>On R3, use the following command.</w:t>
+      </w:r>
+    </w:p>
+    <w:p>
+      <w:pPr>
+        <w:pStyle w:val="CMD"/>
+        <w:rPr>
+          <w:b/>
+        </w:rPr>
+      </w:pPr>
+      <w:r>
+        <w:rPr>
+          <w:noProof/>
+        </w:rPr>
         <w:t xml:space="preserve">R3(config)# </w:t>
       </w:r>
       <w:r>
         <w:rPr>
           <w:b/>
+          <w:noProof/>
+        </w:rPr>
+        <w:t>ip route 0.0.0.0 0.0.0.0 10.2.2.2</w:t>
+      </w:r>
+    </w:p>
+    <w:p>
+      <w:pPr>
+        <w:pStyle w:val="Heading3"/>
+        <w:rPr>
+          <w:noProof/>
+        </w:rPr>
+      </w:pPr>
+      <w:r>
+        <w:rPr>
+          <w:noProof/>
+        </w:rPr>
+        <w:t>Configure S3.</w:t>
+      </w:r>
+    </w:p>
+    <w:p>
+      <w:pPr>
+        <w:pStyle w:val="SubStepAlpha"/>
+      </w:pPr>
+      <w:r>
+        <w:t>Configure trunk link:</w:t>
+      </w:r>
+    </w:p>
+    <w:p>
+      <w:pPr>
+        <w:pStyle w:val="CMD"/>
+      </w:pPr>
+      <w:r>
+        <w:t>S3(</w:t>
+      </w:r>
+      <w:proofErr w:type="gramStart"/>
+      <w:r>
+        <w:t>config)#</w:t>
+      </w:r>
+      <w:proofErr w:type="gramEnd"/>
+      <w:r>
+        <w:t xml:space="preserve"> </w:t>
+      </w:r>
+      <w:r>
+        <w:rPr>
+          <w:b/>
           <w:bCs/>
         </w:rPr>
-        <w:t>interface GigabitEthernet0/0/0</w:t>
+        <w:t>interface f0/5</w:t>
       </w:r>
     </w:p>
     <w:p>
@@ -2005,78 +2573,473 @@
         <w:pStyle w:val="CMD"/>
       </w:pPr>
       <w:r>
-        <w:t xml:space="preserve">R3(config-if)# </w:t>
+        <w:t>S3(config-</w:t>
+      </w:r>
+      <w:proofErr w:type="gramStart"/>
+      <w:r>
+        <w:t>if)#</w:t>
+      </w:r>
+      <w:proofErr w:type="gramEnd"/>
+      <w:r>
+        <w:t xml:space="preserve"> </w:t>
       </w:r>
       <w:r>
         <w:rPr>
           <w:b/>
           <w:bCs/>
         </w:rPr>
-        <w:t>ip address 10.2.2.1 255.255.255.252</w:t>
+        <w:t>switchport mode trunk</w:t>
+      </w:r>
+    </w:p>
+    <w:p>
+      <w:pPr>
+        <w:pStyle w:val="SubStepAlpha"/>
+      </w:pPr>
+      <w:r>
+        <w:t>Configure access ports.</w:t>
       </w:r>
     </w:p>
     <w:p>
       <w:pPr>
         <w:pStyle w:val="CMD"/>
+      </w:pPr>
+      <w:r>
+        <w:t xml:space="preserve">S3(config)# </w:t>
+      </w:r>
+      <w:r>
         <w:rPr>
           <w:b/>
           <w:bCs/>
         </w:rPr>
-      </w:pPr>
-      <w:r>
-        <w:t xml:space="preserve">R3(config-if)# </w:t>
+        <w:t>interface f0/18</w:t>
+      </w:r>
+    </w:p>
+    <w:p>
+      <w:pPr>
+        <w:pStyle w:val="CMD"/>
+      </w:pPr>
+      <w:r>
+        <w:t>S3(config-</w:t>
+      </w:r>
+      <w:proofErr w:type="gramStart"/>
+      <w:r>
+        <w:t>if)#</w:t>
+      </w:r>
+      <w:proofErr w:type="gramEnd"/>
+      <w:r>
+        <w:t xml:space="preserve"> </w:t>
       </w:r>
       <w:r>
         <w:rPr>
           <w:b/>
           <w:bCs/>
         </w:rPr>
-        <w:t>no shutdown</w:t>
+        <w:t>switchport mode access</w:t>
       </w:r>
     </w:p>
     <w:p>
       <w:pPr>
         <w:pStyle w:val="CMD"/>
+      </w:pPr>
+      <w:r>
+        <w:t>S3(config-</w:t>
+      </w:r>
+      <w:proofErr w:type="gramStart"/>
+      <w:r>
+        <w:t>if)#</w:t>
+      </w:r>
+      <w:proofErr w:type="gramEnd"/>
+      <w:r>
+        <w:t xml:space="preserve"> </w:t>
+      </w:r>
+      <w:r>
         <w:rPr>
           <w:b/>
           <w:bCs/>
         </w:rPr>
-      </w:pPr>
-      <w:r>
-        <w:t xml:space="preserve">R3(config-if)# </w:t>
-      </w:r>
+        <w:t xml:space="preserve">switchport access </w:t>
+      </w:r>
+      <w:proofErr w:type="spellStart"/>
       <w:r>
         <w:rPr>
           <w:b/>
           <w:bCs/>
         </w:rPr>
-        <w:t>interface GigabitEthernet0/0/1</w:t>
+        <w:t>vlan</w:t>
+      </w:r>
+      <w:proofErr w:type="spellEnd"/>
+      <w:r>
+        <w:rPr>
+          <w:b/>
+          <w:bCs/>
+        </w:rPr>
+        <w:t xml:space="preserve"> 3</w:t>
       </w:r>
     </w:p>
     <w:p>
       <w:pPr>
         <w:pStyle w:val="CMD"/>
+      </w:pPr>
+      <w:r>
+        <w:t>S3(config-</w:t>
+      </w:r>
+      <w:proofErr w:type="gramStart"/>
+      <w:r>
+        <w:t>if)#</w:t>
+      </w:r>
+      <w:proofErr w:type="gramEnd"/>
+      <w:r>
+        <w:t xml:space="preserve"> </w:t>
+      </w:r>
+      <w:r>
         <w:rPr>
           <w:b/>
           <w:bCs/>
         </w:rPr>
-      </w:pPr>
-      <w:r>
-        <w:t>R3(config-if)#</w:t>
+        <w:t>interface f0/23</w:t>
+      </w:r>
+    </w:p>
+    <w:p>
+      <w:pPr>
+        <w:pStyle w:val="CMD"/>
+      </w:pPr>
+      <w:r>
+        <w:t>S3(config-</w:t>
+      </w:r>
+      <w:proofErr w:type="gramStart"/>
+      <w:r>
+        <w:t>if)#</w:t>
+      </w:r>
+      <w:proofErr w:type="gramEnd"/>
+      <w:r>
+        <w:t xml:space="preserve"> </w:t>
       </w:r>
       <w:r>
         <w:rPr>
           <w:b/>
           <w:bCs/>
         </w:rPr>
-        <w:t xml:space="preserve"> no </w:t>
+        <w:t>switchport mode access</w:t>
+      </w:r>
+    </w:p>
+    <w:p>
+      <w:pPr>
+        <w:pStyle w:val="CMD"/>
+      </w:pPr>
+      <w:r>
+        <w:t>S3(config-</w:t>
+      </w:r>
+      <w:proofErr w:type="gramStart"/>
+      <w:r>
+        <w:t>if)#</w:t>
+      </w:r>
+      <w:proofErr w:type="gramEnd"/>
+      <w:r>
+        <w:t xml:space="preserve"> </w:t>
       </w:r>
       <w:r>
         <w:rPr>
           <w:b/>
           <w:bCs/>
         </w:rPr>
-        <w:t>shutdown</w:t>
+        <w:t xml:space="preserve">switchport access </w:t>
+      </w:r>
+      <w:proofErr w:type="spellStart"/>
+      <w:r>
+        <w:rPr>
+          <w:b/>
+          <w:bCs/>
+        </w:rPr>
+        <w:t>vlan</w:t>
+      </w:r>
+      <w:proofErr w:type="spellEnd"/>
+      <w:r>
+        <w:rPr>
+          <w:b/>
+          <w:bCs/>
+        </w:rPr>
+        <w:t xml:space="preserve"> 33</w:t>
+      </w:r>
+    </w:p>
+    <w:p>
+      <w:pPr>
+        <w:pStyle w:val="Heading3"/>
+        <w:rPr>
+          <w:noProof/>
+        </w:rPr>
+      </w:pPr>
+      <w:r>
+        <w:rPr>
+          <w:noProof/>
+        </w:rPr>
+        <w:t>Configure PC host IP settings.</w:t>
+      </w:r>
+    </w:p>
+    <w:p>
+      <w:pPr>
+        <w:pStyle w:val="BodyTextL25"/>
+        <w:rPr>
+          <w:noProof/>
+        </w:rPr>
+      </w:pPr>
+      <w:r>
+        <w:rPr>
+          <w:noProof/>
+        </w:rPr>
+        <w:t xml:space="preserve">Configure a static IP address, subnet mask, and default gateway for PC-A, </w:t>
+      </w:r>
+      <w:r>
+        <w:rPr>
+          <w:noProof/>
+        </w:rPr>
+        <w:t xml:space="preserve">PC-B, and PC-C </w:t>
+      </w:r>
+      <w:r>
+        <w:rPr>
+          <w:noProof/>
+        </w:rPr>
+        <w:t>as shown in the IP addressing table.</w:t>
+      </w:r>
+    </w:p>
+    <w:p>
+      <w:pPr>
+        <w:pStyle w:val="Heading3"/>
+      </w:pPr>
+      <w:r>
+        <w:t>Verify basic network connectivity.</w:t>
+      </w:r>
+    </w:p>
+    <w:p>
+      <w:pPr>
+        <w:pStyle w:val="SubStepAlpha"/>
+      </w:pPr>
+      <w:r>
+        <w:t>Ping from R1 to R3.</w:t>
+      </w:r>
+    </w:p>
+    <w:p>
+      <w:pPr>
+        <w:pStyle w:val="BodyTextL50"/>
+        <w:rPr>
+          <w:noProof/>
+        </w:rPr>
+      </w:pPr>
+      <w:r>
+        <w:rPr>
+          <w:noProof/>
+        </w:rPr>
+        <w:t>If the pings are not successful, troubleshoot the basic device configurations before continuing.</w:t>
+      </w:r>
+    </w:p>
+    <w:p>
+      <w:pPr>
+        <w:pStyle w:val="SubStepAlpha"/>
+      </w:pPr>
+      <w:r>
+        <w:rPr>
+          <w:noProof/>
+        </w:rPr>
+        <w:t xml:space="preserve">Ping from PC-A on the R1 LAN to </w:t>
+      </w:r>
+      <w:r>
+        <w:rPr>
+          <w:noProof/>
+        </w:rPr>
+        <w:t xml:space="preserve">PC-B and </w:t>
+      </w:r>
+      <w:r>
+        <w:rPr>
+          <w:noProof/>
+        </w:rPr>
+        <w:t>PC-C on the R3 LAN</w:t>
+      </w:r>
+      <w:r>
+        <w:rPr>
+          <w:noProof/>
+        </w:rPr>
+        <w:t>s</w:t>
+      </w:r>
+      <w:r>
+        <w:rPr>
+          <w:noProof/>
+        </w:rPr>
+        <w:t>.</w:t>
+      </w:r>
+    </w:p>
+    <w:p>
+      <w:pPr>
+        <w:pStyle w:val="BodyTextL50"/>
+      </w:pPr>
+      <w:r>
+        <w:rPr>
+          <w:noProof/>
+        </w:rPr>
+        <w:t>If the pings are not successful, troubleshoot the basic device configurations before continuing.</w:t>
+      </w:r>
+    </w:p>
+    <w:p>
+      <w:pPr>
+        <w:pStyle w:val="BodyTextL25"/>
+      </w:pPr>
+      <w:r>
+        <w:rPr>
+          <w:b/>
+        </w:rPr>
+        <w:t>Note</w:t>
+      </w:r>
+      <w:r>
+        <w:t xml:space="preserve">: If you can ping from PC-A to PC-C, you have demonstrated that the end-to-end IP reachability has </w:t>
+      </w:r>
+      <w:r>
+        <w:rPr>
+          <w:noProof/>
+        </w:rPr>
+        <w:t>been achieved</w:t>
+      </w:r>
+      <w:r>
+        <w:t xml:space="preserve">. </w:t>
+      </w:r>
+      <w:r>
+        <w:rPr>
+          <w:noProof/>
+        </w:rPr>
+        <w:t xml:space="preserve">If you cannot ping but the device interfaces are UP and IP addresses are correct, use the </w:t>
+      </w:r>
+      <w:r>
+        <w:rPr>
+          <w:b/>
+          <w:noProof/>
+        </w:rPr>
+        <w:t>show</w:t>
+      </w:r>
+      <w:r>
+        <w:rPr>
+          <w:b/>
+        </w:rPr>
+        <w:t xml:space="preserve"> interface</w:t>
+      </w:r>
+      <w:r>
+        <w:t xml:space="preserve">, </w:t>
+      </w:r>
+      <w:r>
+        <w:rPr>
+          <w:b/>
+        </w:rPr>
+        <w:t xml:space="preserve">show </w:t>
+      </w:r>
+      <w:r>
+        <w:rPr>
+          <w:b/>
+          <w:noProof/>
+        </w:rPr>
+        <w:t>ip</w:t>
+      </w:r>
+      <w:r>
+        <w:rPr>
+          <w:b/>
+        </w:rPr>
+        <w:t xml:space="preserve"> interface, </w:t>
+      </w:r>
+      <w:r>
+        <w:t xml:space="preserve">and </w:t>
+      </w:r>
+      <w:r>
+        <w:rPr>
+          <w:b/>
+        </w:rPr>
+        <w:t xml:space="preserve">show </w:t>
+      </w:r>
+      <w:r>
+        <w:rPr>
+          <w:b/>
+          <w:noProof/>
+        </w:rPr>
+        <w:t>ip</w:t>
+      </w:r>
+      <w:r>
+        <w:rPr>
+          <w:b/>
+        </w:rPr>
+        <w:t xml:space="preserve"> route</w:t>
+      </w:r>
+      <w:r>
+        <w:t xml:space="preserve"> commands to help identify problems.</w:t>
+      </w:r>
+    </w:p>
+    <w:p>
+      <w:pPr>
+        <w:pStyle w:val="Heading3"/>
+      </w:pPr>
+      <w:r>
+        <w:t>Configure a user account, encrypted passwords and crypto keys for SSH</w:t>
+      </w:r>
+      <w:r>
+        <w:t>.</w:t>
+      </w:r>
+    </w:p>
+    <w:p>
+      <w:pPr>
+        <w:pStyle w:val="BodyTextL25"/>
+      </w:pPr>
+      <w:r>
+        <w:rPr>
+          <w:b/>
+        </w:rPr>
+        <w:t>Note</w:t>
+      </w:r>
+      <w:r>
+        <w:t>:</w:t>
+      </w:r>
+      <w:r>
+        <w:t xml:space="preserve"> Passwords in this task are set to a minimum of 10 </w:t>
+      </w:r>
+      <w:proofErr w:type="gramStart"/>
+      <w:r>
+        <w:t>characters</w:t>
+      </w:r>
+      <w:r>
+        <w:t>,</w:t>
+      </w:r>
+      <w:r>
+        <w:t xml:space="preserve"> but</w:t>
+      </w:r>
+      <w:proofErr w:type="gramEnd"/>
+      <w:r>
+        <w:t xml:space="preserve"> are relatively simple for the benefit of </w:t>
+      </w:r>
+      <w:proofErr w:type="gramStart"/>
+      <w:r>
+        <w:t>performing</w:t>
+      </w:r>
+      <w:proofErr w:type="gramEnd"/>
+      <w:r>
+        <w:t xml:space="preserve"> the lab. More complex passwords are recommended in a production network.</w:t>
+      </w:r>
+    </w:p>
+    <w:p>
+      <w:pPr>
+        <w:pStyle w:val="SubStepAlpha"/>
+      </w:pPr>
+      <w:r>
+        <w:t>Configure a minimum password length</w:t>
+      </w:r>
+      <w:r>
+        <w:t xml:space="preserve"> using the </w:t>
+      </w:r>
+      <w:r>
+        <w:rPr>
+          <w:b/>
+        </w:rPr>
+        <w:t>security passwords</w:t>
+      </w:r>
+      <w:r>
+        <w:t xml:space="preserve"> command to set a minimum password length of </w:t>
+      </w:r>
+      <w:r>
+        <w:t xml:space="preserve">10 </w:t>
+      </w:r>
+      <w:r>
+        <w:t>characters.</w:t>
       </w:r>
     </w:p>
     <w:p>
@@ -2084,1164 +3047,703 @@
         <w:pStyle w:val="CMD"/>
         <w:rPr>
           <w:b/>
+        </w:rPr>
+      </w:pPr>
+      <w:r>
+        <w:t>R1(config)#</w:t>
+      </w:r>
+      <w:r>
+        <w:t xml:space="preserve"> </w:t>
+      </w:r>
+      <w:r>
+        <w:rPr>
+          <w:b/>
+        </w:rPr>
+        <w:t>security passwords min-length 10</w:t>
+      </w:r>
+    </w:p>
+    <w:p>
+      <w:pPr>
+        <w:pStyle w:val="SubStepAlpha"/>
+      </w:pPr>
+      <w:r>
+        <w:t>Con</w:t>
+      </w:r>
+      <w:r>
+        <w:t>figure a domain name.</w:t>
+      </w:r>
+    </w:p>
+    <w:p>
+      <w:pPr>
+        <w:pStyle w:val="CMD"/>
+        <w:rPr>
+          <w:b/>
+        </w:rPr>
+      </w:pPr>
+      <w:r>
+        <w:t>R1(</w:t>
+      </w:r>
+      <w:proofErr w:type="gramStart"/>
+      <w:r>
+        <w:t>config)#</w:t>
+      </w:r>
+      <w:proofErr w:type="gramEnd"/>
+      <w:r>
+        <w:t xml:space="preserve"> </w:t>
+      </w:r>
+      <w:proofErr w:type="spellStart"/>
+      <w:r>
+        <w:rPr>
+          <w:b/>
+        </w:rPr>
+        <w:t>ip</w:t>
+      </w:r>
+      <w:proofErr w:type="spellEnd"/>
+      <w:r>
+        <w:rPr>
+          <w:b/>
+        </w:rPr>
+        <w:t xml:space="preserve"> domain-name </w:t>
+      </w:r>
+      <w:r>
+        <w:rPr>
+          <w:b/>
+        </w:rPr>
+        <w:t>netsec</w:t>
+      </w:r>
+      <w:r>
+        <w:rPr>
+          <w:b/>
+        </w:rPr>
+        <w:t>.com</w:t>
+      </w:r>
+    </w:p>
+    <w:p>
+      <w:pPr>
+        <w:pStyle w:val="SubStepAlpha"/>
+      </w:pPr>
+      <w:r>
+        <w:t>Con</w:t>
+      </w:r>
+      <w:r>
+        <w:t>figure crypto keys for SSH</w:t>
+      </w:r>
+    </w:p>
+    <w:p>
+      <w:pPr>
+        <w:pStyle w:val="CMD"/>
+        <w:rPr>
+          <w:b/>
+        </w:rPr>
+      </w:pPr>
+      <w:r>
+        <w:t>R1(</w:t>
+      </w:r>
+      <w:proofErr w:type="gramStart"/>
+      <w:r>
+        <w:t>config)#</w:t>
+      </w:r>
+      <w:proofErr w:type="gramEnd"/>
+      <w:r>
+        <w:t xml:space="preserve"> </w:t>
+      </w:r>
+      <w:r>
+        <w:rPr>
+          <w:b/>
+        </w:rPr>
+        <w:t xml:space="preserve">crypto key </w:t>
+      </w:r>
+      <w:proofErr w:type="gramStart"/>
+      <w:r>
+        <w:rPr>
+          <w:b/>
+        </w:rPr>
+        <w:t>generate</w:t>
+      </w:r>
+      <w:proofErr w:type="gramEnd"/>
+      <w:r>
+        <w:rPr>
+          <w:b/>
+        </w:rPr>
+        <w:t xml:space="preserve"> </w:t>
+      </w:r>
+      <w:proofErr w:type="spellStart"/>
+      <w:r>
+        <w:rPr>
+          <w:b/>
+        </w:rPr>
+        <w:t>rsa</w:t>
+      </w:r>
+      <w:proofErr w:type="spellEnd"/>
+      <w:r>
+        <w:rPr>
+          <w:b/>
+        </w:rPr>
+        <w:t xml:space="preserve"> general-keys modulus 1024</w:t>
+      </w:r>
+    </w:p>
+    <w:p>
+      <w:pPr>
+        <w:pStyle w:val="SubStepAlpha"/>
+      </w:pPr>
+      <w:r>
+        <w:t>Con</w:t>
+      </w:r>
+      <w:r>
+        <w:t xml:space="preserve">figure an admin01 user account using </w:t>
+      </w:r>
+      <w:r>
+        <w:rPr>
+          <w:b/>
+        </w:rPr>
+        <w:t xml:space="preserve">algorithm-type </w:t>
+      </w:r>
+      <w:proofErr w:type="spellStart"/>
+      <w:r>
+        <w:rPr>
+          <w:b/>
+        </w:rPr>
+        <w:t>scrypt</w:t>
+      </w:r>
+      <w:proofErr w:type="spellEnd"/>
+      <w:r>
+        <w:t xml:space="preserve"> for encryption and a password of cisco12345.</w:t>
+      </w:r>
+    </w:p>
+    <w:p>
+      <w:pPr>
+        <w:pStyle w:val="CMD"/>
+        <w:rPr>
+          <w:b/>
+        </w:rPr>
+      </w:pPr>
+      <w:r>
+        <w:t>R1(</w:t>
+      </w:r>
+      <w:proofErr w:type="gramStart"/>
+      <w:r>
+        <w:t>config)#</w:t>
+      </w:r>
+      <w:proofErr w:type="gramEnd"/>
+      <w:r>
+        <w:t xml:space="preserve"> </w:t>
+      </w:r>
+      <w:r>
+        <w:rPr>
+          <w:b/>
+        </w:rPr>
+        <w:t xml:space="preserve">username admin01 algorithm-type </w:t>
+      </w:r>
+      <w:proofErr w:type="spellStart"/>
+      <w:r>
+        <w:rPr>
+          <w:b/>
+        </w:rPr>
+        <w:t>scrypt</w:t>
+      </w:r>
+      <w:proofErr w:type="spellEnd"/>
+      <w:r>
+        <w:rPr>
+          <w:b/>
+        </w:rPr>
+        <w:t xml:space="preserve"> secret cisco12345</w:t>
+      </w:r>
+    </w:p>
+    <w:p>
+      <w:pPr>
+        <w:pStyle w:val="SubStepAlpha"/>
+      </w:pPr>
+      <w:r>
+        <w:t>Configure line console 0 to use the local user database for logins</w:t>
+      </w:r>
+      <w:r>
+        <w:t xml:space="preserve">. For additional security, the </w:t>
+      </w:r>
+      <w:r>
+        <w:rPr>
+          <w:b/>
+        </w:rPr>
+        <w:t>exec-timeout</w:t>
+      </w:r>
+      <w:r>
+        <w:rPr>
+          <w:rFonts w:ascii="Courier New" w:hAnsi="Courier New"/>
+        </w:rPr>
+        <w:t xml:space="preserve"> </w:t>
+      </w:r>
+      <w:r>
+        <w:t xml:space="preserve">command causes the line to log out after </w:t>
+      </w:r>
+      <w:r>
+        <w:rPr>
+          <w:b/>
+        </w:rPr>
+        <w:t>5</w:t>
+      </w:r>
+      <w:r>
+        <w:t xml:space="preserve"> minutes of inactivity. The </w:t>
+      </w:r>
+      <w:r>
+        <w:rPr>
+          <w:b/>
+        </w:rPr>
+        <w:t>logging synchronous</w:t>
+      </w:r>
+      <w:r>
+        <w:t xml:space="preserve"> command prevents console messages from interrupting command entry.</w:t>
+      </w:r>
+    </w:p>
+    <w:p>
+      <w:pPr>
+        <w:pStyle w:val="BodyTextL50"/>
+      </w:pPr>
+      <w:r>
+        <w:rPr>
+          <w:b/>
+        </w:rPr>
+        <w:t>Note</w:t>
+      </w:r>
+      <w:r>
+        <w:t>:</w:t>
+      </w:r>
+      <w:r>
+        <w:t xml:space="preserve"> T</w:t>
+      </w:r>
+      <w:r>
+        <w:t>o avoid repetitive logins during this lab</w:t>
+      </w:r>
+      <w:r>
+        <w:t>,</w:t>
+      </w:r>
+      <w:r>
+        <w:t xml:space="preserve"> the </w:t>
+      </w:r>
+      <w:r>
+        <w:rPr>
+          <w:b/>
+        </w:rPr>
+        <w:t>exec-timeout</w:t>
+      </w:r>
+      <w:r>
+        <w:t xml:space="preserve"> </w:t>
+      </w:r>
+      <w:r>
+        <w:t xml:space="preserve">command </w:t>
+      </w:r>
+      <w:r>
+        <w:t xml:space="preserve">can be set to </w:t>
+      </w:r>
+      <w:r>
+        <w:rPr>
+          <w:b/>
+        </w:rPr>
+        <w:t>0 0</w:t>
+      </w:r>
+      <w:r>
+        <w:t>,</w:t>
+      </w:r>
+      <w:r>
+        <w:t xml:space="preserve"> </w:t>
+      </w:r>
+      <w:r>
+        <w:t xml:space="preserve">which prevents it from expiring; however, this is not considered to be </w:t>
+      </w:r>
+      <w:proofErr w:type="gramStart"/>
+      <w:r>
+        <w:t>a good</w:t>
+      </w:r>
+      <w:proofErr w:type="gramEnd"/>
+      <w:r>
+        <w:t xml:space="preserve"> security practice.</w:t>
+      </w:r>
+    </w:p>
+    <w:p>
+      <w:pPr>
+        <w:pStyle w:val="CMD"/>
+      </w:pPr>
+      <w:r>
+        <w:t>R1(</w:t>
+      </w:r>
+      <w:proofErr w:type="gramStart"/>
+      <w:r>
+        <w:t>config)#</w:t>
+      </w:r>
+      <w:proofErr w:type="gramEnd"/>
+      <w:r>
+        <w:t xml:space="preserve"> </w:t>
+      </w:r>
+      <w:r>
+        <w:rPr>
+          <w:b/>
+        </w:rPr>
+        <w:t>line console 0</w:t>
+      </w:r>
+    </w:p>
+    <w:p>
+      <w:pPr>
+        <w:pStyle w:val="CMD"/>
+      </w:pPr>
+      <w:r>
+        <w:t>R1(config-</w:t>
+      </w:r>
+      <w:proofErr w:type="gramStart"/>
+      <w:r>
+        <w:t>line)#</w:t>
+      </w:r>
+      <w:proofErr w:type="gramEnd"/>
+      <w:r>
+        <w:t xml:space="preserve"> </w:t>
+      </w:r>
+      <w:r>
+        <w:rPr>
+          <w:b/>
+        </w:rPr>
+        <w:t>login local</w:t>
+      </w:r>
+    </w:p>
+    <w:p>
+      <w:pPr>
+        <w:pStyle w:val="CMD"/>
+      </w:pPr>
+      <w:r>
+        <w:t>R1(config-</w:t>
+      </w:r>
+      <w:proofErr w:type="gramStart"/>
+      <w:r>
+        <w:t>line)#</w:t>
+      </w:r>
+      <w:proofErr w:type="gramEnd"/>
+      <w:r>
+        <w:t xml:space="preserve"> </w:t>
+      </w:r>
+      <w:r>
+        <w:rPr>
+          <w:b/>
+        </w:rPr>
+        <w:t>exec-</w:t>
+      </w:r>
+      <w:proofErr w:type="gramStart"/>
+      <w:r>
+        <w:rPr>
+          <w:b/>
+        </w:rPr>
+        <w:t>timeout</w:t>
+      </w:r>
+      <w:proofErr w:type="gramEnd"/>
+      <w:r>
+        <w:rPr>
+          <w:b/>
+        </w:rPr>
+        <w:t xml:space="preserve"> 5 0</w:t>
+      </w:r>
+    </w:p>
+    <w:p>
+      <w:pPr>
+        <w:pStyle w:val="CMD"/>
+      </w:pPr>
+      <w:r>
+        <w:t>R1(config-</w:t>
+      </w:r>
+      <w:proofErr w:type="gramStart"/>
+      <w:r>
+        <w:t>line)#</w:t>
+      </w:r>
+      <w:proofErr w:type="gramEnd"/>
+      <w:r>
+        <w:t xml:space="preserve"> </w:t>
+      </w:r>
+      <w:r>
+        <w:rPr>
+          <w:b/>
+        </w:rPr>
+        <w:t>logging synchronous</w:t>
+      </w:r>
+    </w:p>
+    <w:p>
+      <w:pPr>
+        <w:pStyle w:val="SubStepAlpha"/>
+      </w:pPr>
+      <w:r>
+        <w:t xml:space="preserve">Configure line aux 0 to use the local user database for </w:t>
+      </w:r>
+      <w:proofErr w:type="gramStart"/>
+      <w:r>
+        <w:t>logins</w:t>
+      </w:r>
+      <w:proofErr w:type="gramEnd"/>
+      <w:r>
+        <w:t>.</w:t>
+      </w:r>
+    </w:p>
+    <w:p>
+      <w:pPr>
+        <w:pStyle w:val="CMD"/>
+      </w:pPr>
+      <w:r>
+        <w:t>R1(</w:t>
+      </w:r>
+      <w:proofErr w:type="gramStart"/>
+      <w:r>
+        <w:t>config)#</w:t>
+      </w:r>
+      <w:proofErr w:type="gramEnd"/>
+      <w:r>
+        <w:t xml:space="preserve"> </w:t>
+      </w:r>
+      <w:r>
+        <w:rPr>
+          <w:b/>
+        </w:rPr>
+        <w:t>line aux 0</w:t>
+      </w:r>
+    </w:p>
+    <w:p>
+      <w:pPr>
+        <w:pStyle w:val="CMD"/>
+      </w:pPr>
+      <w:r>
+        <w:t>R1(config-</w:t>
+      </w:r>
+      <w:proofErr w:type="gramStart"/>
+      <w:r>
+        <w:t>line)#</w:t>
+      </w:r>
+      <w:proofErr w:type="gramEnd"/>
+      <w:r>
+        <w:t xml:space="preserve"> </w:t>
+      </w:r>
+      <w:r>
+        <w:rPr>
+          <w:b/>
+        </w:rPr>
+        <w:t>login local</w:t>
+      </w:r>
+    </w:p>
+    <w:p>
+      <w:pPr>
+        <w:pStyle w:val="CMD"/>
+      </w:pPr>
+      <w:r>
+        <w:t>R1(config-</w:t>
+      </w:r>
+      <w:proofErr w:type="gramStart"/>
+      <w:r>
+        <w:t>line)#</w:t>
+      </w:r>
+      <w:proofErr w:type="gramEnd"/>
+      <w:r>
+        <w:t xml:space="preserve"> </w:t>
+      </w:r>
+      <w:r>
+        <w:rPr>
+          <w:b/>
+        </w:rPr>
+        <w:t>exec-</w:t>
+      </w:r>
+      <w:proofErr w:type="gramStart"/>
+      <w:r>
+        <w:rPr>
+          <w:b/>
+        </w:rPr>
+        <w:t>timeout</w:t>
+      </w:r>
+      <w:proofErr w:type="gramEnd"/>
+      <w:r>
+        <w:rPr>
+          <w:b/>
+        </w:rPr>
+        <w:t xml:space="preserve"> 5 0</w:t>
+      </w:r>
+    </w:p>
+    <w:p>
+      <w:pPr>
+        <w:pStyle w:val="SubStepAlpha"/>
+      </w:pPr>
+      <w:r>
+        <w:t>C</w:t>
+      </w:r>
+      <w:r>
+        <w:t xml:space="preserve">onfigure line </w:t>
+      </w:r>
+      <w:proofErr w:type="spellStart"/>
+      <w:r>
+        <w:t>vty</w:t>
+      </w:r>
+      <w:proofErr w:type="spellEnd"/>
+      <w:r>
+        <w:t xml:space="preserve"> 0 4 to use the local user database for logins and restrict access to SSH connections only</w:t>
+      </w:r>
+      <w:r>
+        <w:t>.</w:t>
+      </w:r>
+    </w:p>
+    <w:p>
+      <w:pPr>
+        <w:pStyle w:val="CMD"/>
+      </w:pPr>
+      <w:r>
+        <w:t>R1(</w:t>
+      </w:r>
+      <w:proofErr w:type="gramStart"/>
+      <w:r>
+        <w:t>config)#</w:t>
+      </w:r>
+      <w:proofErr w:type="gramEnd"/>
+      <w:r>
+        <w:t xml:space="preserve"> </w:t>
+      </w:r>
+      <w:r>
+        <w:rPr>
+          <w:b/>
+        </w:rPr>
+        <w:t xml:space="preserve">line </w:t>
+      </w:r>
+      <w:proofErr w:type="spellStart"/>
+      <w:r>
+        <w:rPr>
+          <w:b/>
+        </w:rPr>
+        <w:t>vty</w:t>
+      </w:r>
+      <w:proofErr w:type="spellEnd"/>
+      <w:r>
+        <w:rPr>
+          <w:b/>
+        </w:rPr>
+        <w:t xml:space="preserve"> 0 4</w:t>
+      </w:r>
+    </w:p>
+    <w:p>
+      <w:pPr>
+        <w:pStyle w:val="CMD"/>
+        <w:rPr>
+          <w:b/>
+        </w:rPr>
+      </w:pPr>
+      <w:r>
+        <w:t>R1(config-</w:t>
+      </w:r>
+      <w:proofErr w:type="gramStart"/>
+      <w:r>
+        <w:t>line)#</w:t>
+      </w:r>
+      <w:proofErr w:type="gramEnd"/>
+      <w:r>
+        <w:t xml:space="preserve"> </w:t>
+      </w:r>
+      <w:r>
+        <w:rPr>
+          <w:b/>
+        </w:rPr>
+        <w:t>login local</w:t>
+      </w:r>
+    </w:p>
+    <w:p>
+      <w:pPr>
+        <w:pStyle w:val="CMD"/>
+      </w:pPr>
+      <w:r>
+        <w:t>R</w:t>
+      </w:r>
+      <w:r>
+        <w:t>1(config-</w:t>
+      </w:r>
+      <w:proofErr w:type="gramStart"/>
+      <w:r>
+        <w:t>line)#</w:t>
+      </w:r>
+      <w:proofErr w:type="gramEnd"/>
+      <w:r>
+        <w:t xml:space="preserve"> </w:t>
+      </w:r>
+      <w:r>
+        <w:rPr>
+          <w:b/>
+        </w:rPr>
+        <w:t>transport input ssh</w:t>
+      </w:r>
+    </w:p>
+    <w:p>
+      <w:pPr>
+        <w:pStyle w:val="CMD"/>
+      </w:pPr>
+      <w:r>
+        <w:t>R1(config-</w:t>
+      </w:r>
+      <w:proofErr w:type="gramStart"/>
+      <w:r>
+        <w:t>line)#</w:t>
+      </w:r>
+      <w:proofErr w:type="gramEnd"/>
+      <w:r>
+        <w:t xml:space="preserve"> </w:t>
+      </w:r>
+      <w:r>
+        <w:rPr>
+          <w:b/>
+        </w:rPr>
+        <w:t>exec-</w:t>
+      </w:r>
+      <w:proofErr w:type="gramStart"/>
+      <w:r>
+        <w:rPr>
+          <w:b/>
+        </w:rPr>
+        <w:t>timeout</w:t>
+      </w:r>
+      <w:proofErr w:type="gramEnd"/>
+      <w:r>
+        <w:rPr>
+          <w:b/>
+        </w:rPr>
+        <w:t xml:space="preserve"> 5 0</w:t>
+      </w:r>
+    </w:p>
+    <w:p>
+      <w:pPr>
+        <w:pStyle w:val="SubStepAlpha"/>
+      </w:pPr>
+      <w:r>
+        <w:t>Configure the enable password with strong encryption.</w:t>
+      </w:r>
+    </w:p>
+    <w:p>
+      <w:pPr>
+        <w:pStyle w:val="CMD"/>
+      </w:pPr>
+      <w:r>
+        <w:t>R1(</w:t>
+      </w:r>
+      <w:proofErr w:type="gramStart"/>
+      <w:r>
+        <w:t>config)#</w:t>
+      </w:r>
+      <w:proofErr w:type="gramEnd"/>
+      <w:r>
+        <w:t xml:space="preserve"> </w:t>
+      </w:r>
+      <w:r>
+        <w:rPr>
+          <w:b/>
           <w:bCs/>
         </w:rPr>
-      </w:pPr>
-      <w:r>
-        <w:t xml:space="preserve">R3(config-if)# </w:t>
-      </w:r>
+        <w:t xml:space="preserve">enable algorithm-type </w:t>
+      </w:r>
+      <w:proofErr w:type="spellStart"/>
       <w:r>
         <w:rPr>
           <w:b/>
           <w:bCs/>
         </w:rPr>
-        <w:t>interface GigabitEthernet0/0/1.3</w:t>
-      </w:r>
-    </w:p>
-    <w:p>
-      <w:pPr>
-        <w:pStyle w:val="CMD"/>
+        <w:t>scrypt</w:t>
+      </w:r>
+      <w:proofErr w:type="spellEnd"/>
+      <w:r>
         <w:rPr>
           <w:b/>
           <w:bCs/>
         </w:rPr>
-      </w:pPr>
-      <w:r>
-        <w:t>R3(config-if)#</w:t>
-      </w:r>
-      <w:r>
-        <w:rPr>
-          <w:b/>
-          <w:bCs/>
-        </w:rPr>
-        <w:t xml:space="preserve"> encapsulation dot1Q 3</w:t>
-      </w:r>
-    </w:p>
-    <w:p>
-      <w:pPr>
-        <w:pStyle w:val="CMD"/>
-        <w:rPr>
-          <w:b/>
-          <w:bCs/>
-        </w:rPr>
-      </w:pPr>
-      <w:r>
-        <w:t>R3(config-if)#</w:t>
-      </w:r>
-      <w:r>
-        <w:rPr>
-          <w:b/>
-          <w:bCs/>
-        </w:rPr>
-        <w:t xml:space="preserve"> ip address 192.168.3.1 255.255.255.0</w:t>
-      </w:r>
-    </w:p>
-    <w:p>
-      <w:pPr>
-        <w:pStyle w:val="CMD"/>
-        <w:rPr>
-          <w:b/>
-          <w:bCs/>
-        </w:rPr>
-      </w:pPr>
-      <w:r>
-        <w:t>R3(config-if)#</w:t>
-      </w:r>
-      <w:r>
-        <w:rPr>
-          <w:b/>
-          <w:bCs/>
-        </w:rPr>
-        <w:t>interface GigabitEthernet0/0/1.33</w:t>
-      </w:r>
-    </w:p>
-    <w:p>
-      <w:pPr>
-        <w:pStyle w:val="CMD"/>
-        <w:rPr>
-          <w:b/>
-          <w:bCs/>
-        </w:rPr>
-      </w:pPr>
-      <w:r>
-        <w:t>R3(config-if)#</w:t>
-      </w:r>
-      <w:r>
-        <w:rPr>
-          <w:b/>
-          <w:bCs/>
-        </w:rPr>
-        <w:t xml:space="preserve"> encapsulation dot1Q 33</w:t>
-      </w:r>
-    </w:p>
-    <w:p>
-      <w:pPr>
-        <w:pStyle w:val="CMD"/>
-        <w:rPr>
-          <w:b/>
-          <w:bCs/>
-        </w:rPr>
-      </w:pPr>
-      <w:r>
-        <w:t>R3(config-if)#</w:t>
-      </w:r>
-      <w:r>
-        <w:rPr>
-          <w:b/>
-          <w:bCs/>
-        </w:rPr>
-        <w:t xml:space="preserve"> ip address 192.168.33.1 255.255.255.0</w:t>
-      </w:r>
-    </w:p>
-    <w:p>
-      <w:pPr>
-        <w:pStyle w:val="Heading3"/>
-      </w:pPr>
-      <w:r>
-        <w:t>Configure</w:t>
-      </w:r>
-      <w:r>
-        <w:t xml:space="preserve"> static routes on R1, R2, and R3.</w:t>
-      </w:r>
-    </w:p>
-    <w:p>
-      <w:pPr>
-        <w:pStyle w:val="SubStepAlpha"/>
-      </w:pPr>
-      <w:r>
-        <w:t>T</w:t>
-      </w:r>
-      <w:r>
-        <w:t>o achieve end-to-end IP reachability, proper static r</w:t>
-      </w:r>
-      <w:r>
-        <w:rPr>
-          <w:noProof/>
-        </w:rPr>
-        <w:t>outes must be configured on R1, R2</w:t>
-      </w:r>
-      <w:r>
-        <w:t xml:space="preserve"> and R3. R1 and R3 are stub routers, and as such, only need a default route pointing to R2. R2, behaving as the ISP, must know how to reach R1’s and R3’s internal networks before end-to-end IP reachability </w:t>
-      </w:r>
-      <w:r>
-        <w:rPr>
-          <w:noProof/>
-        </w:rPr>
-        <w:t>is achieved</w:t>
-      </w:r>
-      <w:r>
-        <w:t xml:space="preserve">. Below is the static route configuration for R1, </w:t>
-      </w:r>
-      <w:r>
-        <w:rPr>
-          <w:noProof/>
-        </w:rPr>
-        <w:t>R2</w:t>
-      </w:r>
-      <w:r>
-        <w:t xml:space="preserve"> and R3. On R1, use the following command:</w:t>
-      </w:r>
-    </w:p>
-    <w:p>
-      <w:pPr>
-        <w:pStyle w:val="CMD"/>
-        <w:rPr>
-          <w:b/>
-        </w:rPr>
-      </w:pPr>
-      <w:r>
-        <w:rPr>
-          <w:noProof/>
-        </w:rPr>
-        <w:t xml:space="preserve">R1(config)# </w:t>
-      </w:r>
-      <w:r>
-        <w:rPr>
-          <w:b/>
-          <w:noProof/>
-        </w:rPr>
-        <w:t>ip route 0.0.0.0 0.0.0.0 10.1.1.2</w:t>
-      </w:r>
-    </w:p>
-    <w:p>
-      <w:pPr>
-        <w:pStyle w:val="SubStepAlpha"/>
-      </w:pPr>
-      <w:r>
-        <w:t>On R2, use the following commands.</w:t>
-      </w:r>
-    </w:p>
-    <w:p>
-      <w:pPr>
-        <w:pStyle w:val="CMD"/>
-        <w:rPr>
-          <w:b/>
-          <w:noProof/>
-          <w:lang w:val="pt-BR"/>
-        </w:rPr>
-      </w:pPr>
-      <w:r>
-        <w:rPr>
-          <w:noProof/>
-          <w:lang w:val="pt-BR"/>
-        </w:rPr>
-        <w:t xml:space="preserve">R2(config)# </w:t>
-      </w:r>
-      <w:r>
-        <w:rPr>
-          <w:b/>
-          <w:noProof/>
-          <w:lang w:val="pt-BR"/>
-        </w:rPr>
-        <w:t>ip route 192.168.1.0 255.255.255.0 10.1.1.1</w:t>
-      </w:r>
-    </w:p>
-    <w:p>
-      <w:pPr>
-        <w:pStyle w:val="CMD"/>
-        <w:rPr>
-          <w:b/>
-        </w:rPr>
-      </w:pPr>
-      <w:r>
-        <w:rPr>
-          <w:noProof/>
-        </w:rPr>
-        <w:t xml:space="preserve">R2(config)# </w:t>
-      </w:r>
-      <w:r>
-        <w:rPr>
-          <w:b/>
-          <w:noProof/>
-        </w:rPr>
-        <w:t>ip route 192.168.3.0 255.255.255.0 10.2.2.1</w:t>
-      </w:r>
-    </w:p>
-    <w:p>
-      <w:pPr>
-        <w:pStyle w:val="CMD"/>
-        <w:rPr>
-          <w:b/>
-        </w:rPr>
-      </w:pPr>
-      <w:r>
-        <w:t xml:space="preserve">R2(config)# </w:t>
-      </w:r>
-      <w:r>
-        <w:rPr>
-          <w:b/>
-        </w:rPr>
-        <w:t>ip route 192.168.33.0 255.255.255.0 10.2.2.1</w:t>
-      </w:r>
-    </w:p>
-    <w:p>
-      <w:pPr>
-        <w:pStyle w:val="SubStepAlpha"/>
-      </w:pPr>
-      <w:r>
-        <w:t>On R3, use the following command.</w:t>
-      </w:r>
-    </w:p>
-    <w:p>
-      <w:pPr>
-        <w:pStyle w:val="CMD"/>
-        <w:rPr>
-          <w:b/>
-        </w:rPr>
-      </w:pPr>
-      <w:r>
-        <w:rPr>
-          <w:noProof/>
-        </w:rPr>
-        <w:t xml:space="preserve">R3(config)# </w:t>
-      </w:r>
-      <w:r>
-        <w:rPr>
-          <w:b/>
-          <w:noProof/>
-        </w:rPr>
-        <w:t>ip route 0.0.0.0 0.0.0.0 10.2.2.2</w:t>
-      </w:r>
-    </w:p>
-    <w:p>
-      <w:pPr>
-        <w:pStyle w:val="Heading3"/>
-        <w:rPr>
-          <w:noProof/>
-        </w:rPr>
-      </w:pPr>
-      <w:r>
-        <w:rPr>
-          <w:noProof/>
-        </w:rPr>
-        <w:t>Configure S3.</w:t>
-      </w:r>
-    </w:p>
-    <w:p>
-      <w:pPr>
-        <w:pStyle w:val="SubStepAlpha"/>
-      </w:pPr>
-      <w:r>
-        <w:t>Configure trunk link:</w:t>
-      </w:r>
-    </w:p>
-    <w:p>
-      <w:pPr>
-        <w:pStyle w:val="CMD"/>
-      </w:pPr>
-      <w:r>
-        <w:t xml:space="preserve">S3(config)# </w:t>
-      </w:r>
-      <w:r>
-        <w:rPr>
-          <w:b/>
-          <w:bCs/>
-        </w:rPr>
-        <w:t>interface f0/5</w:t>
-      </w:r>
-    </w:p>
-    <w:p>
-      <w:pPr>
-        <w:pStyle w:val="CMD"/>
-      </w:pPr>
-      <w:r>
-        <w:t xml:space="preserve">S3(config-if)# </w:t>
-      </w:r>
-      <w:r>
-        <w:rPr>
-          <w:b/>
-          <w:bCs/>
-        </w:rPr>
-        <w:t>switchport mode trunk</w:t>
-      </w:r>
-    </w:p>
-    <w:p>
-      <w:pPr>
-        <w:pStyle w:val="SubStepAlpha"/>
-      </w:pPr>
-      <w:r>
-        <w:t>Configure access ports.</w:t>
-      </w:r>
-    </w:p>
-    <w:p>
-      <w:pPr>
-        <w:pStyle w:val="CMD"/>
-      </w:pPr>
-      <w:r>
-        <w:t xml:space="preserve">S3(config)# </w:t>
-      </w:r>
-      <w:r>
-        <w:rPr>
-          <w:b/>
-          <w:bCs/>
-        </w:rPr>
-        <w:t>interface f0/18</w:t>
-      </w:r>
-    </w:p>
-    <w:p>
-      <w:pPr>
-        <w:pStyle w:val="CMD"/>
-      </w:pPr>
-      <w:r>
-        <w:t xml:space="preserve">S3(config-if)# </w:t>
-      </w:r>
-      <w:r>
-        <w:rPr>
-          <w:b/>
-          <w:bCs/>
-        </w:rPr>
-        <w:t>switchport mode access</w:t>
-      </w:r>
-    </w:p>
-    <w:p>
-      <w:pPr>
-        <w:pStyle w:val="CMD"/>
-      </w:pPr>
-      <w:r>
-        <w:t xml:space="preserve">S3(config-if)# </w:t>
-      </w:r>
-      <w:r>
-        <w:rPr>
-          <w:b/>
-          <w:bCs/>
-        </w:rPr>
-        <w:t>switchport access vlan 3</w:t>
-      </w:r>
-    </w:p>
-    <w:p>
-      <w:pPr>
-        <w:pStyle w:val="CMD"/>
-      </w:pPr>
-      <w:r>
-        <w:t xml:space="preserve">S3(config-if)# </w:t>
-      </w:r>
-      <w:r>
-        <w:rPr>
-          <w:b/>
-          <w:bCs/>
-        </w:rPr>
-        <w:t>interface f0/23</w:t>
-      </w:r>
-    </w:p>
-    <w:p>
-      <w:pPr>
-        <w:pStyle w:val="CMD"/>
-      </w:pPr>
-      <w:r>
-        <w:t xml:space="preserve">S3(config-if)# </w:t>
-      </w:r>
-      <w:r>
-        <w:rPr>
-          <w:b/>
-          <w:bCs/>
-        </w:rPr>
-        <w:t>switchport mode access</w:t>
-      </w:r>
-    </w:p>
-    <w:p>
-      <w:pPr>
-        <w:pStyle w:val="CMD"/>
-      </w:pPr>
-      <w:r>
-        <w:t xml:space="preserve">S3(config-if)# </w:t>
-      </w:r>
-      <w:r>
-        <w:rPr>
-          <w:b/>
-          <w:bCs/>
-        </w:rPr>
-        <w:t>switchport access vlan 33</w:t>
-      </w:r>
-    </w:p>
-    <w:p>
-      <w:pPr>
-        <w:pStyle w:val="Heading3"/>
-        <w:rPr>
-          <w:noProof/>
-        </w:rPr>
-      </w:pPr>
-      <w:r>
-        <w:rPr>
-          <w:noProof/>
-        </w:rPr>
-        <w:t>Configure PC host IP settings.</w:t>
-      </w:r>
-    </w:p>
-    <w:p>
-      <w:pPr>
-        <w:pStyle w:val="BodyTextL25"/>
-        <w:rPr>
-          <w:noProof/>
-        </w:rPr>
-      </w:pPr>
-      <w:r>
-        <w:rPr>
-          <w:noProof/>
-        </w:rPr>
-        <w:t xml:space="preserve">Configure a static IP address, subnet mask, and default gateway for PC-A, </w:t>
-      </w:r>
-      <w:r>
-        <w:rPr>
-          <w:noProof/>
-        </w:rPr>
-        <w:t xml:space="preserve">PC-B, and PC-C </w:t>
-      </w:r>
-      <w:r>
-        <w:rPr>
-          <w:noProof/>
-        </w:rPr>
-        <w:t>as shown in the IP addressing table.</w:t>
-      </w:r>
-    </w:p>
-    <w:p>
-      <w:pPr>
-        <w:pStyle w:val="Heading3"/>
-      </w:pPr>
-      <w:r>
-        <w:t>Verify basic network connectivity.</w:t>
-      </w:r>
-    </w:p>
-    <w:p>
-      <w:pPr>
-        <w:pStyle w:val="SubStepAlpha"/>
-      </w:pPr>
-      <w:r>
-        <w:t>Ping from R1 to R3.</w:t>
-      </w:r>
-    </w:p>
-    <w:p>
-      <w:pPr>
-        <w:pStyle w:val="BodyTextL50"/>
-        <w:rPr>
-          <w:noProof/>
-        </w:rPr>
-      </w:pPr>
-      <w:r>
-        <w:rPr>
-          <w:noProof/>
-        </w:rPr>
-        <w:t>If the pings are not successful, troubleshoot the basic device configurations before continuing.</w:t>
-      </w:r>
-    </w:p>
-    <w:p>
-      <w:pPr>
-        <w:pStyle w:val="SubStepAlpha"/>
-      </w:pPr>
-      <w:r>
-        <w:rPr>
-          <w:noProof/>
-        </w:rPr>
-        <w:t xml:space="preserve">Ping from PC-A on the R1 LAN to </w:t>
-      </w:r>
-      <w:r>
-        <w:rPr>
-          <w:noProof/>
-        </w:rPr>
-        <w:t xml:space="preserve">PC-B and </w:t>
-      </w:r>
-      <w:r>
-        <w:rPr>
-          <w:noProof/>
-        </w:rPr>
-        <w:t>PC-C on the R3 LAN</w:t>
-      </w:r>
-      <w:r>
-        <w:rPr>
-          <w:noProof/>
-        </w:rPr>
-        <w:t>s</w:t>
-      </w:r>
-      <w:r>
-        <w:rPr>
-          <w:noProof/>
-        </w:rPr>
-        <w:t>.</w:t>
-      </w:r>
-    </w:p>
-    <w:p>
-      <w:pPr>
-        <w:pStyle w:val="BodyTextL50"/>
-      </w:pPr>
-      <w:r>
-        <w:rPr>
-          <w:noProof/>
-        </w:rPr>
-        <w:t>If the pings are not successful, troubleshoot the basic device configurations before continuing.</w:t>
-      </w:r>
-    </w:p>
-    <w:p>
-      <w:pPr>
-        <w:pStyle w:val="BodyTextL25"/>
-      </w:pPr>
-      <w:r>
-        <w:rPr>
-          <w:b/>
-        </w:rPr>
-        <w:t>Note</w:t>
-      </w:r>
-      <w:r>
-        <w:t xml:space="preserve">: If you can ping from PC-A to PC-C, you have demonstrated that the end-to-end IP reachability has </w:t>
-      </w:r>
-      <w:r>
-        <w:rPr>
-          <w:noProof/>
-        </w:rPr>
-        <w:t>been achieved</w:t>
-      </w:r>
-      <w:r>
-        <w:t xml:space="preserve">. </w:t>
-      </w:r>
-      <w:r>
-        <w:rPr>
-          <w:noProof/>
-        </w:rPr>
-        <w:t xml:space="preserve">If you cannot ping but the device interfaces are UP and IP addresses are correct, use the </w:t>
-      </w:r>
-      <w:r>
-        <w:rPr>
-          <w:b/>
-          <w:noProof/>
-        </w:rPr>
-        <w:t>show</w:t>
-      </w:r>
-      <w:r>
-        <w:rPr>
-          <w:b/>
-        </w:rPr>
-        <w:t xml:space="preserve"> interface</w:t>
-      </w:r>
-      <w:r>
-        <w:t xml:space="preserve">, </w:t>
-      </w:r>
-      <w:r>
-        <w:rPr>
-          <w:b/>
-        </w:rPr>
-        <w:t xml:space="preserve">show </w:t>
-      </w:r>
-      <w:r>
-        <w:rPr>
-          <w:b/>
-          <w:noProof/>
-        </w:rPr>
-        <w:t>ip</w:t>
-      </w:r>
-      <w:r>
-        <w:rPr>
-          <w:b/>
-        </w:rPr>
-        <w:t xml:space="preserve"> interface, </w:t>
-      </w:r>
-      <w:r>
-        <w:t xml:space="preserve">and </w:t>
-      </w:r>
-      <w:r>
-        <w:rPr>
-          <w:b/>
-        </w:rPr>
-        <w:t xml:space="preserve">show </w:t>
-      </w:r>
-      <w:r>
-        <w:rPr>
-          <w:b/>
-          <w:noProof/>
-        </w:rPr>
-        <w:t>ip</w:t>
-      </w:r>
-      <w:r>
-        <w:rPr>
-          <w:b/>
-        </w:rPr>
-        <w:t xml:space="preserve"> route</w:t>
-      </w:r>
-      <w:r>
-        <w:t xml:space="preserve"> commands to help identify problems.</w:t>
-      </w:r>
-    </w:p>
-    <w:p>
-      <w:pPr>
-        <w:pStyle w:val="Heading3"/>
-      </w:pPr>
-      <w:r>
-        <w:t>Configure a user account, encrypted passwords and crypto keys for SSH</w:t>
-      </w:r>
-      <w:r>
-        <w:t>.</w:t>
-      </w:r>
-    </w:p>
-    <w:p>
-      <w:pPr>
-        <w:pStyle w:val="BodyTextL25"/>
-      </w:pPr>
-      <w:r>
-        <w:rPr>
-          <w:b/>
-        </w:rPr>
-        <w:t>Note</w:t>
-      </w:r>
-      <w:r>
-        <w:t>:</w:t>
-      </w:r>
-      <w:r>
-        <w:t xml:space="preserve"> Passwords in this task are set to a minimum of 10 characters</w:t>
-      </w:r>
-      <w:r>
-        <w:t>,</w:t>
-      </w:r>
-      <w:r>
-        <w:t xml:space="preserve"> but are relatively simple for the benefit of performing the lab. More complex passwords are recommended in a production network.</w:t>
-      </w:r>
-    </w:p>
-    <w:p>
-      <w:pPr>
-        <w:pStyle w:val="SubStepAlpha"/>
-      </w:pPr>
-      <w:r>
-        <w:t>Configure a minimum password length</w:t>
-      </w:r>
-      <w:r>
-        <w:t xml:space="preserve"> using the </w:t>
-      </w:r>
-      <w:r>
-        <w:rPr>
-          <w:b/>
-        </w:rPr>
-        <w:t>security passwords</w:t>
-      </w:r>
-      <w:r>
-        <w:t xml:space="preserve"> command to set a minimum password length of </w:t>
-      </w:r>
-      <w:r>
-        <w:t xml:space="preserve">10 </w:t>
-      </w:r>
-      <w:r>
-        <w:t>characters.</w:t>
-      </w:r>
-    </w:p>
-    <w:p>
-      <w:pPr>
-        <w:pStyle w:val="CMD"/>
-        <w:rPr>
-          <w:b/>
-        </w:rPr>
-      </w:pPr>
-      <w:r>
-        <w:t>R1(config)#</w:t>
-      </w:r>
-      <w:r>
-        <w:t xml:space="preserve"> </w:t>
-      </w:r>
-      <w:r>
-        <w:rPr>
-          <w:b/>
-        </w:rPr>
-        <w:t>security passwords min-length 10</w:t>
-      </w:r>
-    </w:p>
-    <w:p>
-      <w:pPr>
-        <w:pStyle w:val="SubStepAlpha"/>
-      </w:pPr>
-      <w:r>
-        <w:t>Con</w:t>
-      </w:r>
-      <w:r>
-        <w:t>figure a domain name.</w:t>
-      </w:r>
-    </w:p>
-    <w:p>
-      <w:pPr>
-        <w:pStyle w:val="CMD"/>
-        <w:rPr>
-          <w:b/>
-        </w:rPr>
-      </w:pPr>
-      <w:r>
-        <w:t>R1(config)#</w:t>
-      </w:r>
-      <w:r>
-        <w:t xml:space="preserve"> </w:t>
-      </w:r>
-      <w:r>
-        <w:rPr>
-          <w:b/>
-        </w:rPr>
-        <w:t xml:space="preserve">ip domain-name </w:t>
-      </w:r>
-      <w:r>
-        <w:rPr>
-          <w:b/>
-        </w:rPr>
-        <w:t>netsec</w:t>
-      </w:r>
-      <w:r>
-        <w:rPr>
-          <w:b/>
-        </w:rPr>
-        <w:t>.com</w:t>
-      </w:r>
-    </w:p>
-    <w:p>
-      <w:pPr>
-        <w:pStyle w:val="SubStepAlpha"/>
-      </w:pPr>
-      <w:r>
-        <w:t>Con</w:t>
-      </w:r>
-      <w:r>
-        <w:t>figure crypto keys for SSH</w:t>
-      </w:r>
-    </w:p>
-    <w:p>
-      <w:pPr>
-        <w:pStyle w:val="CMD"/>
-        <w:rPr>
-          <w:b/>
-        </w:rPr>
-      </w:pPr>
-      <w:r>
-        <w:t>R1(config)#</w:t>
-      </w:r>
-      <w:r>
-        <w:t xml:space="preserve"> </w:t>
-      </w:r>
-      <w:r>
-        <w:rPr>
-          <w:b/>
-        </w:rPr>
-        <w:t>crypto key generate rsa general-keys modulus 1024</w:t>
-      </w:r>
-    </w:p>
-    <w:p>
-      <w:pPr>
-        <w:pStyle w:val="SubStepAlpha"/>
-      </w:pPr>
-      <w:r>
-        <w:t>Con</w:t>
-      </w:r>
-      <w:r>
-        <w:t xml:space="preserve">figure an admin01 user account using </w:t>
-      </w:r>
-      <w:r>
-        <w:rPr>
-          <w:b/>
-        </w:rPr>
-        <w:t>algorithm-type scrypt</w:t>
-      </w:r>
-      <w:r>
-        <w:t xml:space="preserve"> for encryption and a password of cisco12345.</w:t>
-      </w:r>
-    </w:p>
-    <w:p>
-      <w:pPr>
-        <w:pStyle w:val="CMD"/>
-        <w:rPr>
-          <w:b/>
-        </w:rPr>
-      </w:pPr>
-      <w:r>
-        <w:t>R1(config)#</w:t>
-      </w:r>
-      <w:r>
-        <w:t xml:space="preserve"> </w:t>
-      </w:r>
-      <w:r>
-        <w:rPr>
-          <w:b/>
-        </w:rPr>
-        <w:t>username admin01 algorithm-type scrypt secret cisco12345</w:t>
-      </w:r>
-    </w:p>
-    <w:p>
-      <w:pPr>
-        <w:pStyle w:val="SubStepAlpha"/>
-      </w:pPr>
-      <w:r>
-        <w:t>Configure line console 0 to use the local user database for logins</w:t>
-      </w:r>
-      <w:r>
-        <w:t xml:space="preserve">. For additional security, the </w:t>
-      </w:r>
-      <w:r>
-        <w:rPr>
-          <w:b/>
-        </w:rPr>
-        <w:t>exec-timeout</w:t>
-      </w:r>
-      <w:r>
-        <w:rPr>
-          <w:rFonts w:ascii="Courier New" w:hAnsi="Courier New"/>
-        </w:rPr>
-        <w:t xml:space="preserve"> </w:t>
-      </w:r>
-      <w:r>
-        <w:t xml:space="preserve">command causes the line to log out after </w:t>
-      </w:r>
-      <w:r>
-        <w:rPr>
-          <w:b/>
-        </w:rPr>
-        <w:t>5</w:t>
-      </w:r>
-      <w:r>
-        <w:t xml:space="preserve"> minutes of inactivity. The </w:t>
-      </w:r>
-      <w:r>
-        <w:rPr>
-          <w:b/>
-        </w:rPr>
-        <w:t>logging synchronous</w:t>
-      </w:r>
-      <w:r>
-        <w:t xml:space="preserve"> command prevents console messages from interrupting command entry.</w:t>
-      </w:r>
-    </w:p>
-    <w:p>
-      <w:pPr>
-        <w:pStyle w:val="BodyTextL50"/>
-      </w:pPr>
-      <w:r>
-        <w:rPr>
-          <w:b/>
-        </w:rPr>
-        <w:t>Note</w:t>
-      </w:r>
-      <w:r>
-        <w:t>:</w:t>
-      </w:r>
-      <w:r>
-        <w:t xml:space="preserve"> T</w:t>
-      </w:r>
-      <w:r>
-        <w:t>o avoid repetitive logins during this lab</w:t>
-      </w:r>
-      <w:r>
-        <w:t>,</w:t>
-      </w:r>
-      <w:r>
-        <w:t xml:space="preserve"> the </w:t>
-      </w:r>
-      <w:r>
-        <w:rPr>
-          <w:b/>
-        </w:rPr>
-        <w:t>exec-timeout</w:t>
-      </w:r>
-      <w:r>
-        <w:t xml:space="preserve"> </w:t>
-      </w:r>
-      <w:r>
-        <w:t xml:space="preserve">command </w:t>
-      </w:r>
-      <w:r>
-        <w:t xml:space="preserve">can be set to </w:t>
-      </w:r>
-      <w:r>
-        <w:rPr>
-          <w:b/>
-        </w:rPr>
-        <w:t>0 0</w:t>
-      </w:r>
-      <w:r>
-        <w:t>,</w:t>
-      </w:r>
-      <w:r>
-        <w:t xml:space="preserve"> </w:t>
-      </w:r>
-      <w:r>
-        <w:t>which prevents it from expiring; however, this is not considered to be a good security practice.</w:t>
-      </w:r>
-    </w:p>
-    <w:p>
-      <w:pPr>
-        <w:pStyle w:val="CMD"/>
-      </w:pPr>
-      <w:r>
-        <w:t>R1(config)#</w:t>
-      </w:r>
-      <w:r>
-        <w:t xml:space="preserve"> </w:t>
-      </w:r>
-      <w:r>
-        <w:rPr>
-          <w:b/>
-        </w:rPr>
-        <w:t>line console 0</w:t>
-      </w:r>
-    </w:p>
-    <w:p>
-      <w:pPr>
-        <w:pStyle w:val="CMD"/>
-      </w:pPr>
-      <w:r>
-        <w:t>R1(config-line)#</w:t>
-      </w:r>
-      <w:r>
-        <w:t xml:space="preserve"> </w:t>
-      </w:r>
-      <w:r>
-        <w:rPr>
-          <w:b/>
-        </w:rPr>
-        <w:t>login local</w:t>
-      </w:r>
-    </w:p>
-    <w:p>
-      <w:pPr>
-        <w:pStyle w:val="CMD"/>
-      </w:pPr>
-      <w:r>
-        <w:t>R1(config-line)#</w:t>
-      </w:r>
-      <w:r>
-        <w:t xml:space="preserve"> </w:t>
-      </w:r>
-      <w:r>
-        <w:rPr>
-          <w:b/>
-        </w:rPr>
-        <w:t>exec-timeout 5 0</w:t>
-      </w:r>
-    </w:p>
-    <w:p>
-      <w:pPr>
-        <w:pStyle w:val="CMD"/>
-      </w:pPr>
-      <w:r>
-        <w:t>R1(config-line)#</w:t>
-      </w:r>
-      <w:r>
-        <w:t xml:space="preserve"> </w:t>
-      </w:r>
-      <w:r>
-        <w:rPr>
-          <w:b/>
-        </w:rPr>
-        <w:t>logging synchronous</w:t>
-      </w:r>
-    </w:p>
-    <w:p>
-      <w:pPr>
-        <w:pStyle w:val="SubStepAlpha"/>
-      </w:pPr>
-      <w:r>
-        <w:t>Configure line aux 0 to use the local user database for logins</w:t>
-      </w:r>
-      <w:r>
-        <w:t>.</w:t>
-      </w:r>
-    </w:p>
-    <w:p>
-      <w:pPr>
-        <w:pStyle w:val="CMD"/>
-      </w:pPr>
-      <w:r>
-        <w:t>R1(config)#</w:t>
-      </w:r>
-      <w:r>
-        <w:t xml:space="preserve"> </w:t>
-      </w:r>
-      <w:r>
-        <w:rPr>
-          <w:b/>
-        </w:rPr>
-        <w:t>line aux 0</w:t>
-      </w:r>
-    </w:p>
-    <w:p>
-      <w:pPr>
-        <w:pStyle w:val="CMD"/>
-      </w:pPr>
-      <w:r>
-        <w:t>R1(config-line)#</w:t>
-      </w:r>
-      <w:r>
-        <w:t xml:space="preserve"> </w:t>
-      </w:r>
-      <w:r>
-        <w:rPr>
-          <w:b/>
-        </w:rPr>
-        <w:t>login local</w:t>
-      </w:r>
-    </w:p>
-    <w:p>
-      <w:pPr>
-        <w:pStyle w:val="CMD"/>
-      </w:pPr>
-      <w:r>
-        <w:t>R1(config-line)#</w:t>
-      </w:r>
-      <w:r>
-        <w:t xml:space="preserve"> </w:t>
-      </w:r>
-      <w:r>
-        <w:rPr>
-          <w:b/>
-        </w:rPr>
-        <w:t>exec-timeout 5 0</w:t>
-      </w:r>
-    </w:p>
-    <w:p>
-      <w:pPr>
-        <w:pStyle w:val="SubStepAlpha"/>
-      </w:pPr>
-      <w:r>
-        <w:t>C</w:t>
-      </w:r>
-      <w:r>
-        <w:t>onfigure line vty 0 4 to use the local user database for logins and restrict access to SSH connections only</w:t>
-      </w:r>
-      <w:r>
-        <w:t>.</w:t>
-      </w:r>
-    </w:p>
-    <w:p>
-      <w:pPr>
-        <w:pStyle w:val="CMD"/>
-      </w:pPr>
-      <w:r>
-        <w:t xml:space="preserve">R1(config)# </w:t>
-      </w:r>
-      <w:r>
-        <w:rPr>
-          <w:b/>
-        </w:rPr>
-        <w:t>line vty 0 4</w:t>
-      </w:r>
-    </w:p>
-    <w:p>
-      <w:pPr>
-        <w:pStyle w:val="CMD"/>
-        <w:rPr>
-          <w:b/>
-        </w:rPr>
-      </w:pPr>
-      <w:r>
-        <w:t xml:space="preserve">R1(config-line)# </w:t>
-      </w:r>
-      <w:r>
-        <w:rPr>
-          <w:b/>
-        </w:rPr>
-        <w:t>login local</w:t>
-      </w:r>
-    </w:p>
-    <w:p>
-      <w:pPr>
-        <w:pStyle w:val="CMD"/>
-      </w:pPr>
-      <w:r>
-        <w:t>R</w:t>
-      </w:r>
-      <w:r>
-        <w:t xml:space="preserve">1(config-line)# </w:t>
-      </w:r>
-      <w:r>
-        <w:rPr>
-          <w:b/>
-        </w:rPr>
-        <w:t>transport input ssh</w:t>
-      </w:r>
-    </w:p>
-    <w:p>
-      <w:pPr>
-        <w:pStyle w:val="CMD"/>
-      </w:pPr>
-      <w:r>
-        <w:t>R1(config-line)#</w:t>
-      </w:r>
-      <w:r>
-        <w:t xml:space="preserve"> </w:t>
-      </w:r>
-      <w:r>
-        <w:rPr>
-          <w:b/>
-        </w:rPr>
-        <w:t>exec-timeout 5 0</w:t>
-      </w:r>
-    </w:p>
-    <w:p>
-      <w:pPr>
-        <w:pStyle w:val="SubStepAlpha"/>
-      </w:pPr>
-      <w:r>
-        <w:t>Configure the enable password with strong encryption.</w:t>
-      </w:r>
-    </w:p>
-    <w:p>
-      <w:pPr>
-        <w:pStyle w:val="CMD"/>
-      </w:pPr>
-      <w:r>
-        <w:t xml:space="preserve">R1(config)# </w:t>
-      </w:r>
-      <w:r>
-        <w:rPr>
-          <w:b/>
-          <w:bCs/>
-        </w:rPr>
-        <w:t>enable algorithm-type scrypt secret class12345</w:t>
+        <w:t xml:space="preserve"> secret class12345</w:t>
       </w:r>
     </w:p>
     <w:p>
@@ -3418,7 +3920,15 @@
         <w:t>trusted</w:t>
       </w:r>
       <w:r>
-        <w:t xml:space="preserve"> and are allowed to initiate any type traffic (TCP, UDP or ICMP based traffic).</w:t>
+        <w:t xml:space="preserve"> and are allowed to initiate any </w:t>
+      </w:r>
+      <w:proofErr w:type="gramStart"/>
+      <w:r>
+        <w:t>type</w:t>
+      </w:r>
+      <w:proofErr w:type="gramEnd"/>
+      <w:r>
+        <w:t xml:space="preserve"> traffic (TCP, UDP or ICMP based traffic).</w:t>
       </w:r>
     </w:p>
     <w:p>
@@ -3445,7 +3955,15 @@
         <w:ind w:left="1080"/>
       </w:pPr>
       <w:r>
-        <w:t>No traffic is allowed between the internal network and the conference room network. There is no guarantee regarding the condition of guest computers in the conference room network. Such machines could be infected with malware and might attempt to send out spam or other malicious traffic.</w:t>
+        <w:t xml:space="preserve">No traffic is allowed between the internal network and the conference room network. There is no guarantee regarding the condition of guest computers </w:t>
+      </w:r>
+      <w:proofErr w:type="gramStart"/>
+      <w:r>
+        <w:t>in</w:t>
+      </w:r>
+      <w:proofErr w:type="gramEnd"/>
+      <w:r>
+        <w:t xml:space="preserve"> the conference room network. Such machines could be infected with malware and might attempt to send out spam or other malicious traffic.</w:t>
       </w:r>
     </w:p>
     <w:p>
@@ -3746,7 +4264,15 @@
         <w:pStyle w:val="BodyTextL25"/>
       </w:pPr>
       <w:r>
-        <w:t>In this lab, the R3 site has three interfaces; one connected to an internal trusted network, one connected to the conference room</w:t>
+        <w:t xml:space="preserve">In this lab, the R3 site has three interfaces; one connected to an internal </w:t>
+      </w:r>
+      <w:proofErr w:type="gramStart"/>
+      <w:r>
+        <w:t>trusted</w:t>
+      </w:r>
+      <w:proofErr w:type="gramEnd"/>
+      <w:r>
+        <w:t xml:space="preserve"> network, one connected to the conference room</w:t>
       </w:r>
       <w:r>
         <w:t xml:space="preserve"> </w:t>
@@ -3849,7 +4375,15 @@
         <w:pStyle w:val="CMD"/>
       </w:pPr>
       <w:r>
-        <w:t xml:space="preserve">R3(config)# </w:t>
+        <w:t>R3(</w:t>
+      </w:r>
+      <w:proofErr w:type="gramStart"/>
+      <w:r>
+        <w:t>config)#</w:t>
+      </w:r>
+      <w:proofErr w:type="gramEnd"/>
+      <w:r>
+        <w:t xml:space="preserve"> </w:t>
       </w:r>
       <w:r>
         <w:rPr>
@@ -3864,7 +4398,15 @@
         <w:pStyle w:val="CMD"/>
       </w:pPr>
       <w:r>
-        <w:t xml:space="preserve">R3(config)# </w:t>
+        <w:t>R3(</w:t>
+      </w:r>
+      <w:proofErr w:type="gramStart"/>
+      <w:r>
+        <w:t>config)#</w:t>
+      </w:r>
+      <w:proofErr w:type="gramEnd"/>
+      <w:r>
+        <w:t xml:space="preserve"> </w:t>
       </w:r>
       <w:r>
         <w:rPr>
@@ -4078,7 +4620,23 @@
         <w:pStyle w:val="SubStepAlpha"/>
       </w:pPr>
       <w:r>
-        <w:t xml:space="preserve">Create an inspect class-map to match traffic to be allowed from the INSIDE zone to the </w:t>
+        <w:t xml:space="preserve">Create an </w:t>
+      </w:r>
+      <w:proofErr w:type="gramStart"/>
+      <w:r>
+        <w:t>inspect</w:t>
+      </w:r>
+      <w:proofErr w:type="gramEnd"/>
+      <w:r>
+        <w:t xml:space="preserve"> </w:t>
+      </w:r>
+      <w:proofErr w:type="gramStart"/>
+      <w:r>
+        <w:t>class-map</w:t>
+      </w:r>
+      <w:proofErr w:type="gramEnd"/>
+      <w:r>
+        <w:t xml:space="preserve"> to match traffic to be allowed from the INSIDE zone to the </w:t>
       </w:r>
       <w:r>
         <w:rPr>
@@ -4107,7 +4665,15 @@
         <w:t xml:space="preserve">he first </w:t>
       </w:r>
       <w:r>
-        <w:t xml:space="preserve">line creates an inspect class-map. The </w:t>
+        <w:t xml:space="preserve">line creates an </w:t>
+      </w:r>
+      <w:proofErr w:type="gramStart"/>
+      <w:r>
+        <w:t>inspect</w:t>
+      </w:r>
+      <w:proofErr w:type="gramEnd"/>
+      <w:r>
+        <w:t xml:space="preserve"> class-map. The </w:t>
       </w:r>
       <w:r>
         <w:rPr>
@@ -4154,7 +4720,15 @@
         <w:t xml:space="preserve"> commands refer to specific Cisco NBAR supported protocols. For more information</w:t>
       </w:r>
       <w:r>
-        <w:t>, perform an internet search for Cisco NBAR.</w:t>
+        <w:t xml:space="preserve">, </w:t>
+      </w:r>
+      <w:proofErr w:type="gramStart"/>
+      <w:r>
+        <w:t>perform</w:t>
+      </w:r>
+      <w:proofErr w:type="gramEnd"/>
+      <w:r>
+        <w:t xml:space="preserve"> an internet search for Cisco NBAR.</w:t>
       </w:r>
     </w:p>
     <w:p>
@@ -4162,7 +4736,15 @@
         <w:pStyle w:val="CMD"/>
       </w:pPr>
       <w:r>
-        <w:t xml:space="preserve">R3(config)# </w:t>
+        <w:t>R3(</w:t>
+      </w:r>
+      <w:proofErr w:type="gramStart"/>
+      <w:r>
+        <w:t>config)#</w:t>
+      </w:r>
+      <w:proofErr w:type="gramEnd"/>
+      <w:r>
+        <w:t xml:space="preserve"> </w:t>
       </w:r>
       <w:r>
         <w:rPr>
@@ -4179,14 +4761,21 @@
       <w:r>
         <w:t>R3(config-</w:t>
       </w:r>
+      <w:proofErr w:type="spellStart"/>
+      <w:proofErr w:type="gramStart"/>
       <w:r>
         <w:rPr>
           <w:noProof/>
         </w:rPr>
         <w:t>cmap</w:t>
       </w:r>
-      <w:r>
-        <w:t xml:space="preserve">)# </w:t>
+      <w:proofErr w:type="spellEnd"/>
+      <w:r>
+        <w:t>)#</w:t>
+      </w:r>
+      <w:proofErr w:type="gramEnd"/>
+      <w:r>
+        <w:t xml:space="preserve"> </w:t>
       </w:r>
       <w:r>
         <w:rPr>
@@ -4211,14 +4800,21 @@
       <w:r>
         <w:t>R3(config-</w:t>
       </w:r>
+      <w:proofErr w:type="spellStart"/>
+      <w:proofErr w:type="gramStart"/>
       <w:r>
         <w:rPr>
           <w:noProof/>
         </w:rPr>
         <w:t>cmap</w:t>
       </w:r>
-      <w:r>
-        <w:t xml:space="preserve">)# </w:t>
+      <w:proofErr w:type="spellEnd"/>
+      <w:r>
+        <w:t>)#</w:t>
+      </w:r>
+      <w:proofErr w:type="gramEnd"/>
+      <w:r>
+        <w:t xml:space="preserve"> </w:t>
       </w:r>
       <w:r>
         <w:rPr>
@@ -4243,14 +4839,21 @@
       <w:r>
         <w:t>R3(config-</w:t>
       </w:r>
+      <w:proofErr w:type="spellStart"/>
+      <w:proofErr w:type="gramStart"/>
       <w:r>
         <w:rPr>
           <w:noProof/>
         </w:rPr>
         <w:t>cmap</w:t>
       </w:r>
-      <w:r>
-        <w:t xml:space="preserve">)# </w:t>
+      <w:proofErr w:type="spellEnd"/>
+      <w:r>
+        <w:t>)#</w:t>
+      </w:r>
+      <w:proofErr w:type="gramEnd"/>
+      <w:r>
+        <w:t xml:space="preserve"> </w:t>
       </w:r>
       <w:r>
         <w:rPr>
@@ -4314,7 +4917,15 @@
         <w:pStyle w:val="CMD"/>
       </w:pPr>
       <w:r>
-        <w:t xml:space="preserve">R3(config)# </w:t>
+        <w:t>R3(</w:t>
+      </w:r>
+      <w:proofErr w:type="gramStart"/>
+      <w:r>
+        <w:t>config)#</w:t>
+      </w:r>
+      <w:proofErr w:type="gramEnd"/>
+      <w:r>
+        <w:t xml:space="preserve"> </w:t>
       </w:r>
       <w:r>
         <w:rPr>
@@ -4534,7 +5145,15 @@
         <w:pStyle w:val="BodyTextL50"/>
       </w:pPr>
       <w:r>
-        <w:t xml:space="preserve">The next three lines creates a similar policy-map named </w:t>
+        <w:t xml:space="preserve">The next three lines </w:t>
+      </w:r>
+      <w:proofErr w:type="gramStart"/>
+      <w:r>
+        <w:t>creates</w:t>
+      </w:r>
+      <w:proofErr w:type="gramEnd"/>
+      <w:r>
+        <w:t xml:space="preserve"> a similar policy-map named </w:t>
       </w:r>
       <w:r>
         <w:rPr>
@@ -4571,7 +5190,15 @@
         <w:t>R3</w:t>
       </w:r>
       <w:r>
-        <w:t xml:space="preserve">(config)# </w:t>
+        <w:t>(</w:t>
+      </w:r>
+      <w:proofErr w:type="gramStart"/>
+      <w:r>
+        <w:t>config)#</w:t>
+      </w:r>
+      <w:proofErr w:type="gramEnd"/>
+      <w:r>
+        <w:t xml:space="preserve"> </w:t>
       </w:r>
       <w:r>
         <w:rPr>
@@ -4589,7 +5216,20 @@
         <w:t>R3</w:t>
       </w:r>
       <w:r>
-        <w:t xml:space="preserve">(config-pmap)# </w:t>
+        <w:t>(config-</w:t>
+      </w:r>
+      <w:proofErr w:type="spellStart"/>
+      <w:proofErr w:type="gramStart"/>
+      <w:r>
+        <w:t>pmap</w:t>
+      </w:r>
+      <w:proofErr w:type="spellEnd"/>
+      <w:r>
+        <w:t>)#</w:t>
+      </w:r>
+      <w:proofErr w:type="gramEnd"/>
+      <w:r>
+        <w:t xml:space="preserve"> </w:t>
       </w:r>
       <w:r>
         <w:rPr>
@@ -4607,7 +5247,23 @@
         <w:t>R3</w:t>
       </w:r>
       <w:r>
-        <w:t xml:space="preserve">(config-pmap-c)# </w:t>
+        <w:t>(config-</w:t>
+      </w:r>
+      <w:proofErr w:type="spellStart"/>
+      <w:r>
+        <w:t>pmap</w:t>
+      </w:r>
+      <w:proofErr w:type="spellEnd"/>
+      <w:r>
+        <w:t>-</w:t>
+      </w:r>
+      <w:proofErr w:type="gramStart"/>
+      <w:r>
+        <w:t>c)#</w:t>
+      </w:r>
+      <w:proofErr w:type="gramEnd"/>
+      <w:r>
+        <w:t xml:space="preserve"> </w:t>
       </w:r>
       <w:r>
         <w:rPr>
@@ -4622,10 +5278,18 @@
         <w:pStyle w:val="CMD"/>
       </w:pPr>
       <w:r>
-        <w:t>R3(config</w:t>
-      </w:r>
-      <w:r>
-        <w:t xml:space="preserve">)# </w:t>
+        <w:t>R3(</w:t>
+      </w:r>
+      <w:proofErr w:type="gramStart"/>
+      <w:r>
+        <w:t>config</w:t>
+      </w:r>
+      <w:r>
+        <w:t>)#</w:t>
+      </w:r>
+      <w:proofErr w:type="gramEnd"/>
+      <w:r>
+        <w:t xml:space="preserve"> </w:t>
       </w:r>
       <w:r>
         <w:rPr>
@@ -4645,14 +5309,21 @@
       <w:r>
         <w:t>(config-</w:t>
       </w:r>
+      <w:proofErr w:type="spellStart"/>
+      <w:proofErr w:type="gramStart"/>
       <w:r>
         <w:rPr>
           <w:noProof/>
         </w:rPr>
         <w:t>pmap</w:t>
       </w:r>
-      <w:r>
-        <w:t xml:space="preserve">)# </w:t>
+      <w:proofErr w:type="spellEnd"/>
+      <w:r>
+        <w:t>)#</w:t>
+      </w:r>
+      <w:proofErr w:type="gramEnd"/>
+      <w:r>
+        <w:t xml:space="preserve"> </w:t>
       </w:r>
       <w:r>
         <w:rPr>
@@ -4678,11 +5349,39 @@
         <w:rPr>
           <w:rFonts w:cs="Courier New"/>
         </w:rPr>
-        <w:t xml:space="preserve">R3(config-pmap-c)# </w:t>
-      </w:r>
+        <w:t>R3(config-</w:t>
+      </w:r>
+      <w:proofErr w:type="spellStart"/>
       <w:r>
         <w:rPr>
           <w:rFonts w:cs="Courier New"/>
+        </w:rPr>
+        <w:t>pmap</w:t>
+      </w:r>
+      <w:proofErr w:type="spellEnd"/>
+      <w:r>
+        <w:rPr>
+          <w:rFonts w:cs="Courier New"/>
+        </w:rPr>
+        <w:t>-</w:t>
+      </w:r>
+      <w:proofErr w:type="gramStart"/>
+      <w:r>
+        <w:rPr>
+          <w:rFonts w:cs="Courier New"/>
+        </w:rPr>
+        <w:t>c)#</w:t>
+      </w:r>
+      <w:proofErr w:type="gramEnd"/>
+      <w:r>
+        <w:rPr>
+          <w:rFonts w:cs="Courier New"/>
+        </w:rPr>
+        <w:t xml:space="preserve"> </w:t>
+      </w:r>
+      <w:r>
+        <w:rPr>
+          <w:rFonts w:cs="Courier New"/>
           <w:b/>
           <w:bCs/>
         </w:rPr>
@@ -4696,14 +5395,30 @@
           <w:noProof/>
         </w:rPr>
       </w:pPr>
-      <w:r>
-        <w:t xml:space="preserve">Create the </w:t>
-      </w:r>
-      <w:r>
-        <w:rPr>
-          <w:noProof/>
-        </w:rPr>
-        <w:t>Zone Pairs</w:t>
+      <w:proofErr w:type="gramStart"/>
+      <w:r>
+        <w:t>Create</w:t>
+      </w:r>
+      <w:proofErr w:type="gramEnd"/>
+      <w:r>
+        <w:t xml:space="preserve"> </w:t>
+      </w:r>
+      <w:proofErr w:type="gramStart"/>
+      <w:r>
+        <w:t xml:space="preserve">the </w:t>
+      </w:r>
+      <w:r>
+        <w:rPr>
+          <w:noProof/>
+        </w:rPr>
+        <w:t>Zone</w:t>
+      </w:r>
+      <w:proofErr w:type="gramEnd"/>
+      <w:r>
+        <w:rPr>
+          <w:noProof/>
+        </w:rPr>
+        <w:t xml:space="preserve"> Pairs</w:t>
       </w:r>
     </w:p>
     <w:p>
@@ -5038,6 +5753,7 @@
         </w:rPr>
         <w:t xml:space="preserve"> Allows Internet access from the </w:t>
       </w:r>
+      <w:proofErr w:type="spellStart"/>
       <w:r>
         <w:rPr>
           <w:sz w:val="20"/>
@@ -5045,6 +5761,7 @@
         </w:rPr>
         <w:t>ConfRoom</w:t>
       </w:r>
+      <w:proofErr w:type="spellEnd"/>
       <w:r>
         <w:rPr>
           <w:sz w:val="20"/>
@@ -5073,7 +5790,15 @@
         <w:pStyle w:val="CMD"/>
       </w:pPr>
       <w:r>
-        <w:t xml:space="preserve">R3(config)# </w:t>
+        <w:t>R3(</w:t>
+      </w:r>
+      <w:proofErr w:type="gramStart"/>
+      <w:r>
+        <w:t>config)#</w:t>
+      </w:r>
+      <w:proofErr w:type="gramEnd"/>
+      <w:r>
+        <w:t xml:space="preserve"> </w:t>
       </w:r>
       <w:r>
         <w:rPr>
@@ -5088,7 +5813,15 @@
         <w:pStyle w:val="CMD"/>
       </w:pPr>
       <w:r>
-        <w:t xml:space="preserve">R3(config)# </w:t>
+        <w:t>R3(</w:t>
+      </w:r>
+      <w:proofErr w:type="gramStart"/>
+      <w:r>
+        <w:t>config)#</w:t>
+      </w:r>
+      <w:proofErr w:type="gramEnd"/>
+      <w:r>
+        <w:t xml:space="preserve"> </w:t>
       </w:r>
       <w:r>
         <w:rPr>
@@ -5245,7 +5978,15 @@
         <w:t xml:space="preserve">    Source-Zone</w:t>
       </w:r>
       <w:r>
-        <w:t xml:space="preserve"> CONFROOM  Destination-Zone INTERNET</w:t>
+        <w:t xml:space="preserve"> </w:t>
+      </w:r>
+      <w:proofErr w:type="gramStart"/>
+      <w:r>
+        <w:t>CONFROOM  Destination</w:t>
+      </w:r>
+      <w:proofErr w:type="gramEnd"/>
+      <w:r>
+        <w:t>-Zone INTERNET</w:t>
       </w:r>
     </w:p>
     <w:p>
@@ -5277,13 +6018,21 @@
         <w:pStyle w:val="CMD"/>
       </w:pPr>
       <w:r>
-        <w:t>R3(c</w:t>
+        <w:t>R3(</w:t>
+      </w:r>
+      <w:proofErr w:type="gramStart"/>
+      <w:r>
+        <w:t>c</w:t>
       </w:r>
       <w:r>
         <w:t>on</w:t>
       </w:r>
       <w:r>
-        <w:t xml:space="preserve">fig)# </w:t>
+        <w:t>fig)#</w:t>
+      </w:r>
+      <w:proofErr w:type="gramEnd"/>
+      <w:r>
+        <w:t xml:space="preserve"> </w:t>
       </w:r>
       <w:r>
         <w:rPr>
@@ -5298,7 +6047,15 @@
         <w:pStyle w:val="CMD"/>
       </w:pPr>
       <w:r>
-        <w:t xml:space="preserve">R3(config-sec-zone-pair)# </w:t>
+        <w:t>R3(config-sec-zone-</w:t>
+      </w:r>
+      <w:proofErr w:type="gramStart"/>
+      <w:r>
+        <w:t>pair)#</w:t>
+      </w:r>
+      <w:proofErr w:type="gramEnd"/>
+      <w:r>
+        <w:t xml:space="preserve"> </w:t>
       </w:r>
       <w:r>
         <w:rPr>
@@ -5313,7 +6070,15 @@
         <w:pStyle w:val="CMD"/>
       </w:pPr>
       <w:r>
-        <w:t xml:space="preserve">R3(config)# </w:t>
+        <w:t>R3(</w:t>
+      </w:r>
+      <w:proofErr w:type="gramStart"/>
+      <w:r>
+        <w:t>config)#</w:t>
+      </w:r>
+      <w:proofErr w:type="gramEnd"/>
+      <w:r>
+        <w:t xml:space="preserve"> </w:t>
       </w:r>
       <w:r>
         <w:rPr>
@@ -5328,7 +6093,15 @@
         <w:pStyle w:val="CMD"/>
       </w:pPr>
       <w:r>
-        <w:t xml:space="preserve">R3(config-sec-zone-pair)# </w:t>
+        <w:t>R3(config-sec-zone-</w:t>
+      </w:r>
+      <w:proofErr w:type="gramStart"/>
+      <w:r>
+        <w:t>pair)#</w:t>
+      </w:r>
+      <w:proofErr w:type="gramEnd"/>
+      <w:r>
+        <w:t xml:space="preserve"> </w:t>
       </w:r>
       <w:r>
         <w:rPr>
@@ -5485,11 +6258,16 @@
       <w:r>
         <w:t xml:space="preserve">    Source-Zone </w:t>
       </w:r>
+      <w:proofErr w:type="gramStart"/>
       <w:r>
         <w:t>CONFROOM</w:t>
       </w:r>
       <w:r>
-        <w:t xml:space="preserve">  Destination-Zone </w:t>
+        <w:t xml:space="preserve">  Destination</w:t>
+      </w:r>
+      <w:proofErr w:type="gramEnd"/>
+      <w:r>
+        <w:t xml:space="preserve">-Zone </w:t>
       </w:r>
       <w:r>
         <w:t>INTERNET</w:t>
@@ -5585,7 +6363,21 @@
         <w:rPr>
           <w:sz w:val="18"/>
         </w:rPr>
-        <w:t xml:space="preserve">  Service-policy inspect : CONFROOM_TO_INTERNET</w:t>
+        <w:t xml:space="preserve">  Service-policy </w:t>
+      </w:r>
+      <w:proofErr w:type="gramStart"/>
+      <w:r>
+        <w:rPr>
+          <w:sz w:val="18"/>
+        </w:rPr>
+        <w:t>inspect :</w:t>
+      </w:r>
+      <w:proofErr w:type="gramEnd"/>
+      <w:r>
+        <w:rPr>
+          <w:sz w:val="18"/>
+        </w:rPr>
+        <w:t xml:space="preserve"> CONFROOM_TO_INTERNET</w:t>
       </w:r>
     </w:p>
     <w:p>
@@ -5649,8 +6441,16 @@
         <w:rPr>
           <w:sz w:val="18"/>
         </w:rPr>
-        <w:t xml:space="preserve">      Match: protocol dns</w:t>
-      </w:r>
+        <w:t xml:space="preserve">      Match: protocol </w:t>
+      </w:r>
+      <w:proofErr w:type="spellStart"/>
+      <w:r>
+        <w:rPr>
+          <w:sz w:val="18"/>
+        </w:rPr>
+        <w:t>dns</w:t>
+      </w:r>
+      <w:proofErr w:type="spellEnd"/>
     </w:p>
     <w:p>
       <w:pPr>
@@ -5691,7 +6491,21 @@
         <w:rPr>
           <w:sz w:val="18"/>
         </w:rPr>
-        <w:t xml:space="preserve">        Current session counts (estab/half-open/terminating) [0:0:0]</w:t>
+        <w:t xml:space="preserve">        Current session counts (</w:t>
+      </w:r>
+      <w:proofErr w:type="spellStart"/>
+      <w:r>
+        <w:rPr>
+          <w:sz w:val="18"/>
+        </w:rPr>
+        <w:t>estab</w:t>
+      </w:r>
+      <w:proofErr w:type="spellEnd"/>
+      <w:r>
+        <w:rPr>
+          <w:sz w:val="18"/>
+        </w:rPr>
+        <w:t>/half-open/terminating) [0:0:0]</w:t>
       </w:r>
     </w:p>
     <w:p>
@@ -5705,7 +6519,35 @@
         <w:rPr>
           <w:sz w:val="18"/>
         </w:rPr>
-        <w:t xml:space="preserve">        Maxever session counts (estab/half-open/terminating) [0:0:0]</w:t>
+        <w:t xml:space="preserve">        </w:t>
+      </w:r>
+      <w:proofErr w:type="spellStart"/>
+      <w:r>
+        <w:rPr>
+          <w:sz w:val="18"/>
+        </w:rPr>
+        <w:t>Maxever</w:t>
+      </w:r>
+      <w:proofErr w:type="spellEnd"/>
+      <w:r>
+        <w:rPr>
+          <w:sz w:val="18"/>
+        </w:rPr>
+        <w:t xml:space="preserve"> session counts (</w:t>
+      </w:r>
+      <w:proofErr w:type="spellStart"/>
+      <w:r>
+        <w:rPr>
+          <w:sz w:val="18"/>
+        </w:rPr>
+        <w:t>estab</w:t>
+      </w:r>
+      <w:proofErr w:type="spellEnd"/>
+      <w:r>
+        <w:rPr>
+          <w:sz w:val="18"/>
+        </w:rPr>
+        <w:t>/half-open/terminating) [0:0:0]</w:t>
       </w:r>
     </w:p>
     <w:p>
@@ -5733,7 +6575,21 @@
         <w:rPr>
           <w:sz w:val="18"/>
         </w:rPr>
-        <w:t xml:space="preserve">        Last statistic reset never</w:t>
+        <w:t xml:space="preserve">        Last </w:t>
+      </w:r>
+      <w:proofErr w:type="gramStart"/>
+      <w:r>
+        <w:rPr>
+          <w:sz w:val="18"/>
+        </w:rPr>
+        <w:t>statistic</w:t>
+      </w:r>
+      <w:proofErr w:type="gramEnd"/>
+      <w:r>
+        <w:rPr>
+          <w:sz w:val="18"/>
+        </w:rPr>
+        <w:t xml:space="preserve"> reset never</w:t>
       </w:r>
     </w:p>
     <w:p>
@@ -5853,7 +6709,21 @@
         <w:rPr>
           <w:sz w:val="18"/>
         </w:rPr>
-        <w:t xml:space="preserve">  Service-policy inspect : INSIDE_TO_INTERNET</w:t>
+        <w:t xml:space="preserve">  Service-policy </w:t>
+      </w:r>
+      <w:proofErr w:type="gramStart"/>
+      <w:r>
+        <w:rPr>
+          <w:sz w:val="18"/>
+        </w:rPr>
+        <w:t>inspect :</w:t>
+      </w:r>
+      <w:proofErr w:type="gramEnd"/>
+      <w:r>
+        <w:rPr>
+          <w:sz w:val="18"/>
+        </w:rPr>
+        <w:t xml:space="preserve"> INSIDE_TO_INTERNET</w:t>
       </w:r>
     </w:p>
     <w:p>
@@ -5889,8 +6759,16 @@
         <w:rPr>
           <w:sz w:val="18"/>
         </w:rPr>
-        <w:t xml:space="preserve">      Match: protocol tcp</w:t>
-      </w:r>
+        <w:t xml:space="preserve">      Match: protocol </w:t>
+      </w:r>
+      <w:proofErr w:type="spellStart"/>
+      <w:r>
+        <w:rPr>
+          <w:sz w:val="18"/>
+        </w:rPr>
+        <w:t>tcp</w:t>
+      </w:r>
+      <w:proofErr w:type="spellEnd"/>
     </w:p>
     <w:p>
       <w:pPr>
@@ -5903,8 +6781,16 @@
         <w:rPr>
           <w:sz w:val="18"/>
         </w:rPr>
-        <w:t xml:space="preserve">      Match: protocol udp</w:t>
-      </w:r>
+        <w:t xml:space="preserve">      Match: protocol </w:t>
+      </w:r>
+      <w:proofErr w:type="spellStart"/>
+      <w:r>
+        <w:rPr>
+          <w:sz w:val="18"/>
+        </w:rPr>
+        <w:t>udp</w:t>
+      </w:r>
+      <w:proofErr w:type="spellEnd"/>
     </w:p>
     <w:p>
       <w:pPr>
@@ -5917,8 +6803,16 @@
         <w:rPr>
           <w:sz w:val="18"/>
         </w:rPr>
-        <w:t xml:space="preserve">      Match: protocol icmp</w:t>
-      </w:r>
+        <w:t xml:space="preserve">      Match: protocol </w:t>
+      </w:r>
+      <w:proofErr w:type="spellStart"/>
+      <w:r>
+        <w:rPr>
+          <w:sz w:val="18"/>
+        </w:rPr>
+        <w:t>icmp</w:t>
+      </w:r>
+      <w:proofErr w:type="spellEnd"/>
     </w:p>
     <w:p>
       <w:pPr>
@@ -5959,7 +6853,21 @@
         <w:rPr>
           <w:sz w:val="18"/>
         </w:rPr>
-        <w:t xml:space="preserve">        Current session counts (estab/half-open/terminating) [0:0:0]</w:t>
+        <w:t xml:space="preserve">        Current session counts (</w:t>
+      </w:r>
+      <w:proofErr w:type="spellStart"/>
+      <w:r>
+        <w:rPr>
+          <w:sz w:val="18"/>
+        </w:rPr>
+        <w:t>estab</w:t>
+      </w:r>
+      <w:proofErr w:type="spellEnd"/>
+      <w:r>
+        <w:rPr>
+          <w:sz w:val="18"/>
+        </w:rPr>
+        <w:t>/half-open/terminating) [0:0:0]</w:t>
       </w:r>
     </w:p>
     <w:p>
@@ -5973,7 +6881,35 @@
         <w:rPr>
           <w:sz w:val="18"/>
         </w:rPr>
-        <w:t xml:space="preserve">        Maxever session counts (estab/half-open/terminating) [0:0:0]</w:t>
+        <w:t xml:space="preserve">        </w:t>
+      </w:r>
+      <w:proofErr w:type="spellStart"/>
+      <w:r>
+        <w:rPr>
+          <w:sz w:val="18"/>
+        </w:rPr>
+        <w:t>Maxever</w:t>
+      </w:r>
+      <w:proofErr w:type="spellEnd"/>
+      <w:r>
+        <w:rPr>
+          <w:sz w:val="18"/>
+        </w:rPr>
+        <w:t xml:space="preserve"> session counts (</w:t>
+      </w:r>
+      <w:proofErr w:type="spellStart"/>
+      <w:r>
+        <w:rPr>
+          <w:sz w:val="18"/>
+        </w:rPr>
+        <w:t>estab</w:t>
+      </w:r>
+      <w:proofErr w:type="spellEnd"/>
+      <w:r>
+        <w:rPr>
+          <w:sz w:val="18"/>
+        </w:rPr>
+        <w:t>/half-open/terminating) [0:0:0]</w:t>
       </w:r>
     </w:p>
     <w:p>
@@ -6001,7 +6937,21 @@
         <w:rPr>
           <w:sz w:val="18"/>
         </w:rPr>
-        <w:t xml:space="preserve">        Last statistic reset never</w:t>
+        <w:t xml:space="preserve">        Last </w:t>
+      </w:r>
+      <w:proofErr w:type="gramStart"/>
+      <w:r>
+        <w:rPr>
+          <w:sz w:val="18"/>
+        </w:rPr>
+        <w:t>statistic</w:t>
+      </w:r>
+      <w:proofErr w:type="gramEnd"/>
+      <w:r>
+        <w:rPr>
+          <w:sz w:val="18"/>
+        </w:rPr>
+        <w:t xml:space="preserve"> reset never</w:t>
       </w:r>
     </w:p>
     <w:p>
@@ -6106,8 +7056,13 @@
       <w:pPr>
         <w:pStyle w:val="Heading3"/>
       </w:pPr>
-      <w:r>
-        <w:t>Assign Interfaces to the Proper Security Z</w:t>
+      <w:proofErr w:type="gramStart"/>
+      <w:r>
+        <w:t>Assign</w:t>
+      </w:r>
+      <w:proofErr w:type="gramEnd"/>
+      <w:r>
+        <w:t xml:space="preserve"> Interfaces to the Proper Security Z</w:t>
       </w:r>
       <w:r>
         <w:t>one</w:t>
@@ -6179,7 +7134,15 @@
         <w:pStyle w:val="CMD"/>
       </w:pPr>
       <w:r>
-        <w:t xml:space="preserve">R3(config)# </w:t>
+        <w:t>R3(</w:t>
+      </w:r>
+      <w:proofErr w:type="gramStart"/>
+      <w:r>
+        <w:t>config)#</w:t>
+      </w:r>
+      <w:proofErr w:type="gramEnd"/>
+      <w:r>
+        <w:t xml:space="preserve"> </w:t>
       </w:r>
       <w:r>
         <w:rPr>
@@ -6218,10 +7181,18 @@
         <w:t>R3(config</w:t>
       </w:r>
       <w:r>
-        <w:t>-if</w:t>
-      </w:r>
-      <w:r>
-        <w:t xml:space="preserve">)# </w:t>
+        <w:t>-</w:t>
+      </w:r>
+      <w:proofErr w:type="gramStart"/>
+      <w:r>
+        <w:t>if</w:t>
+      </w:r>
+      <w:r>
+        <w:t>)#</w:t>
+      </w:r>
+      <w:proofErr w:type="gramEnd"/>
+      <w:r>
+        <w:t xml:space="preserve"> </w:t>
       </w:r>
       <w:r>
         <w:rPr>
@@ -6244,7 +7215,15 @@
         <w:pStyle w:val="CMD"/>
       </w:pPr>
       <w:r>
-        <w:t xml:space="preserve">R3(config)# </w:t>
+        <w:t>R3(</w:t>
+      </w:r>
+      <w:proofErr w:type="gramStart"/>
+      <w:r>
+        <w:t>config)#</w:t>
+      </w:r>
+      <w:proofErr w:type="gramEnd"/>
+      <w:r>
+        <w:t xml:space="preserve"> </w:t>
       </w:r>
       <w:r>
         <w:rPr>
@@ -6294,7 +7273,15 @@
         <w:pStyle w:val="CMD"/>
       </w:pPr>
       <w:r>
-        <w:t xml:space="preserve">R3(config-if)# </w:t>
+        <w:t>R3(config-</w:t>
+      </w:r>
+      <w:proofErr w:type="gramStart"/>
+      <w:r>
+        <w:t>if)#</w:t>
+      </w:r>
+      <w:proofErr w:type="gramEnd"/>
+      <w:r>
+        <w:t xml:space="preserve"> </w:t>
       </w:r>
       <w:r>
         <w:rPr>
@@ -6326,7 +7313,15 @@
         <w:pStyle w:val="CMD"/>
       </w:pPr>
       <w:r>
-        <w:t xml:space="preserve">R3(config)# </w:t>
+        <w:t>R3(</w:t>
+      </w:r>
+      <w:proofErr w:type="gramStart"/>
+      <w:r>
+        <w:t>config)#</w:t>
+      </w:r>
+      <w:proofErr w:type="gramEnd"/>
+      <w:r>
+        <w:t xml:space="preserve"> </w:t>
       </w:r>
       <w:r>
         <w:rPr>
@@ -6358,10 +7353,18 @@
         <w:t>R3(config</w:t>
       </w:r>
       <w:r>
-        <w:t>-if</w:t>
-      </w:r>
-      <w:r>
-        <w:t xml:space="preserve">)# </w:t>
+        <w:t>-</w:t>
+      </w:r>
+      <w:proofErr w:type="gramStart"/>
+      <w:r>
+        <w:t>if</w:t>
+      </w:r>
+      <w:r>
+        <w:t>)#</w:t>
+      </w:r>
+      <w:proofErr w:type="gramEnd"/>
+      <w:r>
+        <w:t xml:space="preserve"> </w:t>
       </w:r>
       <w:r>
         <w:rPr>
@@ -6559,7 +7562,15 @@
         <w:pStyle w:val="CMDOutput"/>
       </w:pPr>
       <w:r>
-        <w:t xml:space="preserve">    GigabitEthernet0/0/0</w:t>
+        <w:t xml:space="preserve">    </w:t>
+      </w:r>
+      <w:proofErr w:type="gramStart"/>
+      <w:r>
+        <w:t>GigabitEthernet0/0</w:t>
+      </w:r>
+      <w:proofErr w:type="gramEnd"/>
+      <w:r>
+        <w:t>/0</w:t>
       </w:r>
       <w:r>
         <w:t xml:space="preserve"> </w:t>
@@ -6693,7 +7704,15 @@
         <w:spacing w:before="0"/>
       </w:pPr>
       <w:r>
-        <w:t>Was the ping successful? Explain.</w:t>
+        <w:t xml:space="preserve">Was the </w:t>
+      </w:r>
+      <w:proofErr w:type="gramStart"/>
+      <w:r>
+        <w:t>ping</w:t>
+      </w:r>
+      <w:proofErr w:type="gramEnd"/>
+      <w:r>
+        <w:t xml:space="preserve"> successful? Explain.</w:t>
       </w:r>
     </w:p>
     <w:p>
@@ -6765,7 +7784,15 @@
         <w:spacing w:before="0"/>
       </w:pPr>
       <w:r>
-        <w:t>Was the ping successful? Explain.</w:t>
+        <w:t xml:space="preserve">Was the </w:t>
+      </w:r>
+      <w:proofErr w:type="gramStart"/>
+      <w:r>
+        <w:t>ping</w:t>
+      </w:r>
+      <w:proofErr w:type="gramEnd"/>
+      <w:r>
+        <w:t xml:space="preserve"> successful? Explain.</w:t>
       </w:r>
     </w:p>
     <w:p>
@@ -6834,7 +7861,15 @@
         </w:rPr>
       </w:pPr>
       <w:r>
-        <w:t>Was the ping successful? Explain.</w:t>
+        <w:t xml:space="preserve">Was the </w:t>
+      </w:r>
+      <w:proofErr w:type="gramStart"/>
+      <w:r>
+        <w:t>ping</w:t>
+      </w:r>
+      <w:proofErr w:type="gramEnd"/>
+      <w:r>
+        <w:t xml:space="preserve"> successful? Explain.</w:t>
       </w:r>
     </w:p>
     <w:p>
@@ -6903,7 +7938,15 @@
         </w:rPr>
       </w:pPr>
       <w:r>
-        <w:t>Was the ping successful? Explain.</w:t>
+        <w:t xml:space="preserve">Was the </w:t>
+      </w:r>
+      <w:proofErr w:type="gramStart"/>
+      <w:r>
+        <w:t>ping</w:t>
+      </w:r>
+      <w:proofErr w:type="gramEnd"/>
+      <w:r>
+        <w:t xml:space="preserve"> successful? Explain.</w:t>
       </w:r>
     </w:p>
     <w:p>
@@ -6981,8 +8024,13 @@
         <w:ind w:left="720"/>
       </w:pPr>
       <w:r>
-        <w:t>Was the ping</w:t>
-      </w:r>
+        <w:t xml:space="preserve">Was the </w:t>
+      </w:r>
+      <w:proofErr w:type="gramStart"/>
+      <w:r>
+        <w:t>ping</w:t>
+      </w:r>
+      <w:proofErr w:type="gramEnd"/>
       <w:r>
         <w:t xml:space="preserve"> successful? </w:t>
       </w:r>
@@ -7054,8 +8102,13 @@
         <w:ind w:left="720"/>
       </w:pPr>
       <w:r>
-        <w:t>Was the ping</w:t>
-      </w:r>
+        <w:t xml:space="preserve">Was the </w:t>
+      </w:r>
+      <w:proofErr w:type="gramStart"/>
+      <w:r>
+        <w:t>ping</w:t>
+      </w:r>
+      <w:proofErr w:type="gramEnd"/>
       <w:r>
         <w:t xml:space="preserve"> successful? </w:t>
       </w:r>
@@ -7139,9 +8192,11 @@
       <w:r>
         <w:t xml:space="preserve">Traffic between similarly zoned interfaces will always be bidirectional </w:t>
       </w:r>
+      <w:proofErr w:type="gramStart"/>
       <w:r>
         <w:t>due to the fact that</w:t>
       </w:r>
+      <w:proofErr w:type="gramEnd"/>
       <w:r>
         <w:t xml:space="preserve"> the zone-pair’s source and destination zones are the same. Because of that, there is no need to inspect traffic to allow for automatic return traffic handling; return traffic will always be allowed because it will always conform to the zone-pair definition. In this case, the </w:t>
       </w:r>
@@ -7164,12 +8219,14 @@
       <w:r>
         <w:t xml:space="preserve"> action instead of </w:t>
       </w:r>
+      <w:proofErr w:type="gramStart"/>
       <w:r>
         <w:rPr>
           <w:b/>
         </w:rPr>
         <w:t>inspect</w:t>
       </w:r>
+      <w:proofErr w:type="gramEnd"/>
       <w:r>
         <w:t>. Because of the</w:t>
       </w:r>
@@ -7283,14 +8340,132 @@
         <w:pStyle w:val="CMD"/>
       </w:pPr>
       <w:r>
+        <w:t>R3(</w:t>
+      </w:r>
+      <w:proofErr w:type="gramStart"/>
+      <w:r>
+        <w:t>config)#</w:t>
+      </w:r>
+      <w:proofErr w:type="gramEnd"/>
+      <w:r>
+        <w:t xml:space="preserve"> </w:t>
+      </w:r>
+      <w:r>
+        <w:rPr>
+          <w:b/>
+          <w:bCs/>
+        </w:rPr>
+        <w:t>policy-map type inspect inside</w:t>
+      </w:r>
+    </w:p>
+    <w:p>
+      <w:pPr>
+        <w:pStyle w:val="CMD"/>
+      </w:pPr>
+      <w:r>
+        <w:t>R3(config-</w:t>
+      </w:r>
+      <w:proofErr w:type="spellStart"/>
+      <w:proofErr w:type="gramStart"/>
+      <w:r>
+        <w:t>pmap</w:t>
+      </w:r>
+      <w:proofErr w:type="spellEnd"/>
+      <w:r>
+        <w:t>)#</w:t>
+      </w:r>
+      <w:proofErr w:type="gramEnd"/>
+      <w:r>
+        <w:t xml:space="preserve"> </w:t>
+      </w:r>
+      <w:r>
+        <w:rPr>
+          <w:b/>
+          <w:bCs/>
+        </w:rPr>
+        <w:t>class class-default</w:t>
+      </w:r>
+    </w:p>
+    <w:p>
+      <w:pPr>
+        <w:pStyle w:val="CMD"/>
+      </w:pPr>
+      <w:r>
+        <w:t>R3(config-</w:t>
+      </w:r>
+      <w:proofErr w:type="spellStart"/>
+      <w:r>
+        <w:rPr>
+          <w:noProof/>
+        </w:rPr>
+        <w:t>pmap</w:t>
+      </w:r>
+      <w:proofErr w:type="spellEnd"/>
+      <w:r>
+        <w:t>-</w:t>
+      </w:r>
+      <w:proofErr w:type="gramStart"/>
+      <w:r>
+        <w:t>c)#</w:t>
+      </w:r>
+      <w:proofErr w:type="gramEnd"/>
+      <w:r>
+        <w:t xml:space="preserve"> </w:t>
+      </w:r>
+      <w:r>
+        <w:rPr>
+          <w:b/>
+          <w:bCs/>
+        </w:rPr>
+        <w:t>pass</w:t>
+      </w:r>
+    </w:p>
+    <w:p>
+      <w:pPr>
+        <w:pStyle w:val="BodyTextL25"/>
+      </w:pPr>
+      <w:r>
+        <w:t>C</w:t>
+      </w:r>
+      <w:r>
+        <w:t>reating the zone-pair and assigning the new policy-map to it. N</w:t>
+      </w:r>
+      <w:r>
+        <w:t>otice that the</w:t>
+      </w:r>
+      <w:r>
+        <w:t xml:space="preserve"> INSIDE</w:t>
+      </w:r>
+      <w:r>
+        <w:t xml:space="preserve"> </w:t>
+      </w:r>
+      <w:r>
+        <w:rPr>
+          <w:noProof/>
+        </w:rPr>
+        <w:t>zone</w:t>
+      </w:r>
+      <w:r>
+        <w:t xml:space="preserve"> is both the source and the destination of the zone-pair:</w:t>
+      </w:r>
+    </w:p>
+    <w:p>
+      <w:pPr>
+        <w:pStyle w:val="CMD"/>
+      </w:pPr>
+      <w:r>
+        <w:rPr>
+          <w:noProof/>
+        </w:rPr>
         <w:t xml:space="preserve">R3(config)# </w:t>
       </w:r>
       <w:r>
         <w:rPr>
           <w:b/>
           <w:bCs/>
-        </w:rPr>
-        <w:t>policy-map type inspect inside</w:t>
+          <w:noProof/>
+        </w:rPr>
+        <w:t>zone-pair security INSIDE source INSIDE destination INSIDE</w:t>
       </w:r>
     </w:p>
     <w:p>
@@ -7298,14 +8473,51 @@
         <w:pStyle w:val="CMD"/>
       </w:pPr>
       <w:r>
-        <w:t xml:space="preserve">R3(config-pmap)# </w:t>
+        <w:t>R3(config-sec-zone-</w:t>
+      </w:r>
+      <w:proofErr w:type="gramStart"/>
+      <w:r>
+        <w:t>pair)#</w:t>
+      </w:r>
+      <w:proofErr w:type="gramEnd"/>
+      <w:r>
+        <w:t xml:space="preserve"> </w:t>
       </w:r>
       <w:r>
         <w:rPr>
           <w:b/>
           <w:bCs/>
         </w:rPr>
-        <w:t>class class-default</w:t>
+        <w:t>service-policy type inspect inside</w:t>
+      </w:r>
+    </w:p>
+    <w:p>
+      <w:pPr>
+        <w:pStyle w:val="BodyTextL25"/>
+      </w:pPr>
+      <w:r>
+        <w:t xml:space="preserve">To verify the existence of the new pair, </w:t>
+      </w:r>
+      <w:r>
+        <w:rPr>
+          <w:noProof/>
+        </w:rPr>
+        <w:t>use</w:t>
+      </w:r>
+      <w:r>
+        <w:t xml:space="preserve"> </w:t>
+      </w:r>
+      <w:r>
+        <w:rPr>
+          <w:b/>
+        </w:rPr>
+        <w:t>show zone-pair security</w:t>
+      </w:r>
+      <w:r>
+        <w:rPr>
+          <w:b/>
+        </w:rPr>
+        <w:t>:</w:t>
       </w:r>
     </w:p>
     <w:p>
@@ -7313,224 +8525,113 @@
         <w:pStyle w:val="CMD"/>
       </w:pPr>
       <w:r>
-        <w:t>R3(config-</w:t>
-      </w:r>
-      <w:r>
-        <w:rPr>
-          <w:noProof/>
-        </w:rPr>
-        <w:t>pmap</w:t>
-      </w:r>
-      <w:r>
-        <w:t xml:space="preserve">-c)# </w:t>
+        <w:t xml:space="preserve">R3# </w:t>
       </w:r>
       <w:r>
         <w:rPr>
           <w:b/>
           <w:bCs/>
         </w:rPr>
-        <w:t>pass</w:t>
-      </w:r>
-    </w:p>
-    <w:p>
-      <w:pPr>
-        <w:pStyle w:val="BodyTextL25"/>
-      </w:pPr>
-      <w:r>
-        <w:t>C</w:t>
-      </w:r>
-      <w:r>
-        <w:t>reating the zone-pair and assigning the new policy-map to it. N</w:t>
-      </w:r>
-      <w:r>
-        <w:t>otice that the</w:t>
-      </w:r>
-      <w:r>
+        <w:t>show zone-pair security</w:t>
+      </w:r>
+    </w:p>
+    <w:p>
+      <w:pPr>
+        <w:pStyle w:val="CMDOutput"/>
+      </w:pPr>
+      <w:r>
+        <w:t xml:space="preserve">Zone-pair name </w:t>
+      </w:r>
+      <w:r>
+        <w:t>INSIDE_TO_INTERNET</w:t>
+      </w:r>
+    </w:p>
+    <w:p>
+      <w:pPr>
+        <w:pStyle w:val="CMDOutput"/>
+        <w:rPr>
+          <w:lang w:val="it-IT"/>
+        </w:rPr>
+      </w:pPr>
+      <w:r>
+        <w:t xml:space="preserve">    </w:t>
+      </w:r>
+      <w:r>
+        <w:rPr>
+          <w:lang w:val="it-IT"/>
+        </w:rPr>
+        <w:t>Source-Zone</w:t>
+      </w:r>
+      <w:r>
+        <w:rPr>
+          <w:lang w:val="it-IT"/>
+        </w:rPr>
         <w:t xml:space="preserve"> INSIDE</w:t>
       </w:r>
       <w:r>
+        <w:rPr>
+          <w:lang w:val="it-IT"/>
+        </w:rPr>
+        <w:t xml:space="preserve"> Destination-Zone </w:t>
+      </w:r>
+      <w:r>
+        <w:rPr>
+          <w:lang w:val="it-IT"/>
+        </w:rPr>
+        <w:t>INTERNET</w:t>
+      </w:r>
+      <w:r>
+        <w:rPr>
+          <w:lang w:val="it-IT"/>
+        </w:rPr>
         <w:t xml:space="preserve"> </w:t>
       </w:r>
-      <w:r>
-        <w:rPr>
-          <w:noProof/>
-        </w:rPr>
-        <w:t>zone</w:t>
-      </w:r>
-      <w:r>
-        <w:t xml:space="preserve"> is both the source and the destination of the zone-pair:</w:t>
-      </w:r>
-    </w:p>
-    <w:p>
-      <w:pPr>
-        <w:pStyle w:val="CMD"/>
-      </w:pPr>
-      <w:r>
-        <w:rPr>
-          <w:noProof/>
-        </w:rPr>
-        <w:t xml:space="preserve">R3(config)# </w:t>
-      </w:r>
-      <w:r>
-        <w:rPr>
-          <w:b/>
-          <w:bCs/>
-          <w:noProof/>
-        </w:rPr>
-        <w:t>zone-pair security INSIDE source INSIDE destination INSIDE</w:t>
-      </w:r>
-    </w:p>
-    <w:p>
-      <w:pPr>
-        <w:pStyle w:val="CMD"/>
-      </w:pPr>
-      <w:r>
-        <w:t xml:space="preserve">R3(config-sec-zone-pair)# </w:t>
-      </w:r>
-      <w:r>
-        <w:rPr>
-          <w:b/>
-          <w:bCs/>
-        </w:rPr>
-        <w:t>service-policy type inspect inside</w:t>
-      </w:r>
-    </w:p>
-    <w:p>
-      <w:pPr>
-        <w:pStyle w:val="BodyTextL25"/>
-      </w:pPr>
-      <w:r>
-        <w:t xml:space="preserve">To verify the existence of the new pair, </w:t>
-      </w:r>
-      <w:r>
-        <w:rPr>
-          <w:noProof/>
-        </w:rPr>
-        <w:t>use</w:t>
-      </w:r>
-      <w:r>
-        <w:t xml:space="preserve"> </w:t>
-      </w:r>
-      <w:r>
-        <w:rPr>
-          <w:b/>
-        </w:rPr>
-        <w:t>show zone-pair security</w:t>
-      </w:r>
-      <w:r>
-        <w:rPr>
-          <w:b/>
-        </w:rPr>
-        <w:t>:</w:t>
-      </w:r>
-    </w:p>
-    <w:p>
-      <w:pPr>
-        <w:pStyle w:val="CMD"/>
-      </w:pPr>
-      <w:r>
-        <w:t xml:space="preserve">R3# </w:t>
-      </w:r>
-      <w:r>
-        <w:rPr>
-          <w:b/>
-          <w:bCs/>
-        </w:rPr>
-        <w:t>show zone-pair security</w:t>
-      </w:r>
     </w:p>
     <w:p>
       <w:pPr>
         <w:pStyle w:val="CMDOutput"/>
       </w:pPr>
       <w:r>
+        <w:rPr>
+          <w:lang w:val="it-IT"/>
+        </w:rPr>
+        <w:t xml:space="preserve">    </w:t>
+      </w:r>
+      <w:r>
+        <w:t xml:space="preserve">service-policy </w:t>
+      </w:r>
+      <w:r>
+        <w:t>INSIDE_TO_INTERNET</w:t>
+      </w:r>
+    </w:p>
+    <w:p>
+      <w:pPr>
+        <w:pStyle w:val="CMDOutput"/>
+      </w:pPr>
+      <w:r>
         <w:t xml:space="preserve">Zone-pair name </w:t>
       </w:r>
       <w:r>
-        <w:t>INSIDE_TO_INTERNET</w:t>
+        <w:t>CONFROOM_TO_INTERNET</w:t>
       </w:r>
     </w:p>
     <w:p>
       <w:pPr>
         <w:pStyle w:val="CMDOutput"/>
-        <w:rPr>
-          <w:lang w:val="it-IT"/>
-        </w:rPr>
-      </w:pPr>
-      <w:r>
-        <w:t xml:space="preserve">    </w:t>
-      </w:r>
-      <w:r>
-        <w:rPr>
-          <w:lang w:val="it-IT"/>
-        </w:rPr>
-        <w:t>Source-Zone</w:t>
-      </w:r>
-      <w:r>
-        <w:rPr>
-          <w:lang w:val="it-IT"/>
-        </w:rPr>
-        <w:t xml:space="preserve"> INSIDE</w:t>
-      </w:r>
-      <w:r>
-        <w:rPr>
-          <w:lang w:val="it-IT"/>
-        </w:rPr>
-        <w:t xml:space="preserve"> Destination-Zone </w:t>
-      </w:r>
-      <w:r>
-        <w:rPr>
-          <w:lang w:val="it-IT"/>
-        </w:rPr>
-        <w:t>INTERNET</w:t>
-      </w:r>
-      <w:r>
-        <w:rPr>
-          <w:lang w:val="it-IT"/>
-        </w:rPr>
-        <w:t xml:space="preserve"> </w:t>
-      </w:r>
-    </w:p>
-    <w:p>
-      <w:pPr>
-        <w:pStyle w:val="CMDOutput"/>
-      </w:pPr>
-      <w:r>
-        <w:rPr>
-          <w:lang w:val="it-IT"/>
-        </w:rPr>
-        <w:t xml:space="preserve">    </w:t>
-      </w:r>
-      <w:r>
-        <w:t xml:space="preserve">service-policy </w:t>
-      </w:r>
-      <w:r>
-        <w:t>INSIDE_TO_INTERNET</w:t>
-      </w:r>
-    </w:p>
-    <w:p>
-      <w:pPr>
-        <w:pStyle w:val="CMDOutput"/>
-      </w:pPr>
-      <w:r>
-        <w:t xml:space="preserve">Zone-pair name </w:t>
-      </w:r>
-      <w:r>
-        <w:t>CONFROOM_TO_INTERNET</w:t>
-      </w:r>
-    </w:p>
-    <w:p>
-      <w:pPr>
-        <w:pStyle w:val="CMDOutput"/>
       </w:pPr>
       <w:r>
         <w:t xml:space="preserve">    Source-Zone </w:t>
       </w:r>
+      <w:proofErr w:type="gramStart"/>
       <w:r>
         <w:t>CONFROOM</w:t>
       </w:r>
       <w:r>
-        <w:t xml:space="preserve">  Destination-Zone </w:t>
+        <w:t xml:space="preserve">  Destination</w:t>
+      </w:r>
+      <w:proofErr w:type="gramEnd"/>
+      <w:r>
+        <w:t xml:space="preserve">-Zone </w:t>
       </w:r>
       <w:r>
         <w:t>INTERNET</w:t>
@@ -8079,7 +9180,7 @@
 </file>
 
 <file path=word/endnotes.xml><?xml version="1.0" encoding="utf-8"?>
-<w:endnotes xmlns:wpc="http://schemas.microsoft.com/office/word/2010/wordprocessingCanvas" xmlns:cx="http://schemas.microsoft.com/office/drawing/2014/chartex" xmlns:cx1="http://schemas.microsoft.com/office/drawing/2015/9/8/chartex" xmlns:cx2="http://schemas.microsoft.com/office/drawing/2015/10/21/chartex" xmlns:cx3="http://schemas.microsoft.com/office/drawing/2016/5/9/chartex" xmlns:cx4="http://schemas.microsoft.com/office/drawing/2016/5/10/chartex" xmlns:cx5="http://schemas.microsoft.com/office/drawing/2016/5/11/chartex" xmlns:cx6="http://schemas.microsoft.com/office/drawing/2016/5/12/chartex" xmlns:cx7="http://schemas.microsoft.com/office/drawing/2016/5/13/chartex" xmlns:cx8="http://schemas.microsoft.com/office/drawing/2016/5/14/chartex" xmlns:mc="http://schemas.openxmlformats.org/markup-compatibility/2006" xmlns:aink="http://schemas.microsoft.com/office/drawing/2016/ink" xmlns:am3d="http://schemas.microsoft.com/office/drawing/2017/model3d" xmlns:o="urn:schemas-microsoft-com:office:office" xmlns:r="http://schemas.openxmlformats.org/officeDocument/2006/relationships" xmlns:m="http://schemas.openxmlformats.org/officeDocument/2006/math" xmlns:v="urn:schemas-microsoft-com:vml" xmlns:wp14="http://schemas.microsoft.com/office/word/2010/wordprocessingDrawing" xmlns:wp="http://schemas.openxmlformats.org/drawingml/2006/wordprocessingDrawing" xmlns:w10="urn:schemas-microsoft-com:office:word" xmlns:w="http://schemas.openxmlformats.org/wordprocessingml/2006/main" xmlns:w14="http://schemas.microsoft.com/office/word/2010/wordml" xmlns:w15="http://schemas.microsoft.com/office/word/2012/wordml" xmlns:w16cex="http://schemas.microsoft.com/office/word/2018/wordml/cex" xmlns:w16cid="http://schemas.microsoft.com/office/word/2016/wordml/cid" xmlns:w16="http://schemas.microsoft.com/office/word/2018/wordml" xmlns:w16se="http://schemas.microsoft.com/office/word/2015/wordml/symex" xmlns:wpg="http://schemas.microsoft.com/office/word/2010/wordprocessingGroup" xmlns:wpi="http://schemas.microsoft.com/office/word/2010/wordprocessingInk" xmlns:wne="http://schemas.microsoft.com/office/word/2006/wordml" xmlns:wps="http://schemas.microsoft.com/office/word/2010/wordprocessingShape" mc:Ignorable="w14 w15 w16se w16cid w16 w16cex wp14">
+<w:endnotes xmlns:wpc="http://schemas.microsoft.com/office/word/2010/wordprocessingCanvas" xmlns:cx="http://schemas.microsoft.com/office/drawing/2014/chartex" xmlns:cx1="http://schemas.microsoft.com/office/drawing/2015/9/8/chartex" xmlns:cx2="http://schemas.microsoft.com/office/drawing/2015/10/21/chartex" xmlns:cx3="http://schemas.microsoft.com/office/drawing/2016/5/9/chartex" xmlns:cx4="http://schemas.microsoft.com/office/drawing/2016/5/10/chartex" xmlns:cx5="http://schemas.microsoft.com/office/drawing/2016/5/11/chartex" xmlns:cx6="http://schemas.microsoft.com/office/drawing/2016/5/12/chartex" xmlns:cx7="http://schemas.microsoft.com/office/drawing/2016/5/13/chartex" xmlns:cx8="http://schemas.microsoft.com/office/drawing/2016/5/14/chartex" xmlns:mc="http://schemas.openxmlformats.org/markup-compatibility/2006" xmlns:aink="http://schemas.microsoft.com/office/drawing/2016/ink" xmlns:am3d="http://schemas.microsoft.com/office/drawing/2017/model3d" xmlns:o="urn:schemas-microsoft-com:office:office" xmlns:oel="http://schemas.microsoft.com/office/2019/extlst" xmlns:r="http://schemas.openxmlformats.org/officeDocument/2006/relationships" xmlns:m="http://schemas.openxmlformats.org/officeDocument/2006/math" xmlns:v="urn:schemas-microsoft-com:vml" xmlns:wp14="http://schemas.microsoft.com/office/word/2010/wordprocessingDrawing" xmlns:wp="http://schemas.openxmlformats.org/drawingml/2006/wordprocessingDrawing" xmlns:w10="urn:schemas-microsoft-com:office:word" xmlns:w="http://schemas.openxmlformats.org/wordprocessingml/2006/main" xmlns:w14="http://schemas.microsoft.com/office/word/2010/wordml" xmlns:w15="http://schemas.microsoft.com/office/word/2012/wordml" xmlns:w16cex="http://schemas.microsoft.com/office/word/2018/wordml/cex" xmlns:w16cid="http://schemas.microsoft.com/office/word/2016/wordml/cid" xmlns:w16="http://schemas.microsoft.com/office/word/2018/wordml" xmlns:w16du="http://schemas.microsoft.com/office/word/2023/wordml/word16du" xmlns:w16sdtdh="http://schemas.microsoft.com/office/word/2020/wordml/sdtdatahash" xmlns:w16sdtfl="http://schemas.microsoft.com/office/word/2024/wordml/sdtformatlock" xmlns:w16se="http://schemas.microsoft.com/office/word/2015/wordml/symex" xmlns:wpg="http://schemas.microsoft.com/office/word/2010/wordprocessingGroup" xmlns:wpi="http://schemas.microsoft.com/office/word/2010/wordprocessingInk" xmlns:wne="http://schemas.microsoft.com/office/word/2006/wordml" xmlns:wps="http://schemas.microsoft.com/office/word/2010/wordprocessingShape" mc:Ignorable="w14 w15 w16se w16cid w16 w16cex w16sdtdh w16sdtfl w16du wp14">
   <w:endnote w:type="separator" w:id="-1">
     <w:p>
       <w:pPr>
@@ -8106,7 +9207,7 @@
 </file>
 
 <file path=word/footer1.xml><?xml version="1.0" encoding="utf-8"?>
-<w:ftr xmlns:wpc="http://schemas.microsoft.com/office/word/2010/wordprocessingCanvas" xmlns:cx="http://schemas.microsoft.com/office/drawing/2014/chartex" xmlns:cx1="http://schemas.microsoft.com/office/drawing/2015/9/8/chartex" xmlns:cx2="http://schemas.microsoft.com/office/drawing/2015/10/21/chartex" xmlns:cx3="http://schemas.microsoft.com/office/drawing/2016/5/9/chartex" xmlns:cx4="http://schemas.microsoft.com/office/drawing/2016/5/10/chartex" xmlns:cx5="http://schemas.microsoft.com/office/drawing/2016/5/11/chartex" xmlns:cx6="http://schemas.microsoft.com/office/drawing/2016/5/12/chartex" xmlns:cx7="http://schemas.microsoft.com/office/drawing/2016/5/13/chartex" xmlns:cx8="http://schemas.microsoft.com/office/drawing/2016/5/14/chartex" xmlns:mc="http://schemas.openxmlformats.org/markup-compatibility/2006" xmlns:aink="http://schemas.microsoft.com/office/drawing/2016/ink" xmlns:am3d="http://schemas.microsoft.com/office/drawing/2017/model3d" xmlns:o="urn:schemas-microsoft-com:office:office" xmlns:r="http://schemas.openxmlformats.org/officeDocument/2006/relationships" xmlns:m="http://schemas.openxmlformats.org/officeDocument/2006/math" xmlns:v="urn:schemas-microsoft-com:vml" xmlns:wp14="http://schemas.microsoft.com/office/word/2010/wordprocessingDrawing" xmlns:wp="http://schemas.openxmlformats.org/drawingml/2006/wordprocessingDrawing" xmlns:w10="urn:schemas-microsoft-com:office:word" xmlns:w="http://schemas.openxmlformats.org/wordprocessingml/2006/main" xmlns:w14="http://schemas.microsoft.com/office/word/2010/wordml" xmlns:w15="http://schemas.microsoft.com/office/word/2012/wordml" xmlns:w16cex="http://schemas.microsoft.com/office/word/2018/wordml/cex" xmlns:w16cid="http://schemas.microsoft.com/office/word/2016/wordml/cid" xmlns:w16="http://schemas.microsoft.com/office/word/2018/wordml" xmlns:w16se="http://schemas.microsoft.com/office/word/2015/wordml/symex" xmlns:wpg="http://schemas.microsoft.com/office/word/2010/wordprocessingGroup" xmlns:wpi="http://schemas.microsoft.com/office/word/2010/wordprocessingInk" xmlns:wne="http://schemas.microsoft.com/office/word/2006/wordml" xmlns:wps="http://schemas.microsoft.com/office/word/2010/wordprocessingShape" mc:Ignorable="w14 w15 w16se w16cid w16 w16cex wp14">
+<w:ftr xmlns:wpc="http://schemas.microsoft.com/office/word/2010/wordprocessingCanvas" xmlns:cx="http://schemas.microsoft.com/office/drawing/2014/chartex" xmlns:cx1="http://schemas.microsoft.com/office/drawing/2015/9/8/chartex" xmlns:cx2="http://schemas.microsoft.com/office/drawing/2015/10/21/chartex" xmlns:cx3="http://schemas.microsoft.com/office/drawing/2016/5/9/chartex" xmlns:cx4="http://schemas.microsoft.com/office/drawing/2016/5/10/chartex" xmlns:cx5="http://schemas.microsoft.com/office/drawing/2016/5/11/chartex" xmlns:cx6="http://schemas.microsoft.com/office/drawing/2016/5/12/chartex" xmlns:cx7="http://schemas.microsoft.com/office/drawing/2016/5/13/chartex" xmlns:cx8="http://schemas.microsoft.com/office/drawing/2016/5/14/chartex" xmlns:mc="http://schemas.openxmlformats.org/markup-compatibility/2006" xmlns:aink="http://schemas.microsoft.com/office/drawing/2016/ink" xmlns:am3d="http://schemas.microsoft.com/office/drawing/2017/model3d" xmlns:o="urn:schemas-microsoft-com:office:office" xmlns:oel="http://schemas.microsoft.com/office/2019/extlst" xmlns:r="http://schemas.openxmlformats.org/officeDocument/2006/relationships" xmlns:m="http://schemas.openxmlformats.org/officeDocument/2006/math" xmlns:v="urn:schemas-microsoft-com:vml" xmlns:wp14="http://schemas.microsoft.com/office/word/2010/wordprocessingDrawing" xmlns:wp="http://schemas.openxmlformats.org/drawingml/2006/wordprocessingDrawing" xmlns:w10="urn:schemas-microsoft-com:office:word" xmlns:w="http://schemas.openxmlformats.org/wordprocessingml/2006/main" xmlns:w14="http://schemas.microsoft.com/office/word/2010/wordml" xmlns:w15="http://schemas.microsoft.com/office/word/2012/wordml" xmlns:w16cex="http://schemas.microsoft.com/office/word/2018/wordml/cex" xmlns:w16cid="http://schemas.microsoft.com/office/word/2016/wordml/cid" xmlns:w16="http://schemas.microsoft.com/office/word/2018/wordml" xmlns:w16du="http://schemas.microsoft.com/office/word/2023/wordml/word16du" xmlns:w16sdtdh="http://schemas.microsoft.com/office/word/2020/wordml/sdtdatahash" xmlns:w16sdtfl="http://schemas.microsoft.com/office/word/2024/wordml/sdtformatlock" xmlns:w16se="http://schemas.microsoft.com/office/word/2015/wordml/symex" xmlns:wpg="http://schemas.microsoft.com/office/word/2010/wordprocessingGroup" xmlns:wpi="http://schemas.microsoft.com/office/word/2010/wordprocessingInk" xmlns:wne="http://schemas.microsoft.com/office/word/2006/wordml" xmlns:wps="http://schemas.microsoft.com/office/word/2010/wordprocessingShape" mc:Ignorable="w14 w15 w16se w16cid w16 w16cex w16sdtdh w16sdtfl w16du wp14">
   <w:p>
     <w:pPr>
       <w:pStyle w:val="Footer"/>
@@ -8128,7 +9229,6 @@
         <w:dataBinding w:prefixMappings="xmlns:ns0='http://purl.org/dc/elements/1.1/' xmlns:ns1='http://schemas.openxmlformats.org/package/2006/metadata/core-properties' " w:xpath="/ns1:coreProperties[1]/ns0:description[1]" w:storeItemID="{6C3C8BC8-F283-45AE-878A-BAB7291924A1}"/>
         <w:text w:multiLine="1"/>
       </w:sdtPr>
-      <w:sdtEndPr/>
       <w:sdtContent>
         <w:r>
           <w:t>2015</w:t>
@@ -8266,7 +9366,7 @@
 </file>
 
 <file path=word/footer2.xml><?xml version="1.0" encoding="utf-8"?>
-<w:ftr xmlns:wpc="http://schemas.microsoft.com/office/word/2010/wordprocessingCanvas" xmlns:cx="http://schemas.microsoft.com/office/drawing/2014/chartex" xmlns:cx1="http://schemas.microsoft.com/office/drawing/2015/9/8/chartex" xmlns:cx2="http://schemas.microsoft.com/office/drawing/2015/10/21/chartex" xmlns:cx3="http://schemas.microsoft.com/office/drawing/2016/5/9/chartex" xmlns:cx4="http://schemas.microsoft.com/office/drawing/2016/5/10/chartex" xmlns:cx5="http://schemas.microsoft.com/office/drawing/2016/5/11/chartex" xmlns:cx6="http://schemas.microsoft.com/office/drawing/2016/5/12/chartex" xmlns:cx7="http://schemas.microsoft.com/office/drawing/2016/5/13/chartex" xmlns:cx8="http://schemas.microsoft.com/office/drawing/2016/5/14/chartex" xmlns:mc="http://schemas.openxmlformats.org/markup-compatibility/2006" xmlns:aink="http://schemas.microsoft.com/office/drawing/2016/ink" xmlns:am3d="http://schemas.microsoft.com/office/drawing/2017/model3d" xmlns:o="urn:schemas-microsoft-com:office:office" xmlns:r="http://schemas.openxmlformats.org/officeDocument/2006/relationships" xmlns:m="http://schemas.openxmlformats.org/officeDocument/2006/math" xmlns:v="urn:schemas-microsoft-com:vml" xmlns:wp14="http://schemas.microsoft.com/office/word/2010/wordprocessingDrawing" xmlns:wp="http://schemas.openxmlformats.org/drawingml/2006/wordprocessingDrawing" xmlns:w10="urn:schemas-microsoft-com:office:word" xmlns:w="http://schemas.openxmlformats.org/wordprocessingml/2006/main" xmlns:w14="http://schemas.microsoft.com/office/word/2010/wordml" xmlns:w15="http://schemas.microsoft.com/office/word/2012/wordml" xmlns:w16cex="http://schemas.microsoft.com/office/word/2018/wordml/cex" xmlns:w16cid="http://schemas.microsoft.com/office/word/2016/wordml/cid" xmlns:w16="http://schemas.microsoft.com/office/word/2018/wordml" xmlns:w16se="http://schemas.microsoft.com/office/word/2015/wordml/symex" xmlns:wpg="http://schemas.microsoft.com/office/word/2010/wordprocessingGroup" xmlns:wpi="http://schemas.microsoft.com/office/word/2010/wordprocessingInk" xmlns:wne="http://schemas.microsoft.com/office/word/2006/wordml" xmlns:wps="http://schemas.microsoft.com/office/word/2010/wordprocessingShape" mc:Ignorable="w14 w15 w16se w16cid w16 w16cex wp14">
+<w:ftr xmlns:wpc="http://schemas.microsoft.com/office/word/2010/wordprocessingCanvas" xmlns:cx="http://schemas.microsoft.com/office/drawing/2014/chartex" xmlns:cx1="http://schemas.microsoft.com/office/drawing/2015/9/8/chartex" xmlns:cx2="http://schemas.microsoft.com/office/drawing/2015/10/21/chartex" xmlns:cx3="http://schemas.microsoft.com/office/drawing/2016/5/9/chartex" xmlns:cx4="http://schemas.microsoft.com/office/drawing/2016/5/10/chartex" xmlns:cx5="http://schemas.microsoft.com/office/drawing/2016/5/11/chartex" xmlns:cx6="http://schemas.microsoft.com/office/drawing/2016/5/12/chartex" xmlns:cx7="http://schemas.microsoft.com/office/drawing/2016/5/13/chartex" xmlns:cx8="http://schemas.microsoft.com/office/drawing/2016/5/14/chartex" xmlns:mc="http://schemas.openxmlformats.org/markup-compatibility/2006" xmlns:aink="http://schemas.microsoft.com/office/drawing/2016/ink" xmlns:am3d="http://schemas.microsoft.com/office/drawing/2017/model3d" xmlns:o="urn:schemas-microsoft-com:office:office" xmlns:oel="http://schemas.microsoft.com/office/2019/extlst" xmlns:r="http://schemas.openxmlformats.org/officeDocument/2006/relationships" xmlns:m="http://schemas.openxmlformats.org/officeDocument/2006/math" xmlns:v="urn:schemas-microsoft-com:vml" xmlns:wp14="http://schemas.microsoft.com/office/word/2010/wordprocessingDrawing" xmlns:wp="http://schemas.openxmlformats.org/drawingml/2006/wordprocessingDrawing" xmlns:w10="urn:schemas-microsoft-com:office:word" xmlns:w="http://schemas.openxmlformats.org/wordprocessingml/2006/main" xmlns:w14="http://schemas.microsoft.com/office/word/2010/wordml" xmlns:w15="http://schemas.microsoft.com/office/word/2012/wordml" xmlns:w16cex="http://schemas.microsoft.com/office/word/2018/wordml/cex" xmlns:w16cid="http://schemas.microsoft.com/office/word/2016/wordml/cid" xmlns:w16="http://schemas.microsoft.com/office/word/2018/wordml" xmlns:w16du="http://schemas.microsoft.com/office/word/2023/wordml/word16du" xmlns:w16sdtdh="http://schemas.microsoft.com/office/word/2020/wordml/sdtdatahash" xmlns:w16sdtfl="http://schemas.microsoft.com/office/word/2024/wordml/sdtformatlock" xmlns:w16se="http://schemas.microsoft.com/office/word/2015/wordml/symex" xmlns:wpg="http://schemas.microsoft.com/office/word/2010/wordprocessingGroup" xmlns:wpi="http://schemas.microsoft.com/office/word/2010/wordprocessingInk" xmlns:wne="http://schemas.microsoft.com/office/word/2006/wordml" xmlns:wps="http://schemas.microsoft.com/office/word/2010/wordprocessingShape" mc:Ignorable="w14 w15 w16se w16cid w16 w16cex w16sdtdh w16sdtfl w16du wp14">
   <w:p>
     <w:pPr>
       <w:pStyle w:val="Footer"/>
@@ -8288,7 +9388,6 @@
         <w:dataBinding w:prefixMappings="xmlns:ns0='http://purl.org/dc/elements/1.1/' xmlns:ns1='http://schemas.openxmlformats.org/package/2006/metadata/core-properties' " w:xpath="/ns1:coreProperties[1]/ns0:description[1]" w:storeItemID="{6C3C8BC8-F283-45AE-878A-BAB7291924A1}"/>
         <w:text w:multiLine="1"/>
       </w:sdtPr>
-      <w:sdtEndPr/>
       <w:sdtContent>
         <w:r>
           <w:t>2015</w:t>
@@ -8426,7 +9525,7 @@
 </file>
 
 <file path=word/footnotes.xml><?xml version="1.0" encoding="utf-8"?>
-<w:footnotes xmlns:wpc="http://schemas.microsoft.com/office/word/2010/wordprocessingCanvas" xmlns:cx="http://schemas.microsoft.com/office/drawing/2014/chartex" xmlns:cx1="http://schemas.microsoft.com/office/drawing/2015/9/8/chartex" xmlns:cx2="http://schemas.microsoft.com/office/drawing/2015/10/21/chartex" xmlns:cx3="http://schemas.microsoft.com/office/drawing/2016/5/9/chartex" xmlns:cx4="http://schemas.microsoft.com/office/drawing/2016/5/10/chartex" xmlns:cx5="http://schemas.microsoft.com/office/drawing/2016/5/11/chartex" xmlns:cx6="http://schemas.microsoft.com/office/drawing/2016/5/12/chartex" xmlns:cx7="http://schemas.microsoft.com/office/drawing/2016/5/13/chartex" xmlns:cx8="http://schemas.microsoft.com/office/drawing/2016/5/14/chartex" xmlns:mc="http://schemas.openxmlformats.org/markup-compatibility/2006" xmlns:aink="http://schemas.microsoft.com/office/drawing/2016/ink" xmlns:am3d="http://schemas.microsoft.com/office/drawing/2017/model3d" xmlns:o="urn:schemas-microsoft-com:office:office" xmlns:r="http://schemas.openxmlformats.org/officeDocument/2006/relationships" xmlns:m="http://schemas.openxmlformats.org/officeDocument/2006/math" xmlns:v="urn:schemas-microsoft-com:vml" xmlns:wp14="http://schemas.microsoft.com/office/word/2010/wordprocessingDrawing" xmlns:wp="http://schemas.openxmlformats.org/drawingml/2006/wordprocessingDrawing" xmlns:w10="urn:schemas-microsoft-com:office:word" xmlns:w="http://schemas.openxmlformats.org/wordprocessingml/2006/main" xmlns:w14="http://schemas.microsoft.com/office/word/2010/wordml" xmlns:w15="http://schemas.microsoft.com/office/word/2012/wordml" xmlns:w16cex="http://schemas.microsoft.com/office/word/2018/wordml/cex" xmlns:w16cid="http://schemas.microsoft.com/office/word/2016/wordml/cid" xmlns:w16="http://schemas.microsoft.com/office/word/2018/wordml" xmlns:w16se="http://schemas.microsoft.com/office/word/2015/wordml/symex" xmlns:wpg="http://schemas.microsoft.com/office/word/2010/wordprocessingGroup" xmlns:wpi="http://schemas.microsoft.com/office/word/2010/wordprocessingInk" xmlns:wne="http://schemas.microsoft.com/office/word/2006/wordml" xmlns:wps="http://schemas.microsoft.com/office/word/2010/wordprocessingShape" mc:Ignorable="w14 w15 w16se w16cid w16 w16cex wp14">
+<w:footnotes xmlns:wpc="http://schemas.microsoft.com/office/word/2010/wordprocessingCanvas" xmlns:cx="http://schemas.microsoft.com/office/drawing/2014/chartex" xmlns:cx1="http://schemas.microsoft.com/office/drawing/2015/9/8/chartex" xmlns:cx2="http://schemas.microsoft.com/office/drawing/2015/10/21/chartex" xmlns:cx3="http://schemas.microsoft.com/office/drawing/2016/5/9/chartex" xmlns:cx4="http://schemas.microsoft.com/office/drawing/2016/5/10/chartex" xmlns:cx5="http://schemas.microsoft.com/office/drawing/2016/5/11/chartex" xmlns:cx6="http://schemas.microsoft.com/office/drawing/2016/5/12/chartex" xmlns:cx7="http://schemas.microsoft.com/office/drawing/2016/5/13/chartex" xmlns:cx8="http://schemas.microsoft.com/office/drawing/2016/5/14/chartex" xmlns:mc="http://schemas.openxmlformats.org/markup-compatibility/2006" xmlns:aink="http://schemas.microsoft.com/office/drawing/2016/ink" xmlns:am3d="http://schemas.microsoft.com/office/drawing/2017/model3d" xmlns:o="urn:schemas-microsoft-com:office:office" xmlns:oel="http://schemas.microsoft.com/office/2019/extlst" xmlns:r="http://schemas.openxmlformats.org/officeDocument/2006/relationships" xmlns:m="http://schemas.openxmlformats.org/officeDocument/2006/math" xmlns:v="urn:schemas-microsoft-com:vml" xmlns:wp14="http://schemas.microsoft.com/office/word/2010/wordprocessingDrawing" xmlns:wp="http://schemas.openxmlformats.org/drawingml/2006/wordprocessingDrawing" xmlns:w10="urn:schemas-microsoft-com:office:word" xmlns:w="http://schemas.openxmlformats.org/wordprocessingml/2006/main" xmlns:w14="http://schemas.microsoft.com/office/word/2010/wordml" xmlns:w15="http://schemas.microsoft.com/office/word/2012/wordml" xmlns:w16cex="http://schemas.microsoft.com/office/word/2018/wordml/cex" xmlns:w16cid="http://schemas.microsoft.com/office/word/2016/wordml/cid" xmlns:w16="http://schemas.microsoft.com/office/word/2018/wordml" xmlns:w16du="http://schemas.microsoft.com/office/word/2023/wordml/word16du" xmlns:w16sdtdh="http://schemas.microsoft.com/office/word/2020/wordml/sdtdatahash" xmlns:w16sdtfl="http://schemas.microsoft.com/office/word/2024/wordml/sdtformatlock" xmlns:w16se="http://schemas.microsoft.com/office/word/2015/wordml/symex" xmlns:wpg="http://schemas.microsoft.com/office/word/2010/wordprocessingGroup" xmlns:wpi="http://schemas.microsoft.com/office/word/2010/wordprocessingInk" xmlns:wne="http://schemas.microsoft.com/office/word/2006/wordml" xmlns:wps="http://schemas.microsoft.com/office/word/2010/wordprocessingShape" mc:Ignorable="w14 w15 w16se w16cid w16 w16cex w16sdtdh w16sdtfl w16du wp14">
   <w:footnote w:type="separator" w:id="-1">
     <w:p>
       <w:pPr>
@@ -8453,7 +9552,7 @@
 </file>
 
 <file path=word/header1.xml><?xml version="1.0" encoding="utf-8"?>
-<w:hdr xmlns:wpc="http://schemas.microsoft.com/office/word/2010/wordprocessingCanvas" xmlns:cx="http://schemas.microsoft.com/office/drawing/2014/chartex" xmlns:cx1="http://schemas.microsoft.com/office/drawing/2015/9/8/chartex" xmlns:cx2="http://schemas.microsoft.com/office/drawing/2015/10/21/chartex" xmlns:cx3="http://schemas.microsoft.com/office/drawing/2016/5/9/chartex" xmlns:cx4="http://schemas.microsoft.com/office/drawing/2016/5/10/chartex" xmlns:cx5="http://schemas.microsoft.com/office/drawing/2016/5/11/chartex" xmlns:cx6="http://schemas.microsoft.com/office/drawing/2016/5/12/chartex" xmlns:cx7="http://schemas.microsoft.com/office/drawing/2016/5/13/chartex" xmlns:cx8="http://schemas.microsoft.com/office/drawing/2016/5/14/chartex" xmlns:mc="http://schemas.openxmlformats.org/markup-compatibility/2006" xmlns:aink="http://schemas.microsoft.com/office/drawing/2016/ink" xmlns:am3d="http://schemas.microsoft.com/office/drawing/2017/model3d" xmlns:o="urn:schemas-microsoft-com:office:office" xmlns:r="http://schemas.openxmlformats.org/officeDocument/2006/relationships" xmlns:m="http://schemas.openxmlformats.org/officeDocument/2006/math" xmlns:v="urn:schemas-microsoft-com:vml" xmlns:wp14="http://schemas.microsoft.com/office/word/2010/wordprocessingDrawing" xmlns:wp="http://schemas.openxmlformats.org/drawingml/2006/wordprocessingDrawing" xmlns:w10="urn:schemas-microsoft-com:office:word" xmlns:w="http://schemas.openxmlformats.org/wordprocessingml/2006/main" xmlns:w14="http://schemas.microsoft.com/office/word/2010/wordml" xmlns:w15="http://schemas.microsoft.com/office/word/2012/wordml" xmlns:w16cex="http://schemas.microsoft.com/office/word/2018/wordml/cex" xmlns:w16cid="http://schemas.microsoft.com/office/word/2016/wordml/cid" xmlns:w16="http://schemas.microsoft.com/office/word/2018/wordml" xmlns:w16se="http://schemas.microsoft.com/office/word/2015/wordml/symex" xmlns:wpg="http://schemas.microsoft.com/office/word/2010/wordprocessingGroup" xmlns:wpi="http://schemas.microsoft.com/office/word/2010/wordprocessingInk" xmlns:wne="http://schemas.microsoft.com/office/word/2006/wordml" xmlns:wps="http://schemas.microsoft.com/office/word/2010/wordprocessingShape" mc:Ignorable="w14 w15 w16se w16cid w16 w16cex wp14">
+<w:hdr xmlns:wpc="http://schemas.microsoft.com/office/word/2010/wordprocessingCanvas" xmlns:cx="http://schemas.microsoft.com/office/drawing/2014/chartex" xmlns:cx1="http://schemas.microsoft.com/office/drawing/2015/9/8/chartex" xmlns:cx2="http://schemas.microsoft.com/office/drawing/2015/10/21/chartex" xmlns:cx3="http://schemas.microsoft.com/office/drawing/2016/5/9/chartex" xmlns:cx4="http://schemas.microsoft.com/office/drawing/2016/5/10/chartex" xmlns:cx5="http://schemas.microsoft.com/office/drawing/2016/5/11/chartex" xmlns:cx6="http://schemas.microsoft.com/office/drawing/2016/5/12/chartex" xmlns:cx7="http://schemas.microsoft.com/office/drawing/2016/5/13/chartex" xmlns:cx8="http://schemas.microsoft.com/office/drawing/2016/5/14/chartex" xmlns:mc="http://schemas.openxmlformats.org/markup-compatibility/2006" xmlns:aink="http://schemas.microsoft.com/office/drawing/2016/ink" xmlns:am3d="http://schemas.microsoft.com/office/drawing/2017/model3d" xmlns:o="urn:schemas-microsoft-com:office:office" xmlns:oel="http://schemas.microsoft.com/office/2019/extlst" xmlns:r="http://schemas.openxmlformats.org/officeDocument/2006/relationships" xmlns:m="http://schemas.openxmlformats.org/officeDocument/2006/math" xmlns:v="urn:schemas-microsoft-com:vml" xmlns:wp14="http://schemas.microsoft.com/office/word/2010/wordprocessingDrawing" xmlns:wp="http://schemas.openxmlformats.org/drawingml/2006/wordprocessingDrawing" xmlns:w10="urn:schemas-microsoft-com:office:word" xmlns:w="http://schemas.openxmlformats.org/wordprocessingml/2006/main" xmlns:w14="http://schemas.microsoft.com/office/word/2010/wordml" xmlns:w15="http://schemas.microsoft.com/office/word/2012/wordml" xmlns:w16cex="http://schemas.microsoft.com/office/word/2018/wordml/cex" xmlns:w16cid="http://schemas.microsoft.com/office/word/2016/wordml/cid" xmlns:w16="http://schemas.microsoft.com/office/word/2018/wordml" xmlns:w16du="http://schemas.microsoft.com/office/word/2023/wordml/word16du" xmlns:w16sdtdh="http://schemas.microsoft.com/office/word/2020/wordml/sdtdatahash" xmlns:w16sdtfl="http://schemas.microsoft.com/office/word/2024/wordml/sdtformatlock" xmlns:w16se="http://schemas.microsoft.com/office/word/2015/wordml/symex" xmlns:wpg="http://schemas.microsoft.com/office/word/2010/wordprocessingGroup" xmlns:wpi="http://schemas.microsoft.com/office/word/2010/wordprocessingInk" xmlns:wne="http://schemas.microsoft.com/office/word/2006/wordml" xmlns:wps="http://schemas.microsoft.com/office/word/2010/wordprocessingShape" mc:Ignorable="w14 w15 w16se w16cid w16 w16cex w16sdtdh w16sdtfl w16du wp14">
   <w:sdt>
     <w:sdtPr>
       <w:alias w:val="Title"/>
@@ -8465,15 +9564,27 @@
       <w:dataBinding w:prefixMappings="xmlns:ns0='http://purl.org/dc/elements/1.1/' xmlns:ns1='http://schemas.openxmlformats.org/package/2006/metadata/core-properties' " w:xpath="/ns1:coreProperties[1]/ns0:title[1]" w:storeItemID="{6C3C8BC8-F283-45AE-878A-BAB7291924A1}"/>
       <w:text/>
     </w:sdtPr>
-    <w:sdtEndPr/>
     <w:sdtContent>
       <w:p>
         <w:pPr>
           <w:pStyle w:val="PageHead"/>
         </w:pPr>
         <w:r>
-          <w:t>Lab - Configure ZPFs</w:t>
+          <w:t xml:space="preserve">Lab - Configure ZPFs </w:t>
         </w:r>
+        <w:proofErr w:type="gramStart"/>
+        <w:r>
+          <w:t>( THY</w:t>
+        </w:r>
+        <w:proofErr w:type="gramEnd"/>
+        <w:r>
+          <w:t xml:space="preserve"> </w:t>
+        </w:r>
+        <w:proofErr w:type="gramStart"/>
+        <w:r>
+          <w:t>DAYUTH )</w:t>
+        </w:r>
+        <w:proofErr w:type="gramEnd"/>
       </w:p>
     </w:sdtContent>
   </w:sdt>
@@ -8481,7 +9592,7 @@
 </file>
 
 <file path=word/header2.xml><?xml version="1.0" encoding="utf-8"?>
-<w:hdr xmlns:wpc="http://schemas.microsoft.com/office/word/2010/wordprocessingCanvas" xmlns:cx="http://schemas.microsoft.com/office/drawing/2014/chartex" xmlns:cx1="http://schemas.microsoft.com/office/drawing/2015/9/8/chartex" xmlns:cx2="http://schemas.microsoft.com/office/drawing/2015/10/21/chartex" xmlns:cx3="http://schemas.microsoft.com/office/drawing/2016/5/9/chartex" xmlns:cx4="http://schemas.microsoft.com/office/drawing/2016/5/10/chartex" xmlns:cx5="http://schemas.microsoft.com/office/drawing/2016/5/11/chartex" xmlns:cx6="http://schemas.microsoft.com/office/drawing/2016/5/12/chartex" xmlns:cx7="http://schemas.microsoft.com/office/drawing/2016/5/13/chartex" xmlns:cx8="http://schemas.microsoft.com/office/drawing/2016/5/14/chartex" xmlns:mc="http://schemas.openxmlformats.org/markup-compatibility/2006" xmlns:aink="http://schemas.microsoft.com/office/drawing/2016/ink" xmlns:am3d="http://schemas.microsoft.com/office/drawing/2017/model3d" xmlns:o="urn:schemas-microsoft-com:office:office" xmlns:r="http://schemas.openxmlformats.org/officeDocument/2006/relationships" xmlns:m="http://schemas.openxmlformats.org/officeDocument/2006/math" xmlns:v="urn:schemas-microsoft-com:vml" xmlns:wp14="http://schemas.microsoft.com/office/word/2010/wordprocessingDrawing" xmlns:wp="http://schemas.openxmlformats.org/drawingml/2006/wordprocessingDrawing" xmlns:w10="urn:schemas-microsoft-com:office:word" xmlns:w="http://schemas.openxmlformats.org/wordprocessingml/2006/main" xmlns:w14="http://schemas.microsoft.com/office/word/2010/wordml" xmlns:w15="http://schemas.microsoft.com/office/word/2012/wordml" xmlns:w16cex="http://schemas.microsoft.com/office/word/2018/wordml/cex" xmlns:w16cid="http://schemas.microsoft.com/office/word/2016/wordml/cid" xmlns:w16="http://schemas.microsoft.com/office/word/2018/wordml" xmlns:w16se="http://schemas.microsoft.com/office/word/2015/wordml/symex" xmlns:wpg="http://schemas.microsoft.com/office/word/2010/wordprocessingGroup" xmlns:wpi="http://schemas.microsoft.com/office/word/2010/wordprocessingInk" xmlns:wne="http://schemas.microsoft.com/office/word/2006/wordml" xmlns:wps="http://schemas.microsoft.com/office/word/2010/wordprocessingShape" mc:Ignorable="w14 w15 w16se w16cid w16 w16cex wp14">
+<w:hdr xmlns:wpc="http://schemas.microsoft.com/office/word/2010/wordprocessingCanvas" xmlns:cx="http://schemas.microsoft.com/office/drawing/2014/chartex" xmlns:cx1="http://schemas.microsoft.com/office/drawing/2015/9/8/chartex" xmlns:cx2="http://schemas.microsoft.com/office/drawing/2015/10/21/chartex" xmlns:cx3="http://schemas.microsoft.com/office/drawing/2016/5/9/chartex" xmlns:cx4="http://schemas.microsoft.com/office/drawing/2016/5/10/chartex" xmlns:cx5="http://schemas.microsoft.com/office/drawing/2016/5/11/chartex" xmlns:cx6="http://schemas.microsoft.com/office/drawing/2016/5/12/chartex" xmlns:cx7="http://schemas.microsoft.com/office/drawing/2016/5/13/chartex" xmlns:cx8="http://schemas.microsoft.com/office/drawing/2016/5/14/chartex" xmlns:mc="http://schemas.openxmlformats.org/markup-compatibility/2006" xmlns:aink="http://schemas.microsoft.com/office/drawing/2016/ink" xmlns:am3d="http://schemas.microsoft.com/office/drawing/2017/model3d" xmlns:o="urn:schemas-microsoft-com:office:office" xmlns:oel="http://schemas.microsoft.com/office/2019/extlst" xmlns:r="http://schemas.openxmlformats.org/officeDocument/2006/relationships" xmlns:m="http://schemas.openxmlformats.org/officeDocument/2006/math" xmlns:v="urn:schemas-microsoft-com:vml" xmlns:wp14="http://schemas.microsoft.com/office/word/2010/wordprocessingDrawing" xmlns:wp="http://schemas.openxmlformats.org/drawingml/2006/wordprocessingDrawing" xmlns:w10="urn:schemas-microsoft-com:office:word" xmlns:w="http://schemas.openxmlformats.org/wordprocessingml/2006/main" xmlns:w14="http://schemas.microsoft.com/office/word/2010/wordml" xmlns:w15="http://schemas.microsoft.com/office/word/2012/wordml" xmlns:w16cex="http://schemas.microsoft.com/office/word/2018/wordml/cex" xmlns:w16cid="http://schemas.microsoft.com/office/word/2016/wordml/cid" xmlns:w16="http://schemas.microsoft.com/office/word/2018/wordml" xmlns:w16du="http://schemas.microsoft.com/office/word/2023/wordml/word16du" xmlns:w16sdtdh="http://schemas.microsoft.com/office/word/2020/wordml/sdtdatahash" xmlns:w16sdtfl="http://schemas.microsoft.com/office/word/2024/wordml/sdtformatlock" xmlns:w16se="http://schemas.microsoft.com/office/word/2015/wordml/symex" xmlns:wpg="http://schemas.microsoft.com/office/word/2010/wordprocessingGroup" xmlns:wpi="http://schemas.microsoft.com/office/word/2010/wordprocessingInk" xmlns:wne="http://schemas.microsoft.com/office/word/2006/wordml" xmlns:wps="http://schemas.microsoft.com/office/word/2010/wordprocessingShape" mc:Ignorable="w14 w15 w16se w16cid w16 w16cex w16sdtdh w16sdtfl w16du wp14">
   <w:p>
     <w:pPr>
       <w:ind w:left="-288"/>
@@ -8544,7 +9655,7 @@
 </file>
 
 <file path=word/numbering.xml><?xml version="1.0" encoding="utf-8"?>
-<w:numbering xmlns:wpc="http://schemas.microsoft.com/office/word/2010/wordprocessingCanvas" xmlns:cx="http://schemas.microsoft.com/office/drawing/2014/chartex" xmlns:cx1="http://schemas.microsoft.com/office/drawing/2015/9/8/chartex" xmlns:cx2="http://schemas.microsoft.com/office/drawing/2015/10/21/chartex" xmlns:cx3="http://schemas.microsoft.com/office/drawing/2016/5/9/chartex" xmlns:cx4="http://schemas.microsoft.com/office/drawing/2016/5/10/chartex" xmlns:cx5="http://schemas.microsoft.com/office/drawing/2016/5/11/chartex" xmlns:cx6="http://schemas.microsoft.com/office/drawing/2016/5/12/chartex" xmlns:cx7="http://schemas.microsoft.com/office/drawing/2016/5/13/chartex" xmlns:cx8="http://schemas.microsoft.com/office/drawing/2016/5/14/chartex" xmlns:mc="http://schemas.openxmlformats.org/markup-compatibility/2006" xmlns:aink="http://schemas.microsoft.com/office/drawing/2016/ink" xmlns:am3d="http://schemas.microsoft.com/office/drawing/2017/model3d" xmlns:o="urn:schemas-microsoft-com:office:office" xmlns:r="http://schemas.openxmlformats.org/officeDocument/2006/relationships" xmlns:m="http://schemas.openxmlformats.org/officeDocument/2006/math" xmlns:v="urn:schemas-microsoft-com:vml" xmlns:wp14="http://schemas.microsoft.com/office/word/2010/wordprocessingDrawing" xmlns:wp="http://schemas.openxmlformats.org/drawingml/2006/wordprocessingDrawing" xmlns:w10="urn:schemas-microsoft-com:office:word" xmlns:w="http://schemas.openxmlformats.org/wordprocessingml/2006/main" xmlns:w14="http://schemas.microsoft.com/office/word/2010/wordml" xmlns:w15="http://schemas.microsoft.com/office/word/2012/wordml" xmlns:w16cex="http://schemas.microsoft.com/office/word/2018/wordml/cex" xmlns:w16cid="http://schemas.microsoft.com/office/word/2016/wordml/cid" xmlns:w16="http://schemas.microsoft.com/office/word/2018/wordml" xmlns:w16se="http://schemas.microsoft.com/office/word/2015/wordml/symex" xmlns:wpg="http://schemas.microsoft.com/office/word/2010/wordprocessingGroup" xmlns:wpi="http://schemas.microsoft.com/office/word/2010/wordprocessingInk" xmlns:wne="http://schemas.microsoft.com/office/word/2006/wordml" xmlns:wps="http://schemas.microsoft.com/office/word/2010/wordprocessingShape" mc:Ignorable="w14 w15 w16se w16cid w16 w16cex wp14">
+<w:numbering xmlns:wpc="http://schemas.microsoft.com/office/word/2010/wordprocessingCanvas" xmlns:cx="http://schemas.microsoft.com/office/drawing/2014/chartex" xmlns:cx1="http://schemas.microsoft.com/office/drawing/2015/9/8/chartex" xmlns:cx2="http://schemas.microsoft.com/office/drawing/2015/10/21/chartex" xmlns:cx3="http://schemas.microsoft.com/office/drawing/2016/5/9/chartex" xmlns:cx4="http://schemas.microsoft.com/office/drawing/2016/5/10/chartex" xmlns:cx5="http://schemas.microsoft.com/office/drawing/2016/5/11/chartex" xmlns:cx6="http://schemas.microsoft.com/office/drawing/2016/5/12/chartex" xmlns:cx7="http://schemas.microsoft.com/office/drawing/2016/5/13/chartex" xmlns:cx8="http://schemas.microsoft.com/office/drawing/2016/5/14/chartex" xmlns:mc="http://schemas.openxmlformats.org/markup-compatibility/2006" xmlns:aink="http://schemas.microsoft.com/office/drawing/2016/ink" xmlns:am3d="http://schemas.microsoft.com/office/drawing/2017/model3d" xmlns:o="urn:schemas-microsoft-com:office:office" xmlns:oel="http://schemas.microsoft.com/office/2019/extlst" xmlns:r="http://schemas.openxmlformats.org/officeDocument/2006/relationships" xmlns:m="http://schemas.openxmlformats.org/officeDocument/2006/math" xmlns:v="urn:schemas-microsoft-com:vml" xmlns:wp14="http://schemas.microsoft.com/office/word/2010/wordprocessingDrawing" xmlns:wp="http://schemas.openxmlformats.org/drawingml/2006/wordprocessingDrawing" xmlns:w10="urn:schemas-microsoft-com:office:word" xmlns:w="http://schemas.openxmlformats.org/wordprocessingml/2006/main" xmlns:w14="http://schemas.microsoft.com/office/word/2010/wordml" xmlns:w15="http://schemas.microsoft.com/office/word/2012/wordml" xmlns:w16cex="http://schemas.microsoft.com/office/word/2018/wordml/cex" xmlns:w16cid="http://schemas.microsoft.com/office/word/2016/wordml/cid" xmlns:w16="http://schemas.microsoft.com/office/word/2018/wordml" xmlns:w16du="http://schemas.microsoft.com/office/word/2023/wordml/word16du" xmlns:w16sdtdh="http://schemas.microsoft.com/office/word/2020/wordml/sdtdatahash" xmlns:w16sdtfl="http://schemas.microsoft.com/office/word/2024/wordml/sdtformatlock" xmlns:w16se="http://schemas.microsoft.com/office/word/2015/wordml/symex" xmlns:wpg="http://schemas.microsoft.com/office/word/2010/wordprocessingGroup" xmlns:wpi="http://schemas.microsoft.com/office/word/2010/wordprocessingInk" xmlns:wne="http://schemas.microsoft.com/office/word/2006/wordml" xmlns:wps="http://schemas.microsoft.com/office/word/2010/wordprocessingShape" mc:Ignorable="w14 w15 w16se w16cid w16 w16cex w16sdtdh w16sdtfl w16du wp14">
   <w:abstractNum w:abstractNumId="0" w15:restartNumberingAfterBreak="0">
     <w:nsid w:val="04B70C52"/>
     <w:multiLevelType w:val="hybridMultilevel"/>
@@ -11351,7 +12462,7 @@
       </w:pPr>
     </w:lvl>
   </w:abstractNum>
-  <w:num w:numId="1">
+  <w:num w:numId="1" w16cid:durableId="1630628942">
     <w:abstractNumId w:val="17"/>
     <w:lvlOverride w:ilvl="0">
       <w:lvl w:ilvl="0">
@@ -11371,7 +12482,7 @@
       </w:lvl>
     </w:lvlOverride>
   </w:num>
-  <w:num w:numId="2">
+  <w:num w:numId="2" w16cid:durableId="1815482709">
     <w:abstractNumId w:val="3"/>
     <w:lvlOverride w:ilvl="0">
       <w:lvl w:ilvl="0">
@@ -11510,10 +12621,10 @@
       </w:lvl>
     </w:lvlOverride>
   </w:num>
-  <w:num w:numId="3">
+  <w:num w:numId="3" w16cid:durableId="2089619486">
     <w:abstractNumId w:val="5"/>
   </w:num>
-  <w:num w:numId="4">
+  <w:num w:numId="4" w16cid:durableId="1686587757">
     <w:abstractNumId w:val="3"/>
     <w:lvlOverride w:ilvl="0">
       <w:startOverride w:val="1"/>
@@ -11661,16 +12772,16 @@
       </w:lvl>
     </w:lvlOverride>
   </w:num>
-  <w:num w:numId="5">
+  <w:num w:numId="5" w16cid:durableId="831991823">
     <w:abstractNumId w:val="3"/>
   </w:num>
-  <w:num w:numId="6">
+  <w:num w:numId="6" w16cid:durableId="961884754">
     <w:abstractNumId w:val="0"/>
   </w:num>
-  <w:num w:numId="7">
+  <w:num w:numId="7" w16cid:durableId="34237866">
     <w:abstractNumId w:val="1"/>
   </w:num>
-  <w:num w:numId="8">
+  <w:num w:numId="8" w16cid:durableId="85657347">
     <w:abstractNumId w:val="7"/>
     <w:lvlOverride w:ilvl="0">
       <w:lvl w:ilvl="0">
@@ -11690,13 +12801,13 @@
       </w:lvl>
     </w:lvlOverride>
   </w:num>
-  <w:num w:numId="9">
+  <w:num w:numId="9" w16cid:durableId="2054693164">
     <w:abstractNumId w:val="3"/>
   </w:num>
-  <w:num w:numId="10">
+  <w:num w:numId="10" w16cid:durableId="571818371">
     <w:abstractNumId w:val="19"/>
   </w:num>
-  <w:num w:numId="11">
+  <w:num w:numId="11" w16cid:durableId="793595959">
     <w:abstractNumId w:val="19"/>
     <w:lvlOverride w:ilvl="0">
       <w:startOverride w:val="1"/>
@@ -11726,16 +12837,16 @@
       <w:startOverride w:val="1"/>
     </w:lvlOverride>
   </w:num>
-  <w:num w:numId="12">
+  <w:num w:numId="12" w16cid:durableId="1335181774">
     <w:abstractNumId w:val="4"/>
   </w:num>
-  <w:num w:numId="13">
+  <w:num w:numId="13" w16cid:durableId="2096895082">
     <w:abstractNumId w:val="17"/>
   </w:num>
-  <w:num w:numId="14">
+  <w:num w:numId="14" w16cid:durableId="314337912">
     <w:abstractNumId w:val="9"/>
   </w:num>
-  <w:num w:numId="15">
+  <w:num w:numId="15" w16cid:durableId="1698237476">
     <w:abstractNumId w:val="21"/>
     <w:lvlOverride w:ilvl="0">
       <w:lvl w:ilvl="0">
@@ -11873,22 +12984,22 @@
       </w:lvl>
     </w:lvlOverride>
   </w:num>
-  <w:num w:numId="16">
+  <w:num w:numId="16" w16cid:durableId="1678384014">
     <w:abstractNumId w:val="15"/>
   </w:num>
-  <w:num w:numId="17">
+  <w:num w:numId="17" w16cid:durableId="1697150444">
     <w:abstractNumId w:val="12"/>
   </w:num>
-  <w:num w:numId="18">
+  <w:num w:numId="18" w16cid:durableId="352848045">
     <w:abstractNumId w:val="8"/>
   </w:num>
-  <w:num w:numId="19">
+  <w:num w:numId="19" w16cid:durableId="1678922330">
     <w:abstractNumId w:val="18"/>
   </w:num>
-  <w:num w:numId="20">
+  <w:num w:numId="20" w16cid:durableId="1189216884">
     <w:abstractNumId w:val="11"/>
   </w:num>
-  <w:num w:numId="21">
+  <w:num w:numId="21" w16cid:durableId="536621098">
     <w:abstractNumId w:val="2"/>
     <w:lvlOverride w:ilvl="0">
       <w:startOverride w:val="1"/>
@@ -11918,10 +13029,10 @@
       <w:startOverride w:val="1"/>
     </w:lvlOverride>
   </w:num>
-  <w:num w:numId="22">
+  <w:num w:numId="22" w16cid:durableId="988098672">
     <w:abstractNumId w:val="13"/>
   </w:num>
-  <w:num w:numId="23">
+  <w:num w:numId="23" w16cid:durableId="258220949">
     <w:abstractNumId w:val="18"/>
     <w:lvlOverride w:ilvl="0">
       <w:startOverride w:val="1"/>
@@ -11951,25 +13062,25 @@
       <w:startOverride w:val="1"/>
     </w:lvlOverride>
   </w:num>
-  <w:num w:numId="24">
+  <w:num w:numId="24" w16cid:durableId="1802767997">
     <w:abstractNumId w:val="21"/>
   </w:num>
-  <w:num w:numId="25">
+  <w:num w:numId="25" w16cid:durableId="1492789502">
     <w:abstractNumId w:val="10"/>
   </w:num>
-  <w:num w:numId="26">
+  <w:num w:numId="26" w16cid:durableId="1759256558">
     <w:abstractNumId w:val="16"/>
   </w:num>
-  <w:num w:numId="27">
+  <w:num w:numId="27" w16cid:durableId="1154832968">
     <w:abstractNumId w:val="14"/>
   </w:num>
-  <w:num w:numId="28">
+  <w:num w:numId="28" w16cid:durableId="475801470">
     <w:abstractNumId w:val="22"/>
   </w:num>
-  <w:num w:numId="29">
+  <w:num w:numId="29" w16cid:durableId="203829612">
     <w:abstractNumId w:val="20"/>
   </w:num>
-  <w:num w:numId="30">
+  <w:num w:numId="30" w16cid:durableId="327251177">
     <w:abstractNumId w:val="6"/>
   </w:num>
   <w:numIdMacAtCleanup w:val="4"/>
@@ -11977,7 +13088,7 @@
 </file>
 
 <file path=word/styles.xml><?xml version="1.0" encoding="utf-8"?>
-<w:styles xmlns:mc="http://schemas.openxmlformats.org/markup-compatibility/2006" xmlns:r="http://schemas.openxmlformats.org/officeDocument/2006/relationships" xmlns:w="http://schemas.openxmlformats.org/wordprocessingml/2006/main" xmlns:w14="http://schemas.microsoft.com/office/word/2010/wordml" xmlns:w15="http://schemas.microsoft.com/office/word/2012/wordml" xmlns:w16cex="http://schemas.microsoft.com/office/word/2018/wordml/cex" xmlns:w16cid="http://schemas.microsoft.com/office/word/2016/wordml/cid" xmlns:w16="http://schemas.microsoft.com/office/word/2018/wordml" xmlns:w16se="http://schemas.microsoft.com/office/word/2015/wordml/symex" mc:Ignorable="w14 w15 w16se w16cid w16 w16cex">
+<w:styles xmlns:mc="http://schemas.openxmlformats.org/markup-compatibility/2006" xmlns:r="http://schemas.openxmlformats.org/officeDocument/2006/relationships" xmlns:w="http://schemas.openxmlformats.org/wordprocessingml/2006/main" xmlns:w14="http://schemas.microsoft.com/office/word/2010/wordml" xmlns:w15="http://schemas.microsoft.com/office/word/2012/wordml" xmlns:w16cex="http://schemas.microsoft.com/office/word/2018/wordml/cex" xmlns:w16cid="http://schemas.microsoft.com/office/word/2016/wordml/cid" xmlns:w16="http://schemas.microsoft.com/office/word/2018/wordml" xmlns:w16du="http://schemas.microsoft.com/office/word/2023/wordml/word16du" xmlns:w16sdtdh="http://schemas.microsoft.com/office/word/2020/wordml/sdtdatahash" xmlns:w16sdtfl="http://schemas.microsoft.com/office/word/2024/wordml/sdtformatlock" xmlns:w16se="http://schemas.microsoft.com/office/word/2015/wordml/symex" mc:Ignorable="w14 w15 w16se w16cid w16 w16cex w16sdtdh w16sdtfl w16du">
   <w:docDefaults>
     <w:rPrDefault>
       <w:rPr>
@@ -14289,7 +15400,7 @@
 </file>
 
 <file path=word/glossary/document.xml><?xml version="1.0" encoding="utf-8"?>
-<w:glossaryDocument xmlns:wpc="http://schemas.microsoft.com/office/word/2010/wordprocessingCanvas" xmlns:cx="http://schemas.microsoft.com/office/drawing/2014/chartex" xmlns:cx1="http://schemas.microsoft.com/office/drawing/2015/9/8/chartex" xmlns:cx2="http://schemas.microsoft.com/office/drawing/2015/10/21/chartex" xmlns:cx3="http://schemas.microsoft.com/office/drawing/2016/5/9/chartex" xmlns:cx4="http://schemas.microsoft.com/office/drawing/2016/5/10/chartex" xmlns:cx5="http://schemas.microsoft.com/office/drawing/2016/5/11/chartex" xmlns:cx6="http://schemas.microsoft.com/office/drawing/2016/5/12/chartex" xmlns:cx7="http://schemas.microsoft.com/office/drawing/2016/5/13/chartex" xmlns:cx8="http://schemas.microsoft.com/office/drawing/2016/5/14/chartex" xmlns:mc="http://schemas.openxmlformats.org/markup-compatibility/2006" xmlns:aink="http://schemas.microsoft.com/office/drawing/2016/ink" xmlns:am3d="http://schemas.microsoft.com/office/drawing/2017/model3d" xmlns:o="urn:schemas-microsoft-com:office:office" xmlns:r="http://schemas.openxmlformats.org/officeDocument/2006/relationships" xmlns:m="http://schemas.openxmlformats.org/officeDocument/2006/math" xmlns:v="urn:schemas-microsoft-com:vml" xmlns:wp14="http://schemas.microsoft.com/office/word/2010/wordprocessingDrawing" xmlns:wp="http://schemas.openxmlformats.org/drawingml/2006/wordprocessingDrawing" xmlns:w10="urn:schemas-microsoft-com:office:word" xmlns:w="http://schemas.openxmlformats.org/wordprocessingml/2006/main" xmlns:w14="http://schemas.microsoft.com/office/word/2010/wordml" xmlns:w15="http://schemas.microsoft.com/office/word/2012/wordml" xmlns:w16cex="http://schemas.microsoft.com/office/word/2018/wordml/cex" xmlns:w16cid="http://schemas.microsoft.com/office/word/2016/wordml/cid" xmlns:w16="http://schemas.microsoft.com/office/word/2018/wordml" xmlns:w16se="http://schemas.microsoft.com/office/word/2015/wordml/symex" xmlns:wpg="http://schemas.microsoft.com/office/word/2010/wordprocessingGroup" xmlns:wpi="http://schemas.microsoft.com/office/word/2010/wordprocessingInk" xmlns:wne="http://schemas.microsoft.com/office/word/2006/wordml" xmlns:wps="http://schemas.microsoft.com/office/word/2010/wordprocessingShape" mc:Ignorable="w14 w15 w16se w16cid w16 w16cex wp14">
+<w:glossaryDocument xmlns:wpc="http://schemas.microsoft.com/office/word/2010/wordprocessingCanvas" xmlns:cx="http://schemas.microsoft.com/office/drawing/2014/chartex" xmlns:cx1="http://schemas.microsoft.com/office/drawing/2015/9/8/chartex" xmlns:cx2="http://schemas.microsoft.com/office/drawing/2015/10/21/chartex" xmlns:cx3="http://schemas.microsoft.com/office/drawing/2016/5/9/chartex" xmlns:cx4="http://schemas.microsoft.com/office/drawing/2016/5/10/chartex" xmlns:cx5="http://schemas.microsoft.com/office/drawing/2016/5/11/chartex" xmlns:cx6="http://schemas.microsoft.com/office/drawing/2016/5/12/chartex" xmlns:cx7="http://schemas.microsoft.com/office/drawing/2016/5/13/chartex" xmlns:cx8="http://schemas.microsoft.com/office/drawing/2016/5/14/chartex" xmlns:mc="http://schemas.openxmlformats.org/markup-compatibility/2006" xmlns:aink="http://schemas.microsoft.com/office/drawing/2016/ink" xmlns:am3d="http://schemas.microsoft.com/office/drawing/2017/model3d" xmlns:o="urn:schemas-microsoft-com:office:office" xmlns:oel="http://schemas.microsoft.com/office/2019/extlst" xmlns:r="http://schemas.openxmlformats.org/officeDocument/2006/relationships" xmlns:m="http://schemas.openxmlformats.org/officeDocument/2006/math" xmlns:v="urn:schemas-microsoft-com:vml" xmlns:wp14="http://schemas.microsoft.com/office/word/2010/wordprocessingDrawing" xmlns:wp="http://schemas.openxmlformats.org/drawingml/2006/wordprocessingDrawing" xmlns:w10="urn:schemas-microsoft-com:office:word" xmlns:w="http://schemas.openxmlformats.org/wordprocessingml/2006/main" xmlns:w14="http://schemas.microsoft.com/office/word/2010/wordml" xmlns:w15="http://schemas.microsoft.com/office/word/2012/wordml" xmlns:w16cex="http://schemas.microsoft.com/office/word/2018/wordml/cex" xmlns:w16cid="http://schemas.microsoft.com/office/word/2016/wordml/cid" xmlns:w16="http://schemas.microsoft.com/office/word/2018/wordml" xmlns:w16du="http://schemas.microsoft.com/office/word/2023/wordml/word16du" xmlns:w16sdtdh="http://schemas.microsoft.com/office/word/2020/wordml/sdtdatahash" xmlns:w16sdtfl="http://schemas.microsoft.com/office/word/2024/wordml/sdtformatlock" xmlns:w16se="http://schemas.microsoft.com/office/word/2015/wordml/symex" xmlns:wpg="http://schemas.microsoft.com/office/word/2010/wordprocessingGroup" xmlns:wpi="http://schemas.microsoft.com/office/word/2010/wordprocessingInk" xmlns:wne="http://schemas.microsoft.com/office/word/2006/wordml" xmlns:wps="http://schemas.microsoft.com/office/word/2010/wordprocessingShape" mc:Ignorable="w14 w15 w16se w16cid w16 w16cex w16sdtdh w16sdtfl w16du wp14">
   <w:docParts>
     <w:docPart>
       <w:docPartPr>
@@ -14325,7 +15436,7 @@
 </file>
 
 <file path=word/glossary/fontTable.xml><?xml version="1.0" encoding="utf-8"?>
-<w:fonts xmlns:mc="http://schemas.openxmlformats.org/markup-compatibility/2006" xmlns:r="http://schemas.openxmlformats.org/officeDocument/2006/relationships" xmlns:w="http://schemas.openxmlformats.org/wordprocessingml/2006/main" xmlns:w14="http://schemas.microsoft.com/office/word/2010/wordml" xmlns:w15="http://schemas.microsoft.com/office/word/2012/wordml" xmlns:w16cex="http://schemas.microsoft.com/office/word/2018/wordml/cex" xmlns:w16cid="http://schemas.microsoft.com/office/word/2016/wordml/cid" xmlns:w16="http://schemas.microsoft.com/office/word/2018/wordml" xmlns:w16se="http://schemas.microsoft.com/office/word/2015/wordml/symex" mc:Ignorable="w14 w15 w16se w16cid w16 w16cex">
+<w:fonts xmlns:mc="http://schemas.openxmlformats.org/markup-compatibility/2006" xmlns:r="http://schemas.openxmlformats.org/officeDocument/2006/relationships" xmlns:w="http://schemas.openxmlformats.org/wordprocessingml/2006/main" xmlns:w14="http://schemas.microsoft.com/office/word/2010/wordml" xmlns:w15="http://schemas.microsoft.com/office/word/2012/wordml" xmlns:w16cex="http://schemas.microsoft.com/office/word/2018/wordml/cex" xmlns:w16cid="http://schemas.microsoft.com/office/word/2016/wordml/cid" xmlns:w16="http://schemas.microsoft.com/office/word/2018/wordml" xmlns:w16du="http://schemas.microsoft.com/office/word/2023/wordml/word16du" xmlns:w16sdtdh="http://schemas.microsoft.com/office/word/2020/wordml/sdtdatahash" xmlns:w16sdtfl="http://schemas.microsoft.com/office/word/2024/wordml/sdtformatlock" xmlns:w16se="http://schemas.microsoft.com/office/word/2015/wordml/symex" mc:Ignorable="w14 w15 w16se w16cid w16 w16cex w16sdtdh w16sdtfl w16du">
   <w:font w:name="Arial">
     <w:panose1 w:val="020B0604020202020204"/>
     <w:charset w:val="00"/>
@@ -14373,7 +15484,7 @@
     <w:charset w:val="00"/>
     <w:family w:val="swiss"/>
     <w:pitch w:val="variable"/>
-    <w:sig w:usb0="E4002EFF" w:usb1="C000247B" w:usb2="00000009" w:usb3="00000000" w:csb0="000001FF" w:csb1="00000000"/>
+    <w:sig w:usb0="E4002EFF" w:usb1="C200247B" w:usb2="00000009" w:usb3="00000000" w:csb0="000001FF" w:csb1="00000000"/>
   </w:font>
   <w:font w:name="Webdings">
     <w:panose1 w:val="05030102010509060703"/>
@@ -14395,7 +15506,14 @@
     <w:charset w:val="86"/>
     <w:family w:val="auto"/>
     <w:pitch w:val="variable"/>
-    <w:sig w:usb0="00000003" w:usb1="288F0000" w:usb2="00000016" w:usb3="00000000" w:csb0="00040001" w:csb1="00000000"/>
+    <w:sig w:usb0="00000203" w:usb1="288F0000" w:usb2="00000016" w:usb3="00000000" w:csb0="00040001" w:csb1="00000000"/>
+  </w:font>
+  <w:font w:name="Angsana New">
+    <w:panose1 w:val="02020603050405020304"/>
+    <w:charset w:val="DE"/>
+    <w:family w:val="roman"/>
+    <w:pitch w:val="variable"/>
+    <w:sig w:usb0="81000003" w:usb1="00000000" w:usb2="00000000" w:usb3="00000000" w:csb0="00010001" w:csb1="00000000"/>
   </w:font>
   <w:font w:name="Cambria">
     <w:panose1 w:val="02040503050406030204"/>
@@ -14403,6 +15521,19 @@
     <w:family w:val="roman"/>
     <w:pitch w:val="variable"/>
     <w:sig w:usb0="E00006FF" w:usb1="420024FF" w:usb2="02000000" w:usb3="00000000" w:csb0="0000019F" w:csb1="00000000"/>
+  </w:font>
+  <w:font w:name="Cordia New">
+    <w:panose1 w:val="020B0304020202020204"/>
+    <w:charset w:val="DE"/>
+    <w:family w:val="swiss"/>
+    <w:pitch w:val="variable"/>
+    <w:sig w:usb0="81000003" w:usb1="00000000" w:usb2="00000000" w:usb3="00000000" w:csb0="00010001" w:csb1="00000000"/>
+  </w:font>
+  <w:font w:name="Aptos">
+    <w:charset w:val="00"/>
+    <w:family w:val="swiss"/>
+    <w:pitch w:val="variable"/>
+    <w:sig w:usb0="20000287" w:usb1="00000003" w:usb2="00000000" w:usb3="00000000" w:csb0="0000019F" w:csb1="00000000"/>
   </w:font>
   <w:font w:name="DengXian">
     <w:altName w:val="等线"/>
@@ -14419,18 +15550,17 @@
     <w:pitch w:val="variable"/>
     <w:sig w:usb0="A00002BF" w:usb1="38CF7CFA" w:usb2="00000016" w:usb3="00000000" w:csb0="0004000F" w:csb1="00000000"/>
   </w:font>
-  <w:font w:name="Calibri Light">
-    <w:panose1 w:val="020F0302020204030204"/>
+  <w:font w:name="Aptos Display">
     <w:charset w:val="00"/>
     <w:family w:val="swiss"/>
     <w:pitch w:val="variable"/>
-    <w:sig w:usb0="E4002EFF" w:usb1="C000247B" w:usb2="00000009" w:usb3="00000000" w:csb0="000001FF" w:csb1="00000000"/>
+    <w:sig w:usb0="20000287" w:usb1="00000003" w:usb2="00000000" w:usb3="00000000" w:csb0="0000019F" w:csb1="00000000"/>
   </w:font>
 </w:fonts>
 </file>
 
 <file path=word/glossary/settings.xml><?xml version="1.0" encoding="utf-8"?>
-<w:settings xmlns:mc="http://schemas.openxmlformats.org/markup-compatibility/2006" xmlns:o="urn:schemas-microsoft-com:office:office" xmlns:r="http://schemas.openxmlformats.org/officeDocument/2006/relationships" xmlns:m="http://schemas.openxmlformats.org/officeDocument/2006/math" xmlns:v="urn:schemas-microsoft-com:vml" xmlns:w10="urn:schemas-microsoft-com:office:word" xmlns:w="http://schemas.openxmlformats.org/wordprocessingml/2006/main" xmlns:w14="http://schemas.microsoft.com/office/word/2010/wordml" xmlns:w15="http://schemas.microsoft.com/office/word/2012/wordml" xmlns:w16cex="http://schemas.microsoft.com/office/word/2018/wordml/cex" xmlns:w16cid="http://schemas.microsoft.com/office/word/2016/wordml/cid" xmlns:w16="http://schemas.microsoft.com/office/word/2018/wordml" xmlns:w16se="http://schemas.microsoft.com/office/word/2015/wordml/symex" xmlns:sl="http://schemas.openxmlformats.org/schemaLibrary/2006/main" mc:Ignorable="w14 w15 w16se w16cid w16 w16cex">
+<w:settings xmlns:mc="http://schemas.openxmlformats.org/markup-compatibility/2006" xmlns:o="urn:schemas-microsoft-com:office:office" xmlns:r="http://schemas.openxmlformats.org/officeDocument/2006/relationships" xmlns:m="http://schemas.openxmlformats.org/officeDocument/2006/math" xmlns:v="urn:schemas-microsoft-com:vml" xmlns:w10="urn:schemas-microsoft-com:office:word" xmlns:w="http://schemas.openxmlformats.org/wordprocessingml/2006/main" xmlns:w14="http://schemas.microsoft.com/office/word/2010/wordml" xmlns:w15="http://schemas.microsoft.com/office/word/2012/wordml" xmlns:w16cex="http://schemas.microsoft.com/office/word/2018/wordml/cex" xmlns:w16cid="http://schemas.microsoft.com/office/word/2016/wordml/cid" xmlns:w16="http://schemas.microsoft.com/office/word/2018/wordml" xmlns:w16du="http://schemas.microsoft.com/office/word/2023/wordml/word16du" xmlns:w16sdtdh="http://schemas.microsoft.com/office/word/2020/wordml/sdtdatahash" xmlns:w16sdtfl="http://schemas.microsoft.com/office/word/2024/wordml/sdtformatlock" xmlns:w16se="http://schemas.microsoft.com/office/word/2015/wordml/symex" xmlns:sl="http://schemas.openxmlformats.org/schemaLibrary/2006/main" mc:Ignorable="w14 w15 w16se w16cid w16 w16cex w16sdtdh w16sdtfl w16du">
   <w:view w:val="normal"/>
   <w:defaultTabStop w:val="720"/>
   <w:characterSpacingControl w:val="doNotCompress"/>
@@ -14450,8 +15580,10 @@
     <w:rsid w:val="00321359"/>
     <w:rsid w:val="0057074B"/>
     <w:rsid w:val="00631C7C"/>
+    <w:rsid w:val="0079232D"/>
     <w:rsid w:val="00B26F00"/>
     <w:rsid w:val="00C86D19"/>
+    <w:rsid w:val="00CF78A4"/>
     <w:rsid w:val="00FC6977"/>
   </w:rsids>
   <m:mathPr>
@@ -14467,7 +15599,7 @@
     <m:intLim m:val="subSup"/>
     <m:naryLim m:val="undOvr"/>
   </m:mathPr>
-  <w:themeFontLang w:val="en-US" w:eastAsia="zh-CN"/>
+  <w:themeFontLang w:val="en-US" w:eastAsia="zh-CN" w:bidi="th-TH"/>
   <w:clrSchemeMapping w:bg1="light1" w:t1="dark1" w:bg2="light2" w:t2="dark2" w:accent1="accent1" w:accent2="accent2" w:accent3="accent3" w:accent4="accent4" w:accent5="accent5" w:accent6="accent6" w:hyperlink="hyperlink" w:followedHyperlink="followedHyperlink"/>
   <w:decimalSymbol w:val="."/>
   <w:listSeparator w:val=","/>
@@ -14476,7 +15608,7 @@
 </file>
 
 <file path=word/glossary/styles.xml><?xml version="1.0" encoding="utf-8"?>
-<w:styles xmlns:mc="http://schemas.openxmlformats.org/markup-compatibility/2006" xmlns:r="http://schemas.openxmlformats.org/officeDocument/2006/relationships" xmlns:w="http://schemas.openxmlformats.org/wordprocessingml/2006/main" xmlns:w14="http://schemas.microsoft.com/office/word/2010/wordml" xmlns:w15="http://schemas.microsoft.com/office/word/2012/wordml" xmlns:w16cex="http://schemas.microsoft.com/office/word/2018/wordml/cex" xmlns:w16cid="http://schemas.microsoft.com/office/word/2016/wordml/cid" xmlns:w16="http://schemas.microsoft.com/office/word/2018/wordml" xmlns:w16se="http://schemas.microsoft.com/office/word/2015/wordml/symex" mc:Ignorable="w14 w15 w16se w16cid w16 w16cex">
+<w:styles xmlns:mc="http://schemas.openxmlformats.org/markup-compatibility/2006" xmlns:r="http://schemas.openxmlformats.org/officeDocument/2006/relationships" xmlns:w="http://schemas.openxmlformats.org/wordprocessingml/2006/main" xmlns:w14="http://schemas.microsoft.com/office/word/2010/wordml" xmlns:w15="http://schemas.microsoft.com/office/word/2012/wordml" xmlns:w16cex="http://schemas.microsoft.com/office/word/2018/wordml/cex" xmlns:w16cid="http://schemas.microsoft.com/office/word/2016/wordml/cid" xmlns:w16="http://schemas.microsoft.com/office/word/2018/wordml" xmlns:w16du="http://schemas.microsoft.com/office/word/2023/wordml/word16du" xmlns:w16sdtdh="http://schemas.microsoft.com/office/word/2020/wordml/sdtdatahash" xmlns:w16sdtfl="http://schemas.microsoft.com/office/word/2024/wordml/sdtformatlock" xmlns:w16se="http://schemas.microsoft.com/office/word/2015/wordml/symex" mc:Ignorable="w14 w15 w16se w16cid w16 w16cex w16sdtdh w16sdtfl w16du">
   <w:docDefaults>
     <w:rPrDefault>
       <w:rPr>
@@ -14917,7 +16049,7 @@
 </file>
 
 <file path=word/glossary/webSettings.xml><?xml version="1.0" encoding="utf-8"?>
-<w:webSettings xmlns:mc="http://schemas.openxmlformats.org/markup-compatibility/2006" xmlns:r="http://schemas.openxmlformats.org/officeDocument/2006/relationships" xmlns:w="http://schemas.openxmlformats.org/wordprocessingml/2006/main" xmlns:w14="http://schemas.microsoft.com/office/word/2010/wordml" xmlns:w15="http://schemas.microsoft.com/office/word/2012/wordml" xmlns:w16cex="http://schemas.microsoft.com/office/word/2018/wordml/cex" xmlns:w16cid="http://schemas.microsoft.com/office/word/2016/wordml/cid" xmlns:w16="http://schemas.microsoft.com/office/word/2018/wordml" xmlns:w16se="http://schemas.microsoft.com/office/word/2015/wordml/symex" mc:Ignorable="w14 w15 w16se w16cid w16 w16cex">
+<w:webSettings xmlns:mc="http://schemas.openxmlformats.org/markup-compatibility/2006" xmlns:r="http://schemas.openxmlformats.org/officeDocument/2006/relationships" xmlns:w="http://schemas.openxmlformats.org/wordprocessingml/2006/main" xmlns:w14="http://schemas.microsoft.com/office/word/2010/wordml" xmlns:w15="http://schemas.microsoft.com/office/word/2012/wordml" xmlns:w16cex="http://schemas.microsoft.com/office/word/2018/wordml/cex" xmlns:w16cid="http://schemas.microsoft.com/office/word/2016/wordml/cid" xmlns:w16="http://schemas.microsoft.com/office/word/2018/wordml" xmlns:w16du="http://schemas.microsoft.com/office/word/2023/wordml/word16du" xmlns:w16sdtdh="http://schemas.microsoft.com/office/word/2020/wordml/sdtdatahash" xmlns:w16sdtfl="http://schemas.microsoft.com/office/word/2024/wordml/sdtformatlock" xmlns:w16se="http://schemas.microsoft.com/office/word/2015/wordml/symex" mc:Ignorable="w14 w15 w16se w16cid w16 w16cex w16sdtdh w16sdtfl w16du">
   <w:optimizeForBrowser/>
   <w:allowPNG/>
 </w:webSettings>

--- a/Y3/T2/Network Security/Lab/MOD10-11/GNS3/Answer/10.3.12 Lab - Configure ZPFs.docx
+++ b/Y3/T2/Network Security/Lab/MOD10-11/GNS3/Answer/10.3.12 Lab - Configure ZPFs.docx
@@ -81,10 +81,10 @@
           <w:noProof/>
         </w:rPr>
         <w:drawing>
-          <wp:inline distT="0" distB="0" distL="0" distR="0" wp14:anchorId="7E672F3A" wp14:editId="3AAE6C16">
-            <wp:extent cx="6038186" cy="4600575"/>
-            <wp:effectExtent l="0" t="0" r="1270" b="0"/>
-            <wp:docPr id="10" name="Picture 10"/>
+          <wp:inline distT="0" distB="0" distL="0" distR="0" wp14:anchorId="0965C35F" wp14:editId="4EA6939B">
+            <wp:extent cx="6400800" cy="4742815"/>
+            <wp:effectExtent l="0" t="0" r="0" b="635"/>
+            <wp:docPr id="193109732" name="Picture 1"/>
             <wp:cNvGraphicFramePr>
               <a:graphicFrameLocks xmlns:a="http://schemas.openxmlformats.org/drawingml/2006/main" noChangeAspect="1"/>
             </wp:cNvGraphicFramePr>
@@ -92,33 +92,23 @@
               <a:graphicData uri="http://schemas.openxmlformats.org/drawingml/2006/picture">
                 <pic:pic xmlns:pic="http://schemas.openxmlformats.org/drawingml/2006/picture">
                   <pic:nvPicPr>
-                    <pic:cNvPr id="0" name="Picture 4"/>
-                    <pic:cNvPicPr>
-                      <a:picLocks noChangeAspect="1" noChangeArrowheads="1"/>
-                    </pic:cNvPicPr>
+                    <pic:cNvPr id="193109732" name=""/>
+                    <pic:cNvPicPr/>
                   </pic:nvPicPr>
                   <pic:blipFill>
-                    <a:blip r:embed="rId8">
-                      <a:extLst>
-                        <a:ext uri="{28A0092B-C50C-407E-A947-70E740481C1C}">
-                          <a14:useLocalDpi xmlns:a14="http://schemas.microsoft.com/office/drawing/2010/main" val="0"/>
-                        </a:ext>
-                      </a:extLst>
-                    </a:blip>
-                    <a:srcRect/>
+                    <a:blip r:embed="rId8"/>
                     <a:stretch>
                       <a:fillRect/>
                     </a:stretch>
                   </pic:blipFill>
-                  <pic:spPr bwMode="auto">
+                  <pic:spPr>
                     <a:xfrm>
                       <a:off x="0" y="0"/>
-                      <a:ext cx="6071867" cy="4626237"/>
+                      <a:ext cx="6400800" cy="4742815"/>
                     </a:xfrm>
                     <a:prstGeom prst="rect">
                       <a:avLst/>
                     </a:prstGeom>
-                    <a:noFill/>
                   </pic:spPr>
                 </pic:pic>
               </a:graphicData>
@@ -799,6 +789,7 @@
               <w:pStyle w:val="ConfigWindow"/>
             </w:pPr>
             <w:r>
+              <w:lastRenderedPageBreak/>
               <w:t>R3</w:t>
             </w:r>
           </w:p>
@@ -879,7 +870,6 @@
               <w:pStyle w:val="TableText"/>
             </w:pPr>
             <w:r>
-              <w:lastRenderedPageBreak/>
               <w:t>PC-A</w:t>
             </w:r>
           </w:p>
@@ -7054,6 +7044,51 @@
     </w:p>
     <w:p>
       <w:pPr>
+        <w:pStyle w:val="CMDOutput"/>
+      </w:pPr>
+      <w:r>
+        <w:rPr>
+          <w:noProof/>
+        </w:rPr>
+        <w:drawing>
+          <wp:inline distT="0" distB="0" distL="0" distR="0" wp14:anchorId="0915C067" wp14:editId="2282EDFC">
+            <wp:extent cx="5371429" cy="5133333"/>
+            <wp:effectExtent l="0" t="0" r="1270" b="0"/>
+            <wp:docPr id="1093159338" name="Picture 1"/>
+            <wp:cNvGraphicFramePr>
+              <a:graphicFrameLocks xmlns:a="http://schemas.openxmlformats.org/drawingml/2006/main" noChangeAspect="1"/>
+            </wp:cNvGraphicFramePr>
+            <a:graphic xmlns:a="http://schemas.openxmlformats.org/drawingml/2006/main">
+              <a:graphicData uri="http://schemas.openxmlformats.org/drawingml/2006/picture">
+                <pic:pic xmlns:pic="http://schemas.openxmlformats.org/drawingml/2006/picture">
+                  <pic:nvPicPr>
+                    <pic:cNvPr id="1093159338" name=""/>
+                    <pic:cNvPicPr/>
+                  </pic:nvPicPr>
+                  <pic:blipFill>
+                    <a:blip r:embed="rId9"/>
+                    <a:stretch>
+                      <a:fillRect/>
+                    </a:stretch>
+                  </pic:blipFill>
+                  <pic:spPr>
+                    <a:xfrm>
+                      <a:off x="0" y="0"/>
+                      <a:ext cx="5371429" cy="5133333"/>
+                    </a:xfrm>
+                    <a:prstGeom prst="rect">
+                      <a:avLst/>
+                    </a:prstGeom>
+                  </pic:spPr>
+                </pic:pic>
+              </a:graphicData>
+            </a:graphic>
+          </wp:inline>
+        </w:drawing>
+      </w:r>
+    </w:p>
+    <w:p>
+      <w:pPr>
         <w:pStyle w:val="Heading3"/>
       </w:pPr>
       <w:proofErr w:type="gramStart"/>
@@ -7612,6 +7647,63 @@
     </w:p>
     <w:p>
       <w:pPr>
+        <w:pStyle w:val="BodyTextL50"/>
+        <w:spacing w:before="0"/>
+        <w:rPr>
+          <w:color w:val="EE0000"/>
+        </w:rPr>
+      </w:pPr>
+      <w:r>
+        <w:rPr>
+          <w:color w:val="EE0000"/>
+        </w:rPr>
+        <w:t xml:space="preserve">The </w:t>
+      </w:r>
+      <w:r>
+        <w:rPr>
+          <w:b/>
+          <w:bCs/>
+          <w:color w:val="EE0000"/>
+        </w:rPr>
+        <w:t>"self" zone</w:t>
+      </w:r>
+      <w:r>
+        <w:rPr>
+          <w:color w:val="EE0000"/>
+        </w:rPr>
+        <w:t xml:space="preserve"> is a default security zone for traffic originating from or destined for the router’s </w:t>
+      </w:r>
+      <w:r>
+        <w:rPr>
+          <w:b/>
+          <w:bCs/>
+          <w:color w:val="EE0000"/>
+        </w:rPr>
+        <w:t>control plane</w:t>
+      </w:r>
+      <w:r>
+        <w:rPr>
+          <w:color w:val="EE0000"/>
+        </w:rPr>
+        <w:t xml:space="preserve"> (e.g., SSH, SNMP, routing protocols). By default, all traffic to this zone is </w:t>
+      </w:r>
+      <w:r>
+        <w:rPr>
+          <w:b/>
+          <w:bCs/>
+          <w:color w:val="EE0000"/>
+        </w:rPr>
+        <w:t>permitted</w:t>
+      </w:r>
+      <w:r>
+        <w:rPr>
+          <w:color w:val="EE0000"/>
+        </w:rPr>
+        <w:t>.</w:t>
+      </w:r>
+    </w:p>
+    <w:p>
+      <w:pPr>
         <w:pStyle w:val="AnswerLineL50"/>
       </w:pPr>
       <w:r>
@@ -7717,82 +7809,31 @@
     </w:p>
     <w:p>
       <w:pPr>
-        <w:pStyle w:val="AnswerLineL50"/>
-      </w:pPr>
-      <w:r>
-        <w:t>Type your answers here.</w:t>
-      </w:r>
-    </w:p>
-    <w:p>
-      <w:pPr>
-        <w:pStyle w:val="SubStepAlpha"/>
-        <w:rPr>
-          <w:shd w:val="clear" w:color="auto" w:fill="BFBFBF"/>
-        </w:rPr>
-      </w:pPr>
-      <w:r>
-        <w:t>Ping PC-C</w:t>
-      </w:r>
-      <w:r>
-        <w:t xml:space="preserve"> from PC-A</w:t>
-      </w:r>
-      <w:r>
-        <w:t xml:space="preserve">. In PC-A, open a command window and </w:t>
-      </w:r>
-      <w:r>
-        <w:t>ping 192.168.33.3.</w:t>
-      </w:r>
-    </w:p>
-    <w:p>
-      <w:pPr>
-        <w:pStyle w:val="CMD"/>
-        <w:rPr>
-          <w:shd w:val="clear" w:color="auto" w:fill="BFBFBF"/>
-        </w:rPr>
-      </w:pPr>
-      <w:r>
-        <w:t>P</w:t>
-      </w:r>
-      <w:r>
-        <w:t>C</w:t>
-      </w:r>
-      <w:r>
-        <w:t>-A:</w:t>
-      </w:r>
-      <w:r>
-        <w:t>\&gt;</w:t>
-      </w:r>
-      <w:r>
-        <w:rPr>
-          <w:b/>
-          <w:bCs/>
-        </w:rPr>
-        <w:t xml:space="preserve"> ping 192.168.33.3</w:t>
-      </w:r>
-    </w:p>
-    <w:p>
-      <w:pPr>
-        <w:pStyle w:val="Heading4"/>
-      </w:pPr>
-      <w:r>
-        <w:t>Question:</w:t>
-      </w:r>
-    </w:p>
-    <w:p>
-      <w:pPr>
         <w:pStyle w:val="BodyTextL50"/>
         <w:spacing w:before="0"/>
-      </w:pPr>
-      <w:r>
-        <w:t xml:space="preserve">Was the </w:t>
+        <w:rPr>
+          <w:color w:val="EE0000"/>
+        </w:rPr>
+      </w:pPr>
+      <w:r>
+        <w:rPr>
+          <w:color w:val="EE0000"/>
+        </w:rPr>
+        <w:t xml:space="preserve">ICMP packets from PC-A enter R3 via S0/0/1 (INTERNET zone). R3 identifies PC-B (192.168.3.3) on G0/0/1.3 as part of the INSIDE zone. Since the security policy blocks Internet-to-Internal traffic, the ping </w:t>
       </w:r>
       <w:proofErr w:type="gramStart"/>
       <w:r>
-        <w:t>ping</w:t>
+        <w:rPr>
+          <w:color w:val="EE0000"/>
+        </w:rPr>
+        <w:t>is</w:t>
       </w:r>
       <w:proofErr w:type="gramEnd"/>
       <w:r>
-        <w:t xml:space="preserve"> successful? Explain.</w:t>
+        <w:rPr>
+          <w:color w:val="EE0000"/>
+        </w:rPr>
+        <w:t xml:space="preserve"> dropped.</w:t>
       </w:r>
     </w:p>
     <w:p>
@@ -7811,13 +7852,16 @@
         </w:rPr>
       </w:pPr>
       <w:r>
-        <w:t>Ping PC-A from PC-B. In PC-B, open a command window and issue</w:t>
-      </w:r>
-      <w:r>
-        <w:t xml:space="preserve"> a ping to 192.168.1.3</w:t>
-      </w:r>
-      <w:r>
-        <w:t>.</w:t>
+        <w:t>Ping PC-C</w:t>
+      </w:r>
+      <w:r>
+        <w:t xml:space="preserve"> from PC-A</w:t>
+      </w:r>
+      <w:r>
+        <w:t xml:space="preserve">. In PC-A, open a command window and </w:t>
+      </w:r>
+      <w:r>
+        <w:t>ping 192.168.33.3.</w:t>
       </w:r>
     </w:p>
     <w:p>
@@ -7828,25 +7872,28 @@
         </w:rPr>
       </w:pPr>
       <w:r>
-        <w:t>PC-B</w:t>
-      </w:r>
-      <w:r>
-        <w:t xml:space="preserve">:\&gt; </w:t>
+        <w:t>P</w:t>
+      </w:r>
+      <w:r>
+        <w:t>C</w:t>
+      </w:r>
+      <w:r>
+        <w:t>-A:</w:t>
+      </w:r>
+      <w:r>
+        <w:t>\&gt;</w:t>
       </w:r>
       <w:r>
         <w:rPr>
           <w:b/>
           <w:bCs/>
         </w:rPr>
-        <w:t>ping 192.168.1.3</w:t>
+        <w:t xml:space="preserve"> ping 192.168.33.3</w:t>
       </w:r>
     </w:p>
     <w:p>
       <w:pPr>
         <w:pStyle w:val="Heading4"/>
-        <w:rPr>
-          <w:shd w:val="clear" w:color="auto" w:fill="BFBFBF"/>
-        </w:rPr>
       </w:pPr>
       <w:r>
         <w:t>Question:</w:t>
@@ -7856,9 +7903,6 @@
       <w:pPr>
         <w:pStyle w:val="BodyTextL50"/>
         <w:spacing w:before="0"/>
-        <w:rPr>
-          <w:shd w:val="clear" w:color="auto" w:fill="BFBFBF"/>
-        </w:rPr>
       </w:pPr>
       <w:r>
         <w:t xml:space="preserve">Was the </w:t>
@@ -7870,63 +7914,6 @@
       <w:proofErr w:type="gramEnd"/>
       <w:r>
         <w:t xml:space="preserve"> successful? Explain.</w:t>
-      </w:r>
-    </w:p>
-    <w:p>
-      <w:pPr>
-        <w:pStyle w:val="AnswerLineL50"/>
-      </w:pPr>
-      <w:r>
-        <w:t>Type your answers here.</w:t>
-      </w:r>
-    </w:p>
-    <w:p>
-      <w:pPr>
-        <w:pStyle w:val="SubStepAlpha"/>
-        <w:rPr>
-          <w:shd w:val="clear" w:color="auto" w:fill="BFBFBF"/>
-        </w:rPr>
-      </w:pPr>
-      <w:r>
-        <w:t xml:space="preserve">Ping PC-A from PC-C. In PC-C, open a command window and </w:t>
-      </w:r>
-      <w:r>
-        <w:t>ping 192.168.1.3</w:t>
-      </w:r>
-    </w:p>
-    <w:p>
-      <w:pPr>
-        <w:pStyle w:val="CMD"/>
-      </w:pPr>
-      <w:r>
-        <w:t>P</w:t>
-      </w:r>
-      <w:r>
-        <w:t>C</w:t>
-      </w:r>
-      <w:r>
-        <w:t>-C</w:t>
-      </w:r>
-      <w:r>
-        <w:t xml:space="preserve">:\&gt; </w:t>
-      </w:r>
-      <w:r>
-        <w:rPr>
-          <w:b/>
-          <w:bCs/>
-        </w:rPr>
-        <w:t>ping 192.168.1.3</w:t>
-      </w:r>
-    </w:p>
-    <w:p>
-      <w:pPr>
-        <w:pStyle w:val="Heading4"/>
-        <w:rPr>
-          <w:shd w:val="clear" w:color="auto" w:fill="BFBFBF"/>
-        </w:rPr>
-      </w:pPr>
-      <w:r>
-        <w:t>Question:</w:t>
       </w:r>
     </w:p>
     <w:p>
@@ -7934,10 +7921,79 @@
         <w:pStyle w:val="BodyTextL50"/>
         <w:spacing w:before="0"/>
         <w:rPr>
+          <w:color w:val="EE0000"/>
+        </w:rPr>
+      </w:pPr>
+      <w:r>
+        <w:rPr>
+          <w:color w:val="EE0000"/>
+        </w:rPr>
+        <w:t>ICMP packets from PC-A enter R3's INTERNET zone (S0/0/1). PC-C (192.168.33.3) is identified in the CONFROOM zone (G0/0/1.33). Because the security policy prohibits Internet-to-Conference traffic, R3 drops the packets.</w:t>
+      </w:r>
+    </w:p>
+    <w:p>
+      <w:pPr>
+        <w:pStyle w:val="AnswerLineL50"/>
+      </w:pPr>
+      <w:r>
+        <w:t>Type your answers here.</w:t>
+      </w:r>
+    </w:p>
+    <w:p>
+      <w:pPr>
+        <w:pStyle w:val="SubStepAlpha"/>
+        <w:rPr>
           <w:shd w:val="clear" w:color="auto" w:fill="BFBFBF"/>
         </w:rPr>
       </w:pPr>
       <w:r>
+        <w:t>Ping PC-A from PC-B. In PC-B, open a command window and issue</w:t>
+      </w:r>
+      <w:r>
+        <w:t xml:space="preserve"> a ping to 192.168.1.3</w:t>
+      </w:r>
+      <w:r>
+        <w:t>.</w:t>
+      </w:r>
+    </w:p>
+    <w:p>
+      <w:pPr>
+        <w:pStyle w:val="CMD"/>
+        <w:rPr>
+          <w:shd w:val="clear" w:color="auto" w:fill="BFBFBF"/>
+        </w:rPr>
+      </w:pPr>
+      <w:r>
+        <w:t>PC-B</w:t>
+      </w:r>
+      <w:r>
+        <w:t xml:space="preserve">:\&gt; </w:t>
+      </w:r>
+      <w:r>
+        <w:rPr>
+          <w:b/>
+          <w:bCs/>
+        </w:rPr>
+        <w:t>ping 192.168.1.3</w:t>
+      </w:r>
+    </w:p>
+    <w:p>
+      <w:pPr>
+        <w:pStyle w:val="Heading4"/>
+        <w:rPr>
+          <w:shd w:val="clear" w:color="auto" w:fill="BFBFBF"/>
+        </w:rPr>
+      </w:pPr>
+      <w:r>
+        <w:t>Question:</w:t>
+      </w:r>
+    </w:p>
+    <w:p>
+      <w:pPr>
+        <w:pStyle w:val="BodyTextL50"/>
+        <w:spacing w:before="0"/>
+      </w:pPr>
+      <w:r>
         <w:t xml:space="preserve">Was the </w:t>
       </w:r>
       <w:proofErr w:type="gramStart"/>
@@ -7947,6 +8003,154 @@
       <w:proofErr w:type="gramEnd"/>
       <w:r>
         <w:t xml:space="preserve"> successful? Explain.</w:t>
+      </w:r>
+    </w:p>
+    <w:p>
+      <w:pPr>
+        <w:pStyle w:val="BodyTextL50"/>
+        <w:spacing w:before="0"/>
+        <w:rPr>
+          <w:color w:val="EE0000"/>
+        </w:rPr>
+      </w:pPr>
+      <w:r>
+        <w:rPr>
+          <w:color w:val="EE0000"/>
+        </w:rPr>
+        <w:t xml:space="preserve">ICMP packets from PC-B enter R3's INSIDE zone (G0/1). R3 routes these toward PC-A (192.168.1.3) via the INTERNET zone (G0/0/0). The security policy permits INSIDE-to-INTERNET traffic (TCP, UDP, and ICMP). Because the policy uses inspection, R3 automatically allows </w:t>
+      </w:r>
+      <w:proofErr w:type="gramStart"/>
+      <w:r>
+        <w:rPr>
+          <w:color w:val="EE0000"/>
+        </w:rPr>
+        <w:t>return traffic</w:t>
+      </w:r>
+      <w:proofErr w:type="gramEnd"/>
+      <w:r>
+        <w:rPr>
+          <w:color w:val="EE0000"/>
+        </w:rPr>
+        <w:t>, resulting in a successful ping.</w:t>
+      </w:r>
+    </w:p>
+    <w:p>
+      <w:pPr>
+        <w:pStyle w:val="BodyTextL50"/>
+        <w:spacing w:before="0"/>
+        <w:rPr>
+          <w:shd w:val="clear" w:color="auto" w:fill="BFBFBF"/>
+        </w:rPr>
+      </w:pPr>
+    </w:p>
+    <w:p>
+      <w:pPr>
+        <w:pStyle w:val="AnswerLineL50"/>
+      </w:pPr>
+      <w:r>
+        <w:t>Type your answers here.</w:t>
+      </w:r>
+    </w:p>
+    <w:p>
+      <w:pPr>
+        <w:pStyle w:val="SubStepAlpha"/>
+        <w:rPr>
+          <w:shd w:val="clear" w:color="auto" w:fill="BFBFBF"/>
+        </w:rPr>
+      </w:pPr>
+      <w:r>
+        <w:t xml:space="preserve">Ping PC-A from PC-C. In PC-C, open a command window and </w:t>
+      </w:r>
+      <w:r>
+        <w:t>ping 192.168.1.3</w:t>
+      </w:r>
+    </w:p>
+    <w:p>
+      <w:pPr>
+        <w:pStyle w:val="CMD"/>
+      </w:pPr>
+      <w:r>
+        <w:t>P</w:t>
+      </w:r>
+      <w:r>
+        <w:t>C</w:t>
+      </w:r>
+      <w:r>
+        <w:t>-C</w:t>
+      </w:r>
+      <w:r>
+        <w:t xml:space="preserve">:\&gt; </w:t>
+      </w:r>
+      <w:r>
+        <w:rPr>
+          <w:b/>
+          <w:bCs/>
+        </w:rPr>
+        <w:t>ping 192.168.1.3</w:t>
+      </w:r>
+    </w:p>
+    <w:p>
+      <w:pPr>
+        <w:pStyle w:val="Heading4"/>
+        <w:rPr>
+          <w:shd w:val="clear" w:color="auto" w:fill="BFBFBF"/>
+        </w:rPr>
+      </w:pPr>
+      <w:r>
+        <w:t>Question:</w:t>
+      </w:r>
+    </w:p>
+    <w:p>
+      <w:pPr>
+        <w:pStyle w:val="BodyTextL50"/>
+        <w:spacing w:before="0"/>
+        <w:rPr>
+          <w:color w:val="EE0000"/>
+        </w:rPr>
+      </w:pPr>
+      <w:r>
+        <w:t xml:space="preserve">Was the </w:t>
+      </w:r>
+      <w:proofErr w:type="gramStart"/>
+      <w:r>
+        <w:t>ping</w:t>
+      </w:r>
+      <w:proofErr w:type="gramEnd"/>
+      <w:r>
+        <w:t xml:space="preserve"> successful? Explain.</w:t>
+      </w:r>
+    </w:p>
+    <w:p>
+      <w:pPr>
+        <w:pStyle w:val="BodyTextL50"/>
+        <w:spacing w:before="0"/>
+        <w:rPr>
+          <w:color w:val="EE0000"/>
+          <w:shd w:val="clear" w:color="auto" w:fill="BFBFBF"/>
+        </w:rPr>
+      </w:pPr>
+      <w:r>
+        <w:rPr>
+          <w:color w:val="EE0000"/>
+          <w:shd w:val="clear" w:color="auto" w:fill="BFBFBF"/>
+        </w:rPr>
+        <w:t xml:space="preserve">ICMP packets from PC-C enter R3 via the CONFROOM zone (G0/0/1.33) destined for PC-A in the INTERNET zone. Although R3 correctly routes this traffic, the security policy only permits HTTP, HTTPS, and DNS from </w:t>
+      </w:r>
+      <w:proofErr w:type="spellStart"/>
+      <w:r>
+        <w:rPr>
+          <w:color w:val="EE0000"/>
+          <w:shd w:val="clear" w:color="auto" w:fill="BFBFBF"/>
+        </w:rPr>
+        <w:t>ConfRoom</w:t>
+      </w:r>
+      <w:proofErr w:type="spellEnd"/>
+      <w:r>
+        <w:rPr>
+          <w:color w:val="EE0000"/>
+          <w:shd w:val="clear" w:color="auto" w:fill="BFBFBF"/>
+        </w:rPr>
+        <w:t xml:space="preserve"> to Internet. Consequently, the ICMP packets are dropped.</w:t>
       </w:r>
     </w:p>
     <w:p>
@@ -8043,63 +8247,138 @@
     </w:p>
     <w:p>
       <w:pPr>
-        <w:pStyle w:val="AnswerLineL50"/>
-      </w:pPr>
-      <w:r>
-        <w:t>Type your answers here.</w:t>
-      </w:r>
-    </w:p>
-    <w:p>
-      <w:pPr>
-        <w:pStyle w:val="SubStepAlpha"/>
-      </w:pPr>
-      <w:r>
-        <w:t>From PC-C ping R3’s G0/</w:t>
-      </w:r>
-      <w:r>
-        <w:t>0/</w:t>
-      </w:r>
-      <w:r>
-        <w:t>1</w:t>
-      </w:r>
-      <w:r>
-        <w:t>.3</w:t>
-      </w:r>
-      <w:r>
-        <w:t xml:space="preserve"> interface:</w:t>
-      </w:r>
-    </w:p>
-    <w:p>
-      <w:pPr>
-        <w:pStyle w:val="CMD"/>
-      </w:pPr>
-      <w:r>
-        <w:t>PC-</w:t>
-      </w:r>
-      <w:r>
-        <w:t xml:space="preserve">C:\&gt; </w:t>
-      </w:r>
-      <w:r>
-        <w:rPr>
-          <w:b/>
-          <w:bCs/>
-        </w:rPr>
-        <w:t>ping 192.168.3.1</w:t>
-      </w:r>
-    </w:p>
-    <w:p>
-      <w:pPr>
-        <w:pStyle w:val="Heading4"/>
-      </w:pPr>
-      <w:r>
-        <w:t>Question:</w:t>
-      </w:r>
-    </w:p>
-    <w:p>
-      <w:pPr>
         <w:pStyle w:val="BodyTextL25"/>
         <w:spacing w:before="0"/>
         <w:ind w:left="720"/>
+        <w:rPr>
+          <w:color w:val="EE0000"/>
+        </w:rPr>
+      </w:pPr>
+      <w:r>
+        <w:rPr>
+          <w:color w:val="EE0000"/>
+        </w:rPr>
+        <w:t xml:space="preserve">The ping is successful because the security policy only blocks </w:t>
+      </w:r>
+      <w:r>
+        <w:rPr>
+          <w:b/>
+          <w:bCs/>
+          <w:color w:val="EE0000"/>
+        </w:rPr>
+        <w:t>INTERNET</w:t>
+      </w:r>
+      <w:r>
+        <w:rPr>
+          <w:color w:val="EE0000"/>
+        </w:rPr>
+        <w:t xml:space="preserve"> traffic destined for the </w:t>
+      </w:r>
+      <w:r>
+        <w:rPr>
+          <w:b/>
+          <w:bCs/>
+          <w:color w:val="EE0000"/>
+        </w:rPr>
+        <w:t>INSIDE</w:t>
+      </w:r>
+      <w:r>
+        <w:rPr>
+          <w:color w:val="EE0000"/>
+        </w:rPr>
+        <w:t xml:space="preserve"> or </w:t>
+      </w:r>
+      <w:r>
+        <w:rPr>
+          <w:b/>
+          <w:bCs/>
+          <w:color w:val="EE0000"/>
+        </w:rPr>
+        <w:t>CONFROOM</w:t>
+      </w:r>
+      <w:r>
+        <w:rPr>
+          <w:color w:val="EE0000"/>
+        </w:rPr>
+        <w:t xml:space="preserve"> zones. Although PC-A's ICMP packets originate from the Internet, they target R3’s own interface IP (192.168.3.1). All local router IPs belong to the </w:t>
+      </w:r>
+      <w:r>
+        <w:rPr>
+          <w:b/>
+          <w:bCs/>
+          <w:color w:val="EE0000"/>
+        </w:rPr>
+        <w:t>Self zone</w:t>
+      </w:r>
+      <w:r>
+        <w:rPr>
+          <w:color w:val="EE0000"/>
+        </w:rPr>
+        <w:t>. Since no explicit policy restricts the Self zone, R3 permits the packets by default.</w:t>
+      </w:r>
+    </w:p>
+    <w:p>
+      <w:pPr>
+        <w:pStyle w:val="AnswerLineL50"/>
+      </w:pPr>
+      <w:r>
+        <w:t>Type your answers here.</w:t>
+      </w:r>
+    </w:p>
+    <w:p>
+      <w:pPr>
+        <w:pStyle w:val="SubStepAlpha"/>
+      </w:pPr>
+      <w:r>
+        <w:t>From PC-C ping R3’s G0/</w:t>
+      </w:r>
+      <w:r>
+        <w:t>0/</w:t>
+      </w:r>
+      <w:r>
+        <w:t>1</w:t>
+      </w:r>
+      <w:r>
+        <w:t>.3</w:t>
+      </w:r>
+      <w:r>
+        <w:t xml:space="preserve"> interface:</w:t>
+      </w:r>
+    </w:p>
+    <w:p>
+      <w:pPr>
+        <w:pStyle w:val="CMD"/>
+      </w:pPr>
+      <w:r>
+        <w:t>PC-</w:t>
+      </w:r>
+      <w:r>
+        <w:t xml:space="preserve">C:\&gt; </w:t>
+      </w:r>
+      <w:r>
+        <w:rPr>
+          <w:b/>
+          <w:bCs/>
+        </w:rPr>
+        <w:t>ping 192.168.3.1</w:t>
+      </w:r>
+    </w:p>
+    <w:p>
+      <w:pPr>
+        <w:pStyle w:val="Heading4"/>
+      </w:pPr>
+      <w:r>
+        <w:t>Question:</w:t>
+      </w:r>
+    </w:p>
+    <w:p>
+      <w:pPr>
+        <w:pStyle w:val="BodyTextL25"/>
+        <w:spacing w:before="0"/>
+        <w:ind w:left="720"/>
+        <w:rPr>
+          <w:color w:val="EE0000"/>
+        </w:rPr>
       </w:pPr>
       <w:r>
         <w:t xml:space="preserve">Was the </w:t>
@@ -8124,8 +8403,26 @@
         <w:pStyle w:val="AnswerLineL50"/>
       </w:pPr>
       <w:r>
-        <w:t>Type your answers here.</w:t>
-      </w:r>
+        <w:rPr>
+          <w:b w:val="0"/>
+          <w:i w:val="0"/>
+          <w:color w:val="EE0000"/>
+        </w:rPr>
+        <w:t xml:space="preserve">The ping succeeds because R3's security policy only blocks CONFROOM traffic destined for the INSIDE zone. Since PC-C is targeting R3’s local interface IP (192.168.3.1), the traffic is categorized as entering the Self zone. By default, the Self zone permits all traffic unless an explicit policy is configured to restrict </w:t>
+      </w:r>
+      <w:proofErr w:type="gramStart"/>
+      <w:r>
+        <w:rPr>
+          <w:b w:val="0"/>
+          <w:i w:val="0"/>
+          <w:color w:val="EE0000"/>
+        </w:rPr>
+        <w:t>it.</w:t>
+      </w:r>
+      <w:r>
+        <w:t>.</w:t>
+      </w:r>
+      <w:proofErr w:type="gramEnd"/>
     </w:p>
     <w:p>
       <w:pPr>
@@ -8691,6 +8988,48 @@
       </w:r>
       <w:r>
         <w:t>inside</w:t>
+      </w:r>
+    </w:p>
+    <w:p>
+      <w:pPr>
+        <w:pStyle w:val="CMDOutput"/>
+      </w:pPr>
+      <w:r>
+        <w:drawing>
+          <wp:inline distT="0" distB="0" distL="0" distR="0" wp14:anchorId="712A5CE5" wp14:editId="013ABC46">
+            <wp:extent cx="3877216" cy="1238423"/>
+            <wp:effectExtent l="0" t="0" r="0" b="0"/>
+            <wp:docPr id="1809740959" name="Picture 1"/>
+            <wp:cNvGraphicFramePr>
+              <a:graphicFrameLocks xmlns:a="http://schemas.openxmlformats.org/drawingml/2006/main" noChangeAspect="1"/>
+            </wp:cNvGraphicFramePr>
+            <a:graphic xmlns:a="http://schemas.openxmlformats.org/drawingml/2006/main">
+              <a:graphicData uri="http://schemas.openxmlformats.org/drawingml/2006/picture">
+                <pic:pic xmlns:pic="http://schemas.openxmlformats.org/drawingml/2006/picture">
+                  <pic:nvPicPr>
+                    <pic:cNvPr id="1809740959" name=""/>
+                    <pic:cNvPicPr/>
+                  </pic:nvPicPr>
+                  <pic:blipFill>
+                    <a:blip r:embed="rId10"/>
+                    <a:stretch>
+                      <a:fillRect/>
+                    </a:stretch>
+                  </pic:blipFill>
+                  <pic:spPr>
+                    <a:xfrm>
+                      <a:off x="0" y="0"/>
+                      <a:ext cx="3877216" cy="1238423"/>
+                    </a:xfrm>
+                    <a:prstGeom prst="rect">
+                      <a:avLst/>
+                    </a:prstGeom>
+                  </pic:spPr>
+                </pic:pic>
+              </a:graphicData>
+            </a:graphic>
+          </wp:inline>
+        </w:drawing>
       </w:r>
     </w:p>
     <w:p>
@@ -9165,10 +9504,10 @@
       </w:r>
     </w:p>
     <w:sectPr>
-      <w:headerReference w:type="default" r:id="rId9"/>
-      <w:footerReference w:type="default" r:id="rId10"/>
-      <w:headerReference w:type="first" r:id="rId11"/>
-      <w:footerReference w:type="first" r:id="rId12"/>
+      <w:headerReference w:type="default" r:id="rId11"/>
+      <w:footerReference w:type="default" r:id="rId12"/>
+      <w:headerReference w:type="first" r:id="rId13"/>
+      <w:footerReference w:type="first" r:id="rId14"/>
       <w:pgSz w:w="12240" w:h="15840" w:code="1"/>
       <w:pgMar w:top="1526" w:right="1080" w:bottom="1296" w:left="1080" w:header="720" w:footer="720" w:gutter="0"/>
       <w:cols w:space="720"/>
@@ -9251,7 +9590,7 @@
       <w:rPr>
         <w:noProof/>
       </w:rPr>
-      <w:t>2021</w:t>
+      <w:t>2026</w:t>
     </w:r>
     <w:r>
       <w:fldChar w:fldCharType="end"/>
@@ -9410,7 +9749,7 @@
       <w:rPr>
         <w:noProof/>
       </w:rPr>
-      <w:t>2021</w:t>
+      <w:t>2026</w:t>
     </w:r>
     <w:r>
       <w:fldChar w:fldCharType="end"/>
@@ -13689,7 +14028,6 @@
   <w:style w:type="character" w:default="1" w:styleId="DefaultParagraphFont">
     <w:name w:val="Default Paragraph Font"/>
     <w:uiPriority w:val="1"/>
-    <w:semiHidden/>
     <w:unhideWhenUsed/>
   </w:style>
   <w:style w:type="table" w:default="1" w:styleId="TableNormal">
@@ -15575,9 +15913,11 @@
   </w:compat>
   <w:rsids>
     <w:rsidRoot w:val="00B26F00"/>
+    <w:rsid w:val="000301CB"/>
     <w:rsid w:val="0004524C"/>
     <w:rsid w:val="002E40C3"/>
     <w:rsid w:val="00321359"/>
+    <w:rsid w:val="003532AE"/>
     <w:rsid w:val="0057074B"/>
     <w:rsid w:val="00631C7C"/>
     <w:rsid w:val="0079232D"/>
